--- a/Project29_Firmware_Software_Report.docx
+++ b/Project29_Firmware_Software_Report.docx
@@ -146,7 +146,7 @@
               <w:rPr>
                 <w:sz w:val="20"/>
               </w:rPr>
-              <w:t>ESP32 (Arduino)</w:t>
+              <w:t>ESP8266 (Arduino)</w:t>
             </w:r>
           </w:p>
         </w:tc>
@@ -172,7 +172,7 @@
           <w:i w:val="0"/>
           <w:color w:val="000000"/>
         </w:rPr>
-        <w:t>This report documents the control firmware for the Project 29 Smart Irrigation System. The firmware runs on an ESP32 development module and turns the sensor and actuator hardware into a self-contained, automatic plant-watering controller with a manual override. It reads soil moisture, air temperature and humidity (DHT11) and ambient light (LDR), decides when the plant needs water, and switches a DC pump through a relay. A 20x4 I2C LCD and three tactile buttons provide a complete on-device user interface, and all user settings are stored in non-volatile flash so they survive a power cycle.</w:t>
+        <w:t>This report documents the control firmware for the Project 29 Smart Irrigation System. The firmware runs on an ESP8266 Wi-Fi module (NodeMCU) and turns the sensor and actuator hardware into a self-contained, automatic plant-watering controller with a manual override. It reads soil moisture and air temperature/humidity (DHT22), decides when the plant needs water, and switches a DC pump through a relay. Instead of an on-device LCD, the controller exposes a small REST/JSON API over Wi-Fi and advertises itself over mDNS as smart-irrigation.local; a companion installable web app (PWA) is the user interface, giving live telemetry and control from any phone or laptop on the same network.</w:t>
       </w:r>
     </w:p>
     <w:p>
@@ -202,7 +202,7 @@
         <w:pStyle w:val="ListBullet"/>
       </w:pPr>
       <w:r>
-        <w:t>AUTO mode uses closed-loop control with hysteresis. The pump switches ON when the soil moisture falls below the Dry threshold and switches OFF once it rises above the Wet threshold. The gap between the two thresholds prevents the pump from rapidly cycling around a single set-point.</w:t>
+        <w:t>AUTO mode uses closed-loop control with hysteresis. The pump switches ON when the soil moisture falls below the Start threshold and switches OFF once it rises above the Stop threshold. The gap between the two thresholds prevents the pump from rapidly cycling around a single set-point.</w:t>
       </w:r>
     </w:p>
     <w:p>
@@ -210,7 +210,7 @@
         <w:pStyle w:val="ListBullet"/>
       </w:pPr>
       <w:r>
-        <w:t>MANUAL mode lets the operator switch the pump directly with the MANUAL button, for testing or one-off watering.</w:t>
+        <w:t>MANUAL mode lets the operator switch the pump directly from the web app; issuing a manual pump command automatically places the controller in MANUAL mode.</w:t>
       </w:r>
     </w:p>
     <w:p>
@@ -219,7 +219,7 @@
           <w:i w:val="0"/>
           <w:color w:val="000000"/>
         </w:rPr>
-        <w:t>Two protection rules apply in both modes: a maximum continuous run-time cuts the pump off after a set number of seconds, and a cooldown enforces a minimum wait between waterings. An optional night-only rule uses the LDR so that (if enabled) watering is allowed only in low light, reducing evaporation loss.</w:t>
+        <w:t>Three protection rules apply: a maximum continuous run-time force-stops the pump after a set time; a 5-second chatter guard prevents relay oscillation on rapid toggles (safety shut-offs bypass this guard so they can never be swallowed); and a DHT read-failure or an apparently disconnected soil probe is flagged as a sensor fault, pausing automatic watering.</w:t>
       </w:r>
     </w:p>
     <w:p>
@@ -241,7 +241,7 @@
           <w:i w:val="0"/>
           <w:color w:val="000000"/>
         </w:rPr>
-        <w:t>The firmware addresses each component through the ESP32 GPIO pins below. Analog sensors are placed on ADC1 input-only pins so the design remains compatible with future Wi-Fi use.</w:t>
+        <w:t>The firmware addresses each component through the ESP8266 (NodeMCU) pins below. The soil probe uses the single analog input A0; the DHT22 and relay use digital GPIOs.</w:t>
       </w:r>
     </w:p>
     <w:tbl>
@@ -252,14 +252,15 @@
         <w:tblLook w:firstColumn="1" w:firstRow="1" w:lastColumn="0" w:lastRow="0" w:noHBand="0" w:noVBand="1" w:val="04A0"/>
       </w:tblPr>
       <w:tblGrid>
-        <w:gridCol w:w="3216"/>
-        <w:gridCol w:w="3216"/>
-        <w:gridCol w:w="3216"/>
+        <w:gridCol w:w="2412"/>
+        <w:gridCol w:w="2412"/>
+        <w:gridCol w:w="2412"/>
+        <w:gridCol w:w="2412"/>
       </w:tblGrid>
       <w:tr>
         <w:tc>
           <w:tcPr>
-            <w:tcW w:type="dxa" w:w="3216"/>
+            <w:tcW w:type="dxa" w:w="2412"/>
           </w:tcPr>
           <w:p>
             <w:r>
@@ -273,7 +274,7 @@
         </w:tc>
         <w:tc>
           <w:tcPr>
-            <w:tcW w:type="dxa" w:w="3216"/>
+            <w:tcW w:type="dxa" w:w="2412"/>
           </w:tcPr>
           <w:p>
             <w:r>
@@ -287,7 +288,7 @@
         </w:tc>
         <w:tc>
           <w:tcPr>
-            <w:tcW w:type="dxa" w:w="3216"/>
+            <w:tcW w:type="dxa" w:w="2412"/>
           </w:tcPr>
           <w:p>
             <w:r>
@@ -295,7 +296,21 @@
                 <w:b/>
                 <w:color w:val="000000"/>
               </w:rPr>
-              <w:t>ESP32 Pin</w:t>
+              <w:t>NodeMCU Pin</w:t>
+            </w:r>
+          </w:p>
+        </w:tc>
+        <w:tc>
+          <w:tcPr>
+            <w:tcW w:type="dxa" w:w="2412"/>
+          </w:tcPr>
+          <w:p>
+            <w:r>
+              <w:rPr>
+                <w:b/>
+                <w:color w:val="000000"/>
+              </w:rPr>
+              <w:t>GPIO</w:t>
             </w:r>
           </w:p>
         </w:tc>
@@ -303,40 +318,53 @@
       <w:tr>
         <w:tc>
           <w:tcPr>
-            <w:tcW w:type="dxa" w:w="3216"/>
+            <w:tcW w:type="dxa" w:w="2412"/>
           </w:tcPr>
           <w:p>
             <w:r>
               <w:rPr>
                 <w:sz w:val="18"/>
               </w:rPr>
-              <w:t>DHT11</w:t>
+              <w:t>Soil moisture sensor</w:t>
             </w:r>
           </w:p>
         </w:tc>
         <w:tc>
           <w:tcPr>
-            <w:tcW w:type="dxa" w:w="3216"/>
+            <w:tcW w:type="dxa" w:w="2412"/>
           </w:tcPr>
           <w:p>
             <w:r>
               <w:rPr>
                 <w:sz w:val="18"/>
               </w:rPr>
-              <w:t>DATA</w:t>
+              <w:t>AOUT (analog)</w:t>
             </w:r>
           </w:p>
         </w:tc>
         <w:tc>
           <w:tcPr>
-            <w:tcW w:type="dxa" w:w="3216"/>
+            <w:tcW w:type="dxa" w:w="2412"/>
           </w:tcPr>
           <w:p>
             <w:r>
               <w:rPr>
                 <w:sz w:val="18"/>
               </w:rPr>
-              <w:t>GPIO4</w:t>
+              <w:t>A0</w:t>
+            </w:r>
+          </w:p>
+        </w:tc>
+        <w:tc>
+          <w:tcPr>
+            <w:tcW w:type="dxa" w:w="2412"/>
+          </w:tcPr>
+          <w:p>
+            <w:r>
+              <w:rPr>
+                <w:sz w:val="18"/>
+              </w:rPr>
+              <w:t>ADC0</w:t>
             </w:r>
           </w:p>
         </w:tc>
@@ -344,40 +372,53 @@
       <w:tr>
         <w:tc>
           <w:tcPr>
-            <w:tcW w:type="dxa" w:w="3216"/>
+            <w:tcW w:type="dxa" w:w="2412"/>
           </w:tcPr>
           <w:p>
             <w:r>
               <w:rPr>
                 <w:sz w:val="18"/>
               </w:rPr>
-              <w:t>Soil moisture sensor</w:t>
+              <w:t>DHT22</w:t>
             </w:r>
           </w:p>
         </w:tc>
         <w:tc>
           <w:tcPr>
-            <w:tcW w:type="dxa" w:w="3216"/>
+            <w:tcW w:type="dxa" w:w="2412"/>
           </w:tcPr>
           <w:p>
             <w:r>
               <w:rPr>
                 <w:sz w:val="18"/>
               </w:rPr>
-              <w:t>A0 (analog)</w:t>
+              <w:t>DATA</w:t>
             </w:r>
           </w:p>
         </w:tc>
         <w:tc>
           <w:tcPr>
-            <w:tcW w:type="dxa" w:w="3216"/>
+            <w:tcW w:type="dxa" w:w="2412"/>
           </w:tcPr>
           <w:p>
             <w:r>
               <w:rPr>
                 <w:sz w:val="18"/>
               </w:rPr>
-              <w:t>GPIO34</w:t>
+              <w:t>D2</w:t>
+            </w:r>
+          </w:p>
+        </w:tc>
+        <w:tc>
+          <w:tcPr>
+            <w:tcW w:type="dxa" w:w="2412"/>
+          </w:tcPr>
+          <w:p>
+            <w:r>
+              <w:rPr>
+                <w:sz w:val="18"/>
+              </w:rPr>
+              <w:t>GPIO4</w:t>
             </w:r>
           </w:p>
         </w:tc>
@@ -385,409 +426,53 @@
       <w:tr>
         <w:tc>
           <w:tcPr>
-            <w:tcW w:type="dxa" w:w="3216"/>
+            <w:tcW w:type="dxa" w:w="2412"/>
           </w:tcPr>
           <w:p>
             <w:r>
               <w:rPr>
                 <w:sz w:val="18"/>
               </w:rPr>
-              <w:t>LDR module</w:t>
+              <w:t>Relay module</w:t>
             </w:r>
           </w:p>
         </w:tc>
         <w:tc>
           <w:tcPr>
-            <w:tcW w:type="dxa" w:w="3216"/>
+            <w:tcW w:type="dxa" w:w="2412"/>
           </w:tcPr>
           <w:p>
             <w:r>
               <w:rPr>
                 <w:sz w:val="18"/>
               </w:rPr>
-              <w:t>OUT (analog)</w:t>
+              <w:t>IN -&gt; pump</w:t>
             </w:r>
           </w:p>
         </w:tc>
         <w:tc>
           <w:tcPr>
-            <w:tcW w:type="dxa" w:w="3216"/>
+            <w:tcW w:type="dxa" w:w="2412"/>
           </w:tcPr>
           <w:p>
             <w:r>
               <w:rPr>
                 <w:sz w:val="18"/>
               </w:rPr>
-              <w:t>GPIO35</w:t>
-            </w:r>
-          </w:p>
-        </w:tc>
-      </w:tr>
-      <w:tr>
-        <w:tc>
-          <w:tcPr>
-            <w:tcW w:type="dxa" w:w="3216"/>
-          </w:tcPr>
-          <w:p>
-            <w:r>
-              <w:rPr>
-                <w:sz w:val="18"/>
-              </w:rPr>
-              <w:t>LCD 20x4 (I2C)</w:t>
+              <w:t>D6</w:t>
             </w:r>
           </w:p>
         </w:tc>
         <w:tc>
           <w:tcPr>
-            <w:tcW w:type="dxa" w:w="3216"/>
+            <w:tcW w:type="dxa" w:w="2412"/>
           </w:tcPr>
           <w:p>
             <w:r>
               <w:rPr>
                 <w:sz w:val="18"/>
               </w:rPr>
-              <w:t>SDA</w:t>
-            </w:r>
-          </w:p>
-        </w:tc>
-        <w:tc>
-          <w:tcPr>
-            <w:tcW w:type="dxa" w:w="3216"/>
-          </w:tcPr>
-          <w:p>
-            <w:r>
-              <w:rPr>
-                <w:sz w:val="18"/>
-              </w:rPr>
-              <w:t>GPIO18</w:t>
-            </w:r>
-          </w:p>
-        </w:tc>
-      </w:tr>
-      <w:tr>
-        <w:tc>
-          <w:tcPr>
-            <w:tcW w:type="dxa" w:w="3216"/>
-          </w:tcPr>
-          <w:p>
-            <w:r>
-              <w:rPr>
-                <w:sz w:val="18"/>
-              </w:rPr>
-              <w:t>LCD 20x4 (I2C)</w:t>
-            </w:r>
-          </w:p>
-        </w:tc>
-        <w:tc>
-          <w:tcPr>
-            <w:tcW w:type="dxa" w:w="3216"/>
-          </w:tcPr>
-          <w:p>
-            <w:r>
-              <w:rPr>
-                <w:sz w:val="18"/>
-              </w:rPr>
-              <w:t>SCL</w:t>
-            </w:r>
-          </w:p>
-        </w:tc>
-        <w:tc>
-          <w:tcPr>
-            <w:tcW w:type="dxa" w:w="3216"/>
-          </w:tcPr>
-          <w:p>
-            <w:r>
-              <w:rPr>
-                <w:sz w:val="18"/>
-              </w:rPr>
-              <w:t>GPIO19</w:t>
-            </w:r>
-          </w:p>
-        </w:tc>
-      </w:tr>
-      <w:tr>
-        <w:tc>
-          <w:tcPr>
-            <w:tcW w:type="dxa" w:w="3216"/>
-          </w:tcPr>
-          <w:p>
-            <w:r>
-              <w:rPr>
-                <w:sz w:val="18"/>
-              </w:rPr>
-              <w:t>Relay channel 1</w:t>
-            </w:r>
-          </w:p>
-        </w:tc>
-        <w:tc>
-          <w:tcPr>
-            <w:tcW w:type="dxa" w:w="3216"/>
-          </w:tcPr>
-          <w:p>
-            <w:r>
-              <w:rPr>
-                <w:sz w:val="18"/>
-              </w:rPr>
-              <w:t>IN1 -&gt; pump</w:t>
-            </w:r>
-          </w:p>
-        </w:tc>
-        <w:tc>
-          <w:tcPr>
-            <w:tcW w:type="dxa" w:w="3216"/>
-          </w:tcPr>
-          <w:p>
-            <w:r>
-              <w:rPr>
-                <w:sz w:val="18"/>
-              </w:rPr>
-              <w:t>GPIO22</w:t>
-            </w:r>
-          </w:p>
-        </w:tc>
-      </w:tr>
-      <w:tr>
-        <w:tc>
-          <w:tcPr>
-            <w:tcW w:type="dxa" w:w="3216"/>
-          </w:tcPr>
-          <w:p>
-            <w:r>
-              <w:rPr>
-                <w:sz w:val="18"/>
-              </w:rPr>
-              <w:t>Relay channel 2</w:t>
-            </w:r>
-          </w:p>
-        </w:tc>
-        <w:tc>
-          <w:tcPr>
-            <w:tcW w:type="dxa" w:w="3216"/>
-          </w:tcPr>
-          <w:p>
-            <w:r>
-              <w:rPr>
-                <w:sz w:val="18"/>
-              </w:rPr>
-              <w:t>IN2 -&gt; spare/valve</w:t>
-            </w:r>
-          </w:p>
-        </w:tc>
-        <w:tc>
-          <w:tcPr>
-            <w:tcW w:type="dxa" w:w="3216"/>
-          </w:tcPr>
-          <w:p>
-            <w:r>
-              <w:rPr>
-                <w:sz w:val="18"/>
-              </w:rPr>
-              <w:t>GPIO23</w:t>
-            </w:r>
-          </w:p>
-        </w:tc>
-      </w:tr>
-      <w:tr>
-        <w:tc>
-          <w:tcPr>
-            <w:tcW w:type="dxa" w:w="3216"/>
-          </w:tcPr>
-          <w:p>
-            <w:r>
-              <w:rPr>
-                <w:sz w:val="18"/>
-              </w:rPr>
-              <w:t>Button MANUAL</w:t>
-            </w:r>
-          </w:p>
-        </w:tc>
-        <w:tc>
-          <w:tcPr>
-            <w:tcW w:type="dxa" w:w="3216"/>
-          </w:tcPr>
-          <w:p>
-            <w:r>
-              <w:rPr>
-                <w:sz w:val="18"/>
-              </w:rPr>
-              <w:t>signal (to GND)</w:t>
-            </w:r>
-          </w:p>
-        </w:tc>
-        <w:tc>
-          <w:tcPr>
-            <w:tcW w:type="dxa" w:w="3216"/>
-          </w:tcPr>
-          <w:p>
-            <w:r>
-              <w:rPr>
-                <w:sz w:val="18"/>
-              </w:rPr>
-              <w:t>GPIO25</w:t>
-            </w:r>
-          </w:p>
-        </w:tc>
-      </w:tr>
-      <w:tr>
-        <w:tc>
-          <w:tcPr>
-            <w:tcW w:type="dxa" w:w="3216"/>
-          </w:tcPr>
-          <w:p>
-            <w:r>
-              <w:rPr>
-                <w:sz w:val="18"/>
-              </w:rPr>
-              <w:t>Button MENU</w:t>
-            </w:r>
-          </w:p>
-        </w:tc>
-        <w:tc>
-          <w:tcPr>
-            <w:tcW w:type="dxa" w:w="3216"/>
-          </w:tcPr>
-          <w:p>
-            <w:r>
-              <w:rPr>
-                <w:sz w:val="18"/>
-              </w:rPr>
-              <w:t>signal (to GND)</w:t>
-            </w:r>
-          </w:p>
-        </w:tc>
-        <w:tc>
-          <w:tcPr>
-            <w:tcW w:type="dxa" w:w="3216"/>
-          </w:tcPr>
-          <w:p>
-            <w:r>
-              <w:rPr>
-                <w:sz w:val="18"/>
-              </w:rPr>
-              <w:t>GPIO26</w:t>
-            </w:r>
-          </w:p>
-        </w:tc>
-      </w:tr>
-      <w:tr>
-        <w:tc>
-          <w:tcPr>
-            <w:tcW w:type="dxa" w:w="3216"/>
-          </w:tcPr>
-          <w:p>
-            <w:r>
-              <w:rPr>
-                <w:sz w:val="18"/>
-              </w:rPr>
-              <w:t>Button SETTINGS</w:t>
-            </w:r>
-          </w:p>
-        </w:tc>
-        <w:tc>
-          <w:tcPr>
-            <w:tcW w:type="dxa" w:w="3216"/>
-          </w:tcPr>
-          <w:p>
-            <w:r>
-              <w:rPr>
-                <w:sz w:val="18"/>
-              </w:rPr>
-              <w:t>signal (to GND)</w:t>
-            </w:r>
-          </w:p>
-        </w:tc>
-        <w:tc>
-          <w:tcPr>
-            <w:tcW w:type="dxa" w:w="3216"/>
-          </w:tcPr>
-          <w:p>
-            <w:r>
-              <w:rPr>
-                <w:sz w:val="18"/>
-              </w:rPr>
-              <w:t>GPIO27</w:t>
-            </w:r>
-          </w:p>
-        </w:tc>
-      </w:tr>
-      <w:tr>
-        <w:tc>
-          <w:tcPr>
-            <w:tcW w:type="dxa" w:w="3216"/>
-          </w:tcPr>
-          <w:p>
-            <w:r>
-              <w:rPr>
-                <w:sz w:val="18"/>
-              </w:rPr>
-              <w:t>Green LED (+220 ohm)</w:t>
-            </w:r>
-          </w:p>
-        </w:tc>
-        <w:tc>
-          <w:tcPr>
-            <w:tcW w:type="dxa" w:w="3216"/>
-          </w:tcPr>
-          <w:p>
-            <w:r>
-              <w:rPr>
-                <w:sz w:val="18"/>
-              </w:rPr>
-              <w:t>anode</w:t>
-            </w:r>
-          </w:p>
-        </w:tc>
-        <w:tc>
-          <w:tcPr>
-            <w:tcW w:type="dxa" w:w="3216"/>
-          </w:tcPr>
-          <w:p>
-            <w:r>
-              <w:rPr>
-                <w:sz w:val="18"/>
-              </w:rPr>
-              <w:t>GPIO17</w:t>
-            </w:r>
-          </w:p>
-        </w:tc>
-      </w:tr>
-      <w:tr>
-        <w:tc>
-          <w:tcPr>
-            <w:tcW w:type="dxa" w:w="3216"/>
-          </w:tcPr>
-          <w:p>
-            <w:r>
-              <w:rPr>
-                <w:sz w:val="18"/>
-              </w:rPr>
-              <w:t>Red LED (+220 ohm)</w:t>
-            </w:r>
-          </w:p>
-        </w:tc>
-        <w:tc>
-          <w:tcPr>
-            <w:tcW w:type="dxa" w:w="3216"/>
-          </w:tcPr>
-          <w:p>
-            <w:r>
-              <w:rPr>
-                <w:sz w:val="18"/>
-              </w:rPr>
-              <w:t>anode</w:t>
-            </w:r>
-          </w:p>
-        </w:tc>
-        <w:tc>
-          <w:tcPr>
-            <w:tcW w:type="dxa" w:w="3216"/>
-          </w:tcPr>
-          <w:p>
-            <w:r>
-              <w:rPr>
-                <w:sz w:val="18"/>
-              </w:rPr>
-              <w:t>GPIO16</w:t>
+              <w:t>GPIO12</w:t>
             </w:r>
           </w:p>
         </w:tc>
@@ -799,7 +484,7 @@
           <w:i/>
           <w:color w:val="555555"/>
         </w:rPr>
-        <w:t>Buttons use the ESP32 internal pull-ups (pressed = LOW), so no external resistors are required. The pump is driven from the battery through the relay contacts, never from a GPIO.</w:t>
+        <w:t>The relay is active-HIGH in this build (RELAY_ON = HIGH). The relay output is initialised to OFF before the pin is set to OUTPUT, preventing a pump blip at boot. The pump is driven from its own supply through the relay contacts, never from a GPIO; fit a flyback diode across an inductive pump.</w:t>
       </w:r>
     </w:p>
     <w:p>
@@ -809,7 +494,7 @@
       <w:r>
         <w:drawing>
           <wp:inline xmlns:a="http://schemas.openxmlformats.org/drawingml/2006/main" xmlns:pic="http://schemas.openxmlformats.org/drawingml/2006/picture">
-            <wp:extent cx="6035040" cy="3827228"/>
+            <wp:extent cx="6035040" cy="3556883"/>
             <wp:docPr id="1" name="Picture 1"/>
             <wp:cNvGraphicFramePr>
               <a:graphicFrameLocks noChangeAspect="1"/>
@@ -830,7 +515,7 @@
                   <pic:spPr>
                     <a:xfrm>
                       <a:off x="0" y="0"/>
-                      <a:ext cx="6035040" cy="3827228"/>
+                      <a:ext cx="6035040" cy="3556883"/>
                     </a:xfrm>
                     <a:prstGeom prst="rect"/>
                   </pic:spPr>
@@ -851,7 +536,7 @@
           <w:color w:val="555555"/>
           <w:sz w:val="18"/>
         </w:rPr>
-        <w:t>Figure 1 - ESP32 wiring / connection diagram. Signal wires are labelled with the pin; power and common connections are summarised in the lower panel.</w:t>
+        <w:t>Figure 1 - ESP8266 wiring / connection diagram. Signal wires are labelled with the pin; power and common connections are summarised in the lower panel.</w:t>
       </w:r>
     </w:p>
     <w:p>
@@ -873,7 +558,7 @@
           <w:i w:val="0"/>
           <w:color w:val="000000"/>
         </w:rPr>
-        <w:t>The program is fully non-blocking: setup() initialises the peripherals and loads saved settings, then loop() runs a cooperative scheduler that services each task on its own timer without ever calling a long delay. This keeps the buttons and display responsive while the sensors and pump logic run in the background.</w:t>
+        <w:t>The program is fully non-blocking: setup() initialises the peripherals and connects to Wi-Fi, then loop() services the web server, mDNS, Wi-Fi health, the sensors, the safety timer and the control logic on their own timers without ever calling a long delay. This keeps the REST API responsive while the sensors and pump logic run in the background.</w:t>
       </w:r>
     </w:p>
     <w:tbl>
@@ -927,7 +612,7 @@
               <w:rPr>
                 <w:sz w:val="18"/>
               </w:rPr>
-              <w:t>readSoil / readLight</w:t>
+              <w:t>readSensors</w:t>
             </w:r>
           </w:p>
         </w:tc>
@@ -940,7 +625,7 @@
               <w:rPr>
                 <w:sz w:val="18"/>
               </w:rPr>
-              <w:t>Average 8 ADC samples; map raw value to 0-100 %</w:t>
+              <w:t>Timed DHT22 + soil reads; map raw ADC to 0-100 %, keep last good DHT value</w:t>
             </w:r>
           </w:p>
         </w:tc>
@@ -955,7 +640,7 @@
               <w:rPr>
                 <w:sz w:val="18"/>
               </w:rPr>
-              <w:t>readDht</w:t>
+              <w:t>updateIrrigation</w:t>
             </w:r>
           </w:p>
         </w:tc>
@@ -968,7 +653,7 @@
               <w:rPr>
                 <w:sz w:val="18"/>
               </w:rPr>
-              <w:t>Read DHT11; keep last good value on a failed read</w:t>
+              <w:t>AUTO hysteresis + soil-disconnect safety (skipped in MANUAL)</w:t>
             </w:r>
           </w:p>
         </w:tc>
@@ -983,7 +668,7 @@
               <w:rPr>
                 <w:sz w:val="18"/>
               </w:rPr>
-              <w:t>updateControl</w:t>
+              <w:t>handlePumpSafety</w:t>
             </w:r>
           </w:p>
         </w:tc>
@@ -996,7 +681,7 @@
               <w:rPr>
                 <w:sz w:val="18"/>
               </w:rPr>
-              <w:t>AUTO hysteresis / MANUAL logic + safety timers</w:t>
+              <w:t>Force-stop the pump once max run-time is exceeded</w:t>
             </w:r>
           </w:p>
         </w:tc>
@@ -1024,7 +709,7 @@
               <w:rPr>
                 <w:sz w:val="18"/>
               </w:rPr>
-              <w:t>Drive the relay and time the run/cooldown</w:t>
+              <w:t>Drive the relay with a 5 s chatter guard (safety shut-offs force through)</w:t>
             </w:r>
           </w:p>
         </w:tc>
@@ -1039,7 +724,7 @@
               <w:rPr>
                 <w:sz w:val="18"/>
               </w:rPr>
-              <w:t>updateLeds</w:t>
+              <w:t>handleWiFi</w:t>
             </w:r>
           </w:p>
         </w:tc>
@@ -1052,7 +737,7 @@
               <w:rPr>
                 <w:sz w:val="18"/>
               </w:rPr>
-              <w:t>Green = healthy, Red = pumping/dry, Red blink = fault</w:t>
+              <w:t>Non-blocking reconnect if the link drops</w:t>
             </w:r>
           </w:p>
         </w:tc>
@@ -1067,7 +752,7 @@
               <w:rPr>
                 <w:sz w:val="18"/>
               </w:rPr>
-              <w:t>handleButtons</w:t>
+              <w:t>/api/status, /api/config</w:t>
             </w:r>
           </w:p>
         </w:tc>
@@ -1080,7 +765,7 @@
               <w:rPr>
                 <w:sz w:val="18"/>
               </w:rPr>
-              <w:t>Debounced buttons drive the HOME/MENU/EDIT state machine</w:t>
+              <w:t>Serve live telemetry and thresholds as JSON</w:t>
             </w:r>
           </w:p>
         </w:tc>
@@ -1095,7 +780,7 @@
               <w:rPr>
                 <w:sz w:val="18"/>
               </w:rPr>
-              <w:t>renderUI</w:t>
+              <w:t>/api/pump, /api/mode, /api/config (POST)</w:t>
             </w:r>
           </w:p>
         </w:tc>
@@ -1108,35 +793,7 @@
               <w:rPr>
                 <w:sz w:val="18"/>
               </w:rPr>
-              <w:t>Draw the current LCD screen</w:t>
-            </w:r>
-          </w:p>
-        </w:tc>
-      </w:tr>
-      <w:tr>
-        <w:tc>
-          <w:tcPr>
-            <w:tcW w:type="dxa" w:w="4824"/>
-          </w:tcPr>
-          <w:p>
-            <w:r>
-              <w:rPr>
-                <w:sz w:val="18"/>
-              </w:rPr>
-              <w:t>load/saveSettings</w:t>
-            </w:r>
-          </w:p>
-        </w:tc>
-        <w:tc>
-          <w:tcPr>
-            <w:tcW w:type="dxa" w:w="4824"/>
-          </w:tcPr>
-          <w:p>
-            <w:r>
-              <w:rPr>
-                <w:sz w:val="18"/>
-              </w:rPr>
-              <w:t>Persist settings in flash (Preferences / NVS)</w:t>
+              <w:t>Apply control + clamp settings</w:t>
             </w:r>
           </w:p>
         </w:tc>
@@ -1247,7 +904,7 @@
               <w:rPr>
                 <w:sz w:val="18"/>
               </w:rPr>
-              <w:t>esp32 by Espressif</w:t>
+              <w:t>esp8266 by ESP8266 Community</w:t>
             </w:r>
           </w:p>
         </w:tc>
@@ -1275,7 +932,7 @@
               <w:rPr>
                 <w:sz w:val="18"/>
               </w:rPr>
-              <w:t>ESP32 Dev Module</w:t>
+              <w:t>NodeMCU 1.0 (ESP-12E Module)</w:t>
             </w:r>
           </w:p>
         </w:tc>
@@ -1303,7 +960,7 @@
               <w:rPr>
                 <w:sz w:val="18"/>
               </w:rPr>
-              <w:t>921600 baud</w:t>
+              <w:t>115200 baud</w:t>
             </w:r>
           </w:p>
         </w:tc>
@@ -1359,7 +1016,7 @@
               <w:rPr>
                 <w:sz w:val="18"/>
               </w:rPr>
-              <w:t>LiquidCrystal I2C (Frank de Brabander)</w:t>
+              <w:t>DHT sensor library (Adafruit)</w:t>
             </w:r>
           </w:p>
         </w:tc>
@@ -1387,7 +1044,7 @@
               <w:rPr>
                 <w:sz w:val="18"/>
               </w:rPr>
-              <w:t>DHT sensor library (Adafruit)</w:t>
+              <w:t>Adafruit Unified Sensor</w:t>
             </w:r>
           </w:p>
         </w:tc>
@@ -1415,7 +1072,7 @@
               <w:rPr>
                 <w:sz w:val="18"/>
               </w:rPr>
-              <w:t>Adafruit Unified Sensor</w:t>
+              <w:t>ArduinoJson (v6)</w:t>
             </w:r>
           </w:p>
         </w:tc>
@@ -1443,7 +1100,7 @@
               <w:rPr>
                 <w:sz w:val="18"/>
               </w:rPr>
-              <w:t>Wire, Preferences (ESP32 core)</w:t>
+              <w:t>ESP8266WiFi, ESP8266WebServer, ESP8266mDNS (core)</w:t>
             </w:r>
           </w:p>
         </w:tc>
@@ -1468,7 +1125,7 @@
           <w:i w:val="0"/>
           <w:color w:val="000000"/>
         </w:rPr>
-        <w:t>Because raw ADC values depend on the specific probe and soil, the sensor is calibrated once and the two reference values are stored in the firmware constants SOIL_RAW_DRY and SOIL_RAW_WET:</w:t>
+        <w:t>Because raw ADC values depend on the specific probe and soil, the sensor is calibrated once and the two reference values are stored in the firmware constants SOIL_DRY_RAW and SOIL_WET_RAW:</w:t>
       </w:r>
     </w:p>
     <w:p>
@@ -1476,7 +1133,7 @@
         <w:pStyle w:val="ListBullet"/>
       </w:pPr>
       <w:r>
-        <w:t>Open the Serial Monitor; each line reports the live raw reading.</w:t>
+        <w:t>Open the Serial Monitor at 115200 baud.</w:t>
       </w:r>
     </w:p>
     <w:p>
@@ -1484,7 +1141,7 @@
         <w:pStyle w:val="ListBullet"/>
       </w:pPr>
       <w:r>
-        <w:t>Hold the probe in dry air and record the raw value into SOIL_RAW_DRY.</w:t>
+        <w:t>Hold the probe in dry air and record the raw value into SOIL_DRY_RAW.</w:t>
       </w:r>
     </w:p>
     <w:p>
@@ -1492,7 +1149,7 @@
         <w:pStyle w:val="ListBullet"/>
       </w:pPr>
       <w:r>
-        <w:t>Dip the probe in a glass of water and record the raw value into SOIL_RAW_WET.</w:t>
+        <w:t>Dip the probe in a glass of water and record the raw value into SOIL_WET_RAW.</w:t>
       </w:r>
     </w:p>
     <w:p>
@@ -1513,7 +1170,7 @@
           <w:color w:val="000000"/>
           <w:sz w:val="28"/>
         </w:rPr>
-        <w:t>7.  User Interface</w:t>
+        <w:t>7.  REST API &amp; Web App (User Interface)</w:t>
       </w:r>
     </w:p>
     <w:p>
@@ -1522,7 +1179,7 @@
           <w:i w:val="0"/>
           <w:color w:val="000000"/>
         </w:rPr>
-        <w:t>The home screen mirrors the values shown on the concept LCD: soil %, temperature, humidity, light and pump status. The three buttons drive a simple menu:</w:t>
+        <w:t>The user interface is a Progressive Web App served separately (webapp/). It polls the controller every 3 seconds and issues control commands over the following endpoints; every response carries CORS headers so the app may be served from any local origin.</w:t>
       </w:r>
     </w:p>
     <w:tbl>
@@ -1533,15 +1190,13 @@
         <w:tblLook w:firstColumn="1" w:firstRow="1" w:lastColumn="0" w:lastRow="0" w:noHBand="0" w:noVBand="1" w:val="04A0"/>
       </w:tblPr>
       <w:tblGrid>
-        <w:gridCol w:w="2412"/>
-        <w:gridCol w:w="2412"/>
-        <w:gridCol w:w="2412"/>
-        <w:gridCol w:w="2412"/>
+        <w:gridCol w:w="4824"/>
+        <w:gridCol w:w="4824"/>
       </w:tblGrid>
       <w:tr>
         <w:tc>
           <w:tcPr>
-            <w:tcW w:type="dxa" w:w="2412"/>
+            <w:tcW w:type="dxa" w:w="4824"/>
           </w:tcPr>
           <w:p>
             <w:r>
@@ -1549,13 +1204,13 @@
                 <w:b/>
                 <w:color w:val="000000"/>
               </w:rPr>
-              <w:t>Screen</w:t>
+              <w:t>Method / Path</w:t>
             </w:r>
           </w:p>
         </w:tc>
         <w:tc>
           <w:tcPr>
-            <w:tcW w:type="dxa" w:w="2412"/>
+            <w:tcW w:type="dxa" w:w="4824"/>
           </w:tcPr>
           <w:p>
             <w:r>
@@ -1563,35 +1218,7 @@
                 <w:b/>
                 <w:color w:val="000000"/>
               </w:rPr>
-              <w:t>MANUAL</w:t>
-            </w:r>
-          </w:p>
-        </w:tc>
-        <w:tc>
-          <w:tcPr>
-            <w:tcW w:type="dxa" w:w="2412"/>
-          </w:tcPr>
-          <w:p>
-            <w:r>
-              <w:rPr>
-                <w:b/>
-                <w:color w:val="000000"/>
-              </w:rPr>
-              <w:t>MENU</w:t>
-            </w:r>
-          </w:p>
-        </w:tc>
-        <w:tc>
-          <w:tcPr>
-            <w:tcW w:type="dxa" w:w="2412"/>
-          </w:tcPr>
-          <w:p>
-            <w:r>
-              <w:rPr>
-                <w:b/>
-                <w:color w:val="000000"/>
-              </w:rPr>
-              <w:t>SETTINGS</w:t>
+              <w:t>Purpose</w:t>
             </w:r>
           </w:p>
         </w:tc>
@@ -1599,53 +1226,27 @@
       <w:tr>
         <w:tc>
           <w:tcPr>
-            <w:tcW w:type="dxa" w:w="2412"/>
+            <w:tcW w:type="dxa" w:w="4824"/>
           </w:tcPr>
           <w:p>
             <w:r>
               <w:rPr>
                 <w:sz w:val="18"/>
               </w:rPr>
-              <w:t>Home</w:t>
+              <w:t>GET /api/status</w:t>
             </w:r>
           </w:p>
         </w:tc>
         <w:tc>
           <w:tcPr>
-            <w:tcW w:type="dxa" w:w="2412"/>
+            <w:tcW w:type="dxa" w:w="4824"/>
           </w:tcPr>
           <w:p>
             <w:r>
               <w:rPr>
                 <w:sz w:val="18"/>
               </w:rPr>
-              <w:t>Toggle pump (manual)</w:t>
-            </w:r>
-          </w:p>
-        </w:tc>
-        <w:tc>
-          <w:tcPr>
-            <w:tcW w:type="dxa" w:w="2412"/>
-          </w:tcPr>
-          <w:p>
-            <w:r>
-              <w:rPr>
-                <w:sz w:val="18"/>
-              </w:rPr>
-              <w:t>Open settings</w:t>
-            </w:r>
-          </w:p>
-        </w:tc>
-        <w:tc>
-          <w:tcPr>
-            <w:tcW w:type="dxa" w:w="2412"/>
-          </w:tcPr>
-          <w:p>
-            <w:r>
-              <w:rPr>
-                <w:sz w:val="18"/>
-              </w:rPr>
-              <w:t>Open settings</w:t>
+              <w:t>Live JSON: soilMoisture, temperature, humidity, pump, mode, sensorError, ip, uptime</w:t>
             </w:r>
           </w:p>
         </w:tc>
@@ -1653,53 +1254,27 @@
       <w:tr>
         <w:tc>
           <w:tcPr>
-            <w:tcW w:type="dxa" w:w="2412"/>
+            <w:tcW w:type="dxa" w:w="4824"/>
           </w:tcPr>
           <w:p>
             <w:r>
               <w:rPr>
                 <w:sz w:val="18"/>
               </w:rPr>
-              <w:t>Settings list</w:t>
+              <w:t>GET /api/config</w:t>
             </w:r>
           </w:p>
         </w:tc>
         <w:tc>
           <w:tcPr>
-            <w:tcW w:type="dxa" w:w="2412"/>
+            <w:tcW w:type="dxa" w:w="4824"/>
           </w:tcPr>
           <w:p>
             <w:r>
               <w:rPr>
                 <w:sz w:val="18"/>
               </w:rPr>
-              <w:t>Back to home</w:t>
-            </w:r>
-          </w:p>
-        </w:tc>
-        <w:tc>
-          <w:tcPr>
-            <w:tcW w:type="dxa" w:w="2412"/>
-          </w:tcPr>
-          <w:p>
-            <w:r>
-              <w:rPr>
-                <w:sz w:val="18"/>
-              </w:rPr>
-              <w:t>Next item</w:t>
-            </w:r>
-          </w:p>
-        </w:tc>
-        <w:tc>
-          <w:tcPr>
-            <w:tcW w:type="dxa" w:w="2412"/>
-          </w:tcPr>
-          <w:p>
-            <w:r>
-              <w:rPr>
-                <w:sz w:val="18"/>
-              </w:rPr>
-              <w:t>Edit / Save &amp; Exit</w:t>
+              <w:t>Thresholds: startThreshold, stopThreshold, maxRuntimeMs</w:t>
             </w:r>
           </w:p>
         </w:tc>
@@ -1707,53 +1282,83 @@
       <w:tr>
         <w:tc>
           <w:tcPr>
-            <w:tcW w:type="dxa" w:w="2412"/>
+            <w:tcW w:type="dxa" w:w="4824"/>
           </w:tcPr>
           <w:p>
             <w:r>
               <w:rPr>
                 <w:sz w:val="18"/>
               </w:rPr>
-              <w:t>Edit value</w:t>
+              <w:t>POST /api/pump</w:t>
             </w:r>
           </w:p>
         </w:tc>
         <w:tc>
           <w:tcPr>
-            <w:tcW w:type="dxa" w:w="2412"/>
+            <w:tcW w:type="dxa" w:w="4824"/>
           </w:tcPr>
           <w:p>
             <w:r>
               <w:rPr>
                 <w:sz w:val="18"/>
               </w:rPr>
-              <w:t>Confirm</w:t>
+              <w:t>Body {"state": true|false} - manual pump (also forces MANUAL mode)</w:t>
+            </w:r>
+          </w:p>
+        </w:tc>
+      </w:tr>
+      <w:tr>
+        <w:tc>
+          <w:tcPr>
+            <w:tcW w:type="dxa" w:w="4824"/>
+          </w:tcPr>
+          <w:p>
+            <w:r>
+              <w:rPr>
+                <w:sz w:val="18"/>
+              </w:rPr>
+              <w:t>POST /api/mode</w:t>
             </w:r>
           </w:p>
         </w:tc>
         <w:tc>
           <w:tcPr>
-            <w:tcW w:type="dxa" w:w="2412"/>
+            <w:tcW w:type="dxa" w:w="4824"/>
           </w:tcPr>
           <w:p>
             <w:r>
               <w:rPr>
                 <w:sz w:val="18"/>
               </w:rPr>
-              <w:t>Decrease (-)</w:t>
+              <w:t>Body {"mode": "auto"|"manual"}</w:t>
+            </w:r>
+          </w:p>
+        </w:tc>
+      </w:tr>
+      <w:tr>
+        <w:tc>
+          <w:tcPr>
+            <w:tcW w:type="dxa" w:w="4824"/>
+          </w:tcPr>
+          <w:p>
+            <w:r>
+              <w:rPr>
+                <w:sz w:val="18"/>
+              </w:rPr>
+              <w:t>POST /api/config</w:t>
             </w:r>
           </w:p>
         </w:tc>
         <w:tc>
           <w:tcPr>
-            <w:tcW w:type="dxa" w:w="2412"/>
+            <w:tcW w:type="dxa" w:w="4824"/>
           </w:tcPr>
           <w:p>
             <w:r>
               <w:rPr>
                 <w:sz w:val="18"/>
               </w:rPr>
-              <w:t>Increase (+)</w:t>
+              <w:t>Body {startThreshold, stopThreshold, maxRuntimeMs} - update + clamp</w:t>
             </w:r>
           </w:p>
         </w:tc>
@@ -1762,10 +1367,10 @@
     <w:p>
       <w:r>
         <w:rPr>
-          <w:i w:val="0"/>
-          <w:color w:val="000000"/>
+          <w:i/>
+          <w:color w:val="555555"/>
         </w:rPr>
-        <w:t>Adjustable settings: Mode, Dry threshold %, Wet threshold %, Max run (s), Cooldown (s) and Night-only. Selecting Save &amp; Exit writes them to flash.</w:t>
+        <w:t>On the config write the firmware clamps both thresholds to 0-100 %, clamps the run-time to 3 s - 10 min, and enforces start &lt; stop, so an out-of-range request can never leave the controller in an unsafe state.</w:t>
       </w:r>
     </w:p>
     <w:p>
@@ -1897,7 +1502,7 @@
               <w:rPr>
                 <w:sz w:val="18"/>
               </w:rPr>
-              <w:t>LCD splash, then dashboard; green LED on</w:t>
+              <w:t>Serial prints IP; app connects at smart-irrigation.local</w:t>
             </w:r>
           </w:p>
         </w:tc>
@@ -1950,7 +1555,7 @@
               <w:rPr>
                 <w:sz w:val="18"/>
               </w:rPr>
-              <w:t>Soil % high; pump stays OFF above Wet%</w:t>
+              <w:t>Soil % high; pump stays OFF above Stop %</w:t>
             </w:r>
           </w:p>
         </w:tc>
@@ -2003,7 +1608,7 @@
               <w:rPr>
                 <w:sz w:val="18"/>
               </w:rPr>
-              <w:t>Below Dry%, pump ON, red LED on</w:t>
+              <w:t>Below Start %, pump turns ON</w:t>
             </w:r>
           </w:p>
         </w:tc>
@@ -2056,7 +1661,7 @@
               <w:rPr>
                 <w:sz w:val="18"/>
               </w:rPr>
-              <w:t>Auto-stops after Max run (safety)</w:t>
+              <w:t>Force-stops after Max run-time (safety)</w:t>
             </w:r>
           </w:p>
         </w:tc>
@@ -2096,7 +1701,7 @@
               <w:rPr>
                 <w:sz w:val="18"/>
               </w:rPr>
-              <w:t>Press MANUAL</w:t>
+              <w:t>Toggle pump in app</w:t>
             </w:r>
           </w:p>
         </w:tc>
@@ -2109,7 +1714,7 @@
               <w:rPr>
                 <w:sz w:val="18"/>
               </w:rPr>
-              <w:t>Pump toggles immediately</w:t>
+              <w:t>Pump switches; controller flips to MANUAL</w:t>
             </w:r>
           </w:p>
         </w:tc>
@@ -2149,7 +1754,7 @@
               <w:rPr>
                 <w:sz w:val="18"/>
               </w:rPr>
-              <w:t>Unplug soil sensor</w:t>
+              <w:t>Unplug DHT / soil probe</w:t>
             </w:r>
           </w:p>
         </w:tc>
@@ -2162,7 +1767,7 @@
               <w:rPr>
                 <w:sz w:val="18"/>
               </w:rPr>
-              <w:t>Red LED blinks (fault); pump OFF</w:t>
+              <w:t>sensorError = true; auto watering paused</w:t>
             </w:r>
           </w:p>
         </w:tc>
@@ -2202,7 +1807,7 @@
               <w:rPr>
                 <w:sz w:val="18"/>
               </w:rPr>
-              <w:t>Night-only = YES, cover LDR</w:t>
+              <w:t>POST out-of-range config</w:t>
             </w:r>
           </w:p>
         </w:tc>
@@ -2215,7 +1820,7 @@
               <w:rPr>
                 <w:sz w:val="18"/>
               </w:rPr>
-              <w:t>Watering allowed only in the dark</w:t>
+              <w:t>Values clamped; start &lt; stop preserved</w:t>
             </w:r>
           </w:p>
         </w:tc>
@@ -2255,7 +1860,7 @@
               <w:rPr>
                 <w:sz w:val="18"/>
               </w:rPr>
-              <w:t>Change setting, reboot</w:t>
+              <w:t>Drop Wi-Fi, restore</w:t>
             </w:r>
           </w:p>
         </w:tc>
@@ -2268,7 +1873,7 @@
               <w:rPr>
                 <w:sz w:val="18"/>
               </w:rPr>
-              <w:t>New value remembered (flash)</w:t>
+              <w:t>Controller reconnects; app resumes polling</w:t>
             </w:r>
           </w:p>
         </w:tc>
@@ -2310,7 +1915,7 @@
           <w:i/>
           <w:color w:val="555555"/>
         </w:rPr>
-        <w:t>File: smart_irrigation/smart_irrigation.ino</w:t>
+        <w:t>File: smart_irrigation_esp8266/smart_irrigation_esp8266.ino</w:t>
       </w:r>
     </w:p>
     <w:tbl>
@@ -2352,85 +1957,20 @@
                 <w:color w:val="000000"/>
                 <w:sz w:val="15"/>
               </w:rPr>
-              <w:t xml:space="preserve">  SMART IRRIGATION SYSTEM  —  ESP32 firmware</w:t>
-            </w:r>
-          </w:p>
-          <w:p>
-            <w:pPr>
-              <w:spacing w:before="0" w:after="0" w:line="240" w:lineRule="auto"/>
-            </w:pPr>
-            <w:r>
-              <w:rPr>
-                <w:rFonts w:ascii="Consolas" w:hAnsi="Consolas"/>
-                <w:color w:val="000000"/>
-                <w:sz w:val="15"/>
-              </w:rPr>
-              <w:t xml:space="preserve">  --------------------------------------------------------------------------</w:t>
-            </w:r>
-          </w:p>
-          <w:p>
-            <w:pPr>
-              <w:spacing w:before="0" w:after="0" w:line="240" w:lineRule="auto"/>
-            </w:pPr>
-            <w:r>
-              <w:rPr>
-                <w:rFonts w:ascii="Consolas" w:hAnsi="Consolas"/>
-                <w:color w:val="000000"/>
-                <w:sz w:val="15"/>
-              </w:rPr>
-              <w:t xml:space="preserve">  Hardware (from the project circuit diagram):</w:t>
-            </w:r>
-          </w:p>
-          <w:p>
-            <w:pPr>
-              <w:spacing w:before="0" w:after="0" w:line="240" w:lineRule="auto"/>
-            </w:pPr>
-            <w:r>
-              <w:rPr>
-                <w:rFonts w:ascii="Consolas" w:hAnsi="Consolas"/>
-                <w:color w:val="000000"/>
-                <w:sz w:val="15"/>
-              </w:rPr>
-              <w:t xml:space="preserve">    ESP32 Dev Module, DHT11 (temp/hum), capacitive/resistive soil moisture,</w:t>
-            </w:r>
-          </w:p>
-          <w:p>
-            <w:pPr>
-              <w:spacing w:before="0" w:after="0" w:line="240" w:lineRule="auto"/>
-            </w:pPr>
-            <w:r>
-              <w:rPr>
-                <w:rFonts w:ascii="Consolas" w:hAnsi="Consolas"/>
-                <w:color w:val="000000"/>
-                <w:sz w:val="15"/>
-              </w:rPr>
-              <w:t xml:space="preserve">    LDR light module, LCD 20x4 (I2C), 2-channel relay (water pump + spare),</w:t>
-            </w:r>
-          </w:p>
-          <w:p>
-            <w:pPr>
-              <w:spacing w:before="0" w:after="0" w:line="240" w:lineRule="auto"/>
-            </w:pPr>
-            <w:r>
-              <w:rPr>
-                <w:rFonts w:ascii="Consolas" w:hAnsi="Consolas"/>
-                <w:color w:val="000000"/>
-                <w:sz w:val="15"/>
-              </w:rPr>
-              <w:t xml:space="preserve">    3 tactile buttons (MANUAL / MENU / SETTINGS), red + green status LEDs,</w:t>
-            </w:r>
-          </w:p>
-          <w:p>
-            <w:pPr>
-              <w:spacing w:before="0" w:after="0" w:line="240" w:lineRule="auto"/>
-            </w:pPr>
-            <w:r>
-              <w:rPr>
-                <w:rFonts w:ascii="Consolas" w:hAnsi="Consolas"/>
-                <w:color w:val="000000"/>
-                <w:sz w:val="15"/>
-              </w:rPr>
-              <w:t xml:space="preserve">    3.7V Li-ion + SPDT power switch.</w:t>
+              <w:t xml:space="preserve">  SMART IRRIGATION SYSTEM  —  ESP8266 firmware (NodeMCU / Wemos D1)</w:t>
+            </w:r>
+          </w:p>
+          <w:p>
+            <w:pPr>
+              <w:spacing w:before="0" w:after="0" w:line="240" w:lineRule="auto"/>
+            </w:pPr>
+            <w:r>
+              <w:rPr>
+                <w:rFonts w:ascii="Consolas" w:hAnsi="Consolas"/>
+                <w:color w:val="000000"/>
+                <w:sz w:val="15"/>
+              </w:rPr>
+              <w:t xml:space="preserve">  Project 29 — updated connection layer.</w:t>
             </w:r>
           </w:p>
           <w:p>
@@ -2456,98 +1996,85 @@
                 <w:color w:val="000000"/>
                 <w:sz w:val="15"/>
               </w:rPr>
-              <w:t xml:space="preserve">  Features:</w:t>
-            </w:r>
-          </w:p>
-          <w:p>
-            <w:pPr>
-              <w:spacing w:before="0" w:after="0" w:line="240" w:lineRule="auto"/>
-            </w:pPr>
-            <w:r>
-              <w:rPr>
-                <w:rFonts w:ascii="Consolas" w:hAnsi="Consolas"/>
-                <w:color w:val="000000"/>
-                <w:sz w:val="15"/>
-              </w:rPr>
-              <w:t xml:space="preserve">    * AUTO watering with hysteresis (start below DRY%, stop above WET%)</w:t>
-            </w:r>
-          </w:p>
-          <w:p>
-            <w:pPr>
-              <w:spacing w:before="0" w:after="0" w:line="240" w:lineRule="auto"/>
-            </w:pPr>
-            <w:r>
-              <w:rPr>
-                <w:rFonts w:ascii="Consolas" w:hAnsi="Consolas"/>
-                <w:color w:val="000000"/>
-                <w:sz w:val="15"/>
-              </w:rPr>
-              <w:t xml:space="preserve">    * MANUAL override (button toggles pump)</w:t>
-            </w:r>
-          </w:p>
-          <w:p>
-            <w:pPr>
-              <w:spacing w:before="0" w:after="0" w:line="240" w:lineRule="auto"/>
-            </w:pPr>
-            <w:r>
-              <w:rPr>
-                <w:rFonts w:ascii="Consolas" w:hAnsi="Consolas"/>
-                <w:color w:val="000000"/>
-                <w:sz w:val="15"/>
-              </w:rPr>
-              <w:t xml:space="preserve">    * Optional "water only at night" using the LDR</w:t>
-            </w:r>
-          </w:p>
-          <w:p>
-            <w:pPr>
-              <w:spacing w:before="0" w:after="0" w:line="240" w:lineRule="auto"/>
-            </w:pPr>
-            <w:r>
-              <w:rPr>
-                <w:rFonts w:ascii="Consolas" w:hAnsi="Consolas"/>
-                <w:color w:val="000000"/>
-                <w:sz w:val="15"/>
-              </w:rPr>
-              <w:t xml:space="preserve">    * Safety: max continuous pump run-time + cooldown between waterings</w:t>
-            </w:r>
-          </w:p>
-          <w:p>
-            <w:pPr>
-              <w:spacing w:before="0" w:after="0" w:line="240" w:lineRule="auto"/>
-            </w:pPr>
-            <w:r>
-              <w:rPr>
-                <w:rFonts w:ascii="Consolas" w:hAnsi="Consolas"/>
-                <w:color w:val="000000"/>
-                <w:sz w:val="15"/>
-              </w:rPr>
-              <w:t xml:space="preserve">    * Sensor-fault handling (DHT NaN / soil sensor unplugged)</w:t>
-            </w:r>
-          </w:p>
-          <w:p>
-            <w:pPr>
-              <w:spacing w:before="0" w:after="0" w:line="240" w:lineRule="auto"/>
-            </w:pPr>
-            <w:r>
-              <w:rPr>
-                <w:rFonts w:ascii="Consolas" w:hAnsi="Consolas"/>
-                <w:color w:val="000000"/>
-                <w:sz w:val="15"/>
-              </w:rPr>
-              <w:t xml:space="preserve">    * LCD dashboard + 3-button menu to change settings live</w:t>
-            </w:r>
-          </w:p>
-          <w:p>
-            <w:pPr>
-              <w:spacing w:before="0" w:after="0" w:line="240" w:lineRule="auto"/>
-            </w:pPr>
-            <w:r>
-              <w:rPr>
-                <w:rFonts w:ascii="Consolas" w:hAnsi="Consolas"/>
-                <w:color w:val="000000"/>
-                <w:sz w:val="15"/>
-              </w:rPr>
-              <w:t xml:space="preserve">    * Settings saved to flash (survive power-off) via Preferences (NVS)</w:t>
+              <w:t xml:space="preserve">  REST API (dashboard is wired to this exact contract):</w:t>
+            </w:r>
+          </w:p>
+          <w:p>
+            <w:pPr>
+              <w:spacing w:before="0" w:after="0" w:line="240" w:lineRule="auto"/>
+            </w:pPr>
+            <w:r>
+              <w:rPr>
+                <w:rFonts w:ascii="Consolas" w:hAnsi="Consolas"/>
+                <w:color w:val="000000"/>
+                <w:sz w:val="15"/>
+              </w:rPr>
+              <w:t xml:space="preserve">    GET  /api/status  -&gt; full live state JSON</w:t>
+            </w:r>
+          </w:p>
+          <w:p>
+            <w:pPr>
+              <w:spacing w:before="0" w:after="0" w:line="240" w:lineRule="auto"/>
+            </w:pPr>
+            <w:r>
+              <w:rPr>
+                <w:rFonts w:ascii="Consolas" w:hAnsi="Consolas"/>
+                <w:color w:val="000000"/>
+                <w:sz w:val="15"/>
+              </w:rPr>
+              <w:t xml:space="preserve">    GET  /api/config  -&gt; { startThreshold, stopThreshold, maxRuntimeMs }</w:t>
+            </w:r>
+          </w:p>
+          <w:p>
+            <w:pPr>
+              <w:spacing w:before="0" w:after="0" w:line="240" w:lineRule="auto"/>
+            </w:pPr>
+            <w:r>
+              <w:rPr>
+                <w:rFonts w:ascii="Consolas" w:hAnsi="Consolas"/>
+                <w:color w:val="000000"/>
+                <w:sz w:val="15"/>
+              </w:rPr>
+              <w:t xml:space="preserve">    POST /api/pump    body { "state": true|false }   (forces manual mode)</w:t>
+            </w:r>
+          </w:p>
+          <w:p>
+            <w:pPr>
+              <w:spacing w:before="0" w:after="0" w:line="240" w:lineRule="auto"/>
+            </w:pPr>
+            <w:r>
+              <w:rPr>
+                <w:rFonts w:ascii="Consolas" w:hAnsi="Consolas"/>
+                <w:color w:val="000000"/>
+                <w:sz w:val="15"/>
+              </w:rPr>
+              <w:t xml:space="preserve">    POST /api/mode    body { "mode": "auto"|"manual" }</w:t>
+            </w:r>
+          </w:p>
+          <w:p>
+            <w:pPr>
+              <w:spacing w:before="0" w:after="0" w:line="240" w:lineRule="auto"/>
+            </w:pPr>
+            <w:r>
+              <w:rPr>
+                <w:rFonts w:ascii="Consolas" w:hAnsi="Consolas"/>
+                <w:color w:val="000000"/>
+                <w:sz w:val="15"/>
+              </w:rPr>
+              <w:t xml:space="preserve">    POST /api/config  body { startThreshold, stopThreshold, maxRuntimeMs }</w:t>
+            </w:r>
+          </w:p>
+          <w:p>
+            <w:pPr>
+              <w:spacing w:before="0" w:after="0" w:line="240" w:lineRule="auto"/>
+            </w:pPr>
+            <w:r>
+              <w:rPr>
+                <w:rFonts w:ascii="Consolas" w:hAnsi="Consolas"/>
+                <w:color w:val="000000"/>
+                <w:sz w:val="15"/>
+              </w:rPr>
+              <w:t xml:space="preserve">    OPTIONS *         -&gt; CORS pre-flight</w:t>
             </w:r>
           </w:p>
           <w:p>
@@ -2573,46 +2100,20 @@
                 <w:color w:val="000000"/>
                 <w:sz w:val="15"/>
               </w:rPr>
-              <w:t xml:space="preserve">  Libraries (Library Manager):</w:t>
-            </w:r>
-          </w:p>
-          <w:p>
-            <w:pPr>
-              <w:spacing w:before="0" w:after="0" w:line="240" w:lineRule="auto"/>
-            </w:pPr>
-            <w:r>
-              <w:rPr>
-                <w:rFonts w:ascii="Consolas" w:hAnsi="Consolas"/>
-                <w:color w:val="000000"/>
-                <w:sz w:val="15"/>
-              </w:rPr>
-              <w:t xml:space="preserve">    - "LiquidCrystal I2C" by Frank de Brabander</w:t>
-            </w:r>
-          </w:p>
-          <w:p>
-            <w:pPr>
-              <w:spacing w:before="0" w:after="0" w:line="240" w:lineRule="auto"/>
-            </w:pPr>
-            <w:r>
-              <w:rPr>
-                <w:rFonts w:ascii="Consolas" w:hAnsi="Consolas"/>
-                <w:color w:val="000000"/>
-                <w:sz w:val="15"/>
-              </w:rPr>
-              <w:t xml:space="preserve">    - "DHT sensor library" by Adafruit  (+ "Adafruit Unified Sensor")</w:t>
-            </w:r>
-          </w:p>
-          <w:p>
-            <w:pPr>
-              <w:spacing w:before="0" w:after="0" w:line="240" w:lineRule="auto"/>
-            </w:pPr>
-            <w:r>
-              <w:rPr>
-                <w:rFonts w:ascii="Consolas" w:hAnsi="Consolas"/>
-                <w:color w:val="000000"/>
-                <w:sz w:val="15"/>
-              </w:rPr>
-              <w:t xml:space="preserve">    Preferences + Wire ship with the ESP32 core.</w:t>
+              <w:t xml:space="preserve">  Board: ESP8266.  Sensors: soil (A0), DHT22 (D2/GPIO4).  Relay: D6/GPIO12.</w:t>
+            </w:r>
+          </w:p>
+          <w:p>
+            <w:pPr>
+              <w:spacing w:before="0" w:after="0" w:line="240" w:lineRule="auto"/>
+            </w:pPr>
+            <w:r>
+              <w:rPr>
+                <w:rFonts w:ascii="Consolas" w:hAnsi="Consolas"/>
+                <w:color w:val="000000"/>
+                <w:sz w:val="15"/>
+              </w:rPr>
+              <w:t xml:space="preserve">  mDNS: http://smart-irrigation.local</w:t>
             </w:r>
           </w:p>
           <w:p>
@@ -2638,7 +2139,20 @@
                 <w:color w:val="000000"/>
                 <w:sz w:val="15"/>
               </w:rPr>
-              <w:t xml:space="preserve">  Board: "ESP32 Dev Module".   See README.md for wiring + calibration.</w:t>
+              <w:t xml:space="preserve">  Libraries (Library Manager): DHT sensor library (Adafruit), ArduinoJson (v6).</w:t>
+            </w:r>
+          </w:p>
+          <w:p>
+            <w:pPr>
+              <w:spacing w:before="0" w:after="0" w:line="240" w:lineRule="auto"/>
+            </w:pPr>
+            <w:r>
+              <w:rPr>
+                <w:rFonts w:ascii="Consolas" w:hAnsi="Consolas"/>
+                <w:color w:val="000000"/>
+                <w:sz w:val="15"/>
+              </w:rPr>
+              <w:t xml:space="preserve">  ESP8266WiFi / ESP8266WebServer / ESP8266mDNS ship with the ESP8266 core.</w:t>
             </w:r>
           </w:p>
           <w:p>
@@ -2664,6 +2178,71 @@
                 <w:color w:val="000000"/>
                 <w:sz w:val="15"/>
               </w:rPr>
+              <w:t>#include &lt;ESP8266WiFi.h&gt;</w:t>
+            </w:r>
+          </w:p>
+          <w:p>
+            <w:pPr>
+              <w:spacing w:before="0" w:after="0" w:line="240" w:lineRule="auto"/>
+            </w:pPr>
+            <w:r>
+              <w:rPr>
+                <w:rFonts w:ascii="Consolas" w:hAnsi="Consolas"/>
+                <w:color w:val="000000"/>
+                <w:sz w:val="15"/>
+              </w:rPr>
+              <w:t>#include &lt;ESP8266WebServer.h&gt;</w:t>
+            </w:r>
+          </w:p>
+          <w:p>
+            <w:pPr>
+              <w:spacing w:before="0" w:after="0" w:line="240" w:lineRule="auto"/>
+            </w:pPr>
+            <w:r>
+              <w:rPr>
+                <w:rFonts w:ascii="Consolas" w:hAnsi="Consolas"/>
+                <w:color w:val="000000"/>
+                <w:sz w:val="15"/>
+              </w:rPr>
+              <w:t>#include &lt;ESP8266mDNS.h&gt;</w:t>
+            </w:r>
+          </w:p>
+          <w:p>
+            <w:pPr>
+              <w:spacing w:before="0" w:after="0" w:line="240" w:lineRule="auto"/>
+            </w:pPr>
+            <w:r>
+              <w:rPr>
+                <w:rFonts w:ascii="Consolas" w:hAnsi="Consolas"/>
+                <w:color w:val="000000"/>
+                <w:sz w:val="15"/>
+              </w:rPr>
+              <w:t>#include &lt;DHT.h&gt;</w:t>
+            </w:r>
+          </w:p>
+          <w:p>
+            <w:pPr>
+              <w:spacing w:before="0" w:after="0" w:line="240" w:lineRule="auto"/>
+            </w:pPr>
+            <w:r>
+              <w:rPr>
+                <w:rFonts w:ascii="Consolas" w:hAnsi="Consolas"/>
+                <w:color w:val="000000"/>
+                <w:sz w:val="15"/>
+              </w:rPr>
+              <w:t>#include &lt;ArduinoJson.h&gt;</w:t>
+            </w:r>
+          </w:p>
+          <w:p>
+            <w:pPr>
+              <w:spacing w:before="0" w:after="0" w:line="240" w:lineRule="auto"/>
+            </w:pPr>
+            <w:r>
+              <w:rPr>
+                <w:rFonts w:ascii="Consolas" w:hAnsi="Consolas"/>
+                <w:color w:val="000000"/>
+                <w:sz w:val="15"/>
+              </w:rPr>
               <w:t xml:space="preserve"> </w:t>
             </w:r>
           </w:p>
@@ -2677,46 +2256,7 @@
                 <w:color w:val="000000"/>
                 <w:sz w:val="15"/>
               </w:rPr>
-              <w:t>#include &lt;Wire.h&gt;</w:t>
-            </w:r>
-          </w:p>
-          <w:p>
-            <w:pPr>
-              <w:spacing w:before="0" w:after="0" w:line="240" w:lineRule="auto"/>
-            </w:pPr>
-            <w:r>
-              <w:rPr>
-                <w:rFonts w:ascii="Consolas" w:hAnsi="Consolas"/>
-                <w:color w:val="000000"/>
-                <w:sz w:val="15"/>
-              </w:rPr>
-              <w:t>#include &lt;LiquidCrystal_I2C.h&gt;</w:t>
-            </w:r>
-          </w:p>
-          <w:p>
-            <w:pPr>
-              <w:spacing w:before="0" w:after="0" w:line="240" w:lineRule="auto"/>
-            </w:pPr>
-            <w:r>
-              <w:rPr>
-                <w:rFonts w:ascii="Consolas" w:hAnsi="Consolas"/>
-                <w:color w:val="000000"/>
-                <w:sz w:val="15"/>
-              </w:rPr>
-              <w:t>#include &lt;DHT.h&gt;</w:t>
-            </w:r>
-          </w:p>
-          <w:p>
-            <w:pPr>
-              <w:spacing w:before="0" w:after="0" w:line="240" w:lineRule="auto"/>
-            </w:pPr>
-            <w:r>
-              <w:rPr>
-                <w:rFonts w:ascii="Consolas" w:hAnsi="Consolas"/>
-                <w:color w:val="000000"/>
-                <w:sz w:val="15"/>
-              </w:rPr>
-              <w:t>#include &lt;Preferences.h&gt;</w:t>
+              <w:t>#define FIRMWARE_VERSION "1.0.0"</w:t>
             </w:r>
           </w:p>
           <w:p>
@@ -2742,202 +2282,59 @@
                 <w:color w:val="000000"/>
                 <w:sz w:val="15"/>
               </w:rPr>
-              <w:t>/*------------------------------------------------------------------------------</w:t>
-            </w:r>
-          </w:p>
-          <w:p>
-            <w:pPr>
-              <w:spacing w:before="0" w:after="0" w:line="240" w:lineRule="auto"/>
-            </w:pPr>
-            <w:r>
-              <w:rPr>
-                <w:rFonts w:ascii="Consolas" w:hAnsi="Consolas"/>
-                <w:color w:val="000000"/>
-                <w:sz w:val="15"/>
-              </w:rPr>
-              <w:t xml:space="preserve">  PIN MAP  —  VERIFY THESE AGAINST YOUR OWN WIRING (they are the only thing that</w:t>
-            </w:r>
-          </w:p>
-          <w:p>
-            <w:pPr>
-              <w:spacing w:before="0" w:after="0" w:line="240" w:lineRule="auto"/>
-            </w:pPr>
-            <w:r>
-              <w:rPr>
-                <w:rFonts w:ascii="Consolas" w:hAnsi="Consolas"/>
-                <w:color w:val="000000"/>
-                <w:sz w:val="15"/>
-              </w:rPr>
-              <w:t xml:space="preserve">  must match your board). Change a number here if your diagram used another pin.</w:t>
-            </w:r>
-          </w:p>
-          <w:p>
-            <w:pPr>
-              <w:spacing w:before="0" w:after="0" w:line="240" w:lineRule="auto"/>
-            </w:pPr>
-            <w:r>
-              <w:rPr>
-                <w:rFonts w:ascii="Consolas" w:hAnsi="Consolas"/>
-                <w:color w:val="000000"/>
-                <w:sz w:val="15"/>
-              </w:rPr>
-              <w:t>------------------------------------------------------------------------------*/</w:t>
-            </w:r>
-          </w:p>
-          <w:p>
-            <w:pPr>
-              <w:spacing w:before="0" w:after="0" w:line="240" w:lineRule="auto"/>
-            </w:pPr>
-            <w:r>
-              <w:rPr>
-                <w:rFonts w:ascii="Consolas" w:hAnsi="Consolas"/>
-                <w:color w:val="000000"/>
-                <w:sz w:val="15"/>
-              </w:rPr>
-              <w:t>#define PIN_DHT          4    // DHT11  DATA</w:t>
-            </w:r>
-          </w:p>
-          <w:p>
-            <w:pPr>
-              <w:spacing w:before="0" w:after="0" w:line="240" w:lineRule="auto"/>
-            </w:pPr>
-            <w:r>
-              <w:rPr>
-                <w:rFonts w:ascii="Consolas" w:hAnsi="Consolas"/>
-                <w:color w:val="000000"/>
-                <w:sz w:val="15"/>
-              </w:rPr>
-              <w:t>#define PIN_SOIL         34   // Soil moisture  A0  (ADC1, input-only)</w:t>
-            </w:r>
-          </w:p>
-          <w:p>
-            <w:pPr>
-              <w:spacing w:before="0" w:after="0" w:line="240" w:lineRule="auto"/>
-            </w:pPr>
-            <w:r>
-              <w:rPr>
-                <w:rFonts w:ascii="Consolas" w:hAnsi="Consolas"/>
-                <w:color w:val="000000"/>
-                <w:sz w:val="15"/>
-              </w:rPr>
-              <w:t>#define PIN_LDR          35   // LDR module     OUT (ADC1, input-only)</w:t>
-            </w:r>
-          </w:p>
-          <w:p>
-            <w:pPr>
-              <w:spacing w:before="0" w:after="0" w:line="240" w:lineRule="auto"/>
-            </w:pPr>
-            <w:r>
-              <w:rPr>
-                <w:rFonts w:ascii="Consolas" w:hAnsi="Consolas"/>
-                <w:color w:val="000000"/>
-                <w:sz w:val="15"/>
-              </w:rPr>
-              <w:t>#define PIN_SDA          18   // LCD 20x4  I2C SDA   (diagram: "D18 (SDA)")</w:t>
-            </w:r>
-          </w:p>
-          <w:p>
-            <w:pPr>
-              <w:spacing w:before="0" w:after="0" w:line="240" w:lineRule="auto"/>
-            </w:pPr>
-            <w:r>
-              <w:rPr>
-                <w:rFonts w:ascii="Consolas" w:hAnsi="Consolas"/>
-                <w:color w:val="000000"/>
-                <w:sz w:val="15"/>
-              </w:rPr>
-              <w:t>#define PIN_SCL          19   // LCD 20x4  I2C SCL   (diagram: "D19 (SCL)")</w:t>
-            </w:r>
-          </w:p>
-          <w:p>
-            <w:pPr>
-              <w:spacing w:before="0" w:after="0" w:line="240" w:lineRule="auto"/>
-            </w:pPr>
-            <w:r>
-              <w:rPr>
-                <w:rFonts w:ascii="Consolas" w:hAnsi="Consolas"/>
-                <w:color w:val="000000"/>
-                <w:sz w:val="15"/>
-              </w:rPr>
-              <w:t>#define PIN_RELAY_PUMP   22   // Relay IN1 -&gt; water pump</w:t>
-            </w:r>
-          </w:p>
-          <w:p>
-            <w:pPr>
-              <w:spacing w:before="0" w:after="0" w:line="240" w:lineRule="auto"/>
-            </w:pPr>
-            <w:r>
-              <w:rPr>
-                <w:rFonts w:ascii="Consolas" w:hAnsi="Consolas"/>
-                <w:color w:val="000000"/>
-                <w:sz w:val="15"/>
-              </w:rPr>
-              <w:t>#define PIN_RELAY_AUX    23   // Relay IN2 -&gt; spare (2nd pump / solenoid valve)</w:t>
-            </w:r>
-          </w:p>
-          <w:p>
-            <w:pPr>
-              <w:spacing w:before="0" w:after="0" w:line="240" w:lineRule="auto"/>
-            </w:pPr>
-            <w:r>
-              <w:rPr>
-                <w:rFonts w:ascii="Consolas" w:hAnsi="Consolas"/>
-                <w:color w:val="000000"/>
-                <w:sz w:val="15"/>
-              </w:rPr>
-              <w:t>#define PIN_BTN_MANUAL   25   // MANUAL ON/OFF button</w:t>
-            </w:r>
-          </w:p>
-          <w:p>
-            <w:pPr>
-              <w:spacing w:before="0" w:after="0" w:line="240" w:lineRule="auto"/>
-            </w:pPr>
-            <w:r>
-              <w:rPr>
-                <w:rFonts w:ascii="Consolas" w:hAnsi="Consolas"/>
-                <w:color w:val="000000"/>
-                <w:sz w:val="15"/>
-              </w:rPr>
-              <w:t>#define PIN_BTN_MENU     26   // MENU button</w:t>
-            </w:r>
-          </w:p>
-          <w:p>
-            <w:pPr>
-              <w:spacing w:before="0" w:after="0" w:line="240" w:lineRule="auto"/>
-            </w:pPr>
-            <w:r>
-              <w:rPr>
-                <w:rFonts w:ascii="Consolas" w:hAnsi="Consolas"/>
-                <w:color w:val="000000"/>
-                <w:sz w:val="15"/>
-              </w:rPr>
-              <w:t>#define PIN_BTN_SET      27   // SETTINGS button</w:t>
-            </w:r>
-          </w:p>
-          <w:p>
-            <w:pPr>
-              <w:spacing w:before="0" w:after="0" w:line="240" w:lineRule="auto"/>
-            </w:pPr>
-            <w:r>
-              <w:rPr>
-                <w:rFonts w:ascii="Consolas" w:hAnsi="Consolas"/>
-                <w:color w:val="000000"/>
-                <w:sz w:val="15"/>
-              </w:rPr>
-              <w:t>#define PIN_LED_GREEN    17   // green LED  (system OK / soil moist)</w:t>
-            </w:r>
-          </w:p>
-          <w:p>
-            <w:pPr>
-              <w:spacing w:before="0" w:after="0" w:line="240" w:lineRule="auto"/>
-            </w:pPr>
-            <w:r>
-              <w:rPr>
-                <w:rFonts w:ascii="Consolas" w:hAnsi="Consolas"/>
-                <w:color w:val="000000"/>
-                <w:sz w:val="15"/>
-              </w:rPr>
-              <w:t>#define PIN_LED_RED      16   // red LED    (pump running / dry / alert)</w:t>
+              <w:t>// ==========================================</w:t>
+            </w:r>
+          </w:p>
+          <w:p>
+            <w:pPr>
+              <w:spacing w:before="0" w:after="0" w:line="240" w:lineRule="auto"/>
+            </w:pPr>
+            <w:r>
+              <w:rPr>
+                <w:rFonts w:ascii="Consolas" w:hAnsi="Consolas"/>
+                <w:color w:val="000000"/>
+                <w:sz w:val="15"/>
+              </w:rPr>
+              <w:t>// CONFIGURATION (Adjust these before flashing)</w:t>
+            </w:r>
+          </w:p>
+          <w:p>
+            <w:pPr>
+              <w:spacing w:before="0" w:after="0" w:line="240" w:lineRule="auto"/>
+            </w:pPr>
+            <w:r>
+              <w:rPr>
+                <w:rFonts w:ascii="Consolas" w:hAnsi="Consolas"/>
+                <w:color w:val="000000"/>
+                <w:sz w:val="15"/>
+              </w:rPr>
+              <w:t>// ==========================================</w:t>
+            </w:r>
+          </w:p>
+          <w:p>
+            <w:pPr>
+              <w:spacing w:before="0" w:after="0" w:line="240" w:lineRule="auto"/>
+            </w:pPr>
+            <w:r>
+              <w:rPr>
+                <w:rFonts w:ascii="Consolas" w:hAnsi="Consolas"/>
+                <w:color w:val="000000"/>
+                <w:sz w:val="15"/>
+              </w:rPr>
+              <w:t>const char* WIFI_SSID     = "YOUR_WIFI_NAME";</w:t>
+            </w:r>
+          </w:p>
+          <w:p>
+            <w:pPr>
+              <w:spacing w:before="0" w:after="0" w:line="240" w:lineRule="auto"/>
+            </w:pPr>
+            <w:r>
+              <w:rPr>
+                <w:rFonts w:ascii="Consolas" w:hAnsi="Consolas"/>
+                <w:color w:val="000000"/>
+                <w:sz w:val="15"/>
+              </w:rPr>
+              <w:t>const char* WIFI_PASSWORD = "YOUR_WIFI_PASSWORD";</w:t>
             </w:r>
           </w:p>
           <w:p>
@@ -2963,72 +2360,46 @@
                 <w:color w:val="000000"/>
                 <w:sz w:val="15"/>
               </w:rPr>
-              <w:t>/*------------------------------------------------------------------------------</w:t>
-            </w:r>
-          </w:p>
-          <w:p>
-            <w:pPr>
-              <w:spacing w:before="0" w:after="0" w:line="240" w:lineRule="auto"/>
-            </w:pPr>
-            <w:r>
-              <w:rPr>
-                <w:rFonts w:ascii="Consolas" w:hAnsi="Consolas"/>
-                <w:color w:val="000000"/>
-                <w:sz w:val="15"/>
-              </w:rPr>
-              <w:t xml:space="preserve">  HARDWARE OPTIONS</w:t>
-            </w:r>
-          </w:p>
-          <w:p>
-            <w:pPr>
-              <w:spacing w:before="0" w:after="0" w:line="240" w:lineRule="auto"/>
-            </w:pPr>
-            <w:r>
-              <w:rPr>
-                <w:rFonts w:ascii="Consolas" w:hAnsi="Consolas"/>
-                <w:color w:val="000000"/>
-                <w:sz w:val="15"/>
-              </w:rPr>
-              <w:t>------------------------------------------------------------------------------*/</w:t>
-            </w:r>
-          </w:p>
-          <w:p>
-            <w:pPr>
-              <w:spacing w:before="0" w:after="0" w:line="240" w:lineRule="auto"/>
-            </w:pPr>
-            <w:r>
-              <w:rPr>
-                <w:rFonts w:ascii="Consolas" w:hAnsi="Consolas"/>
-                <w:color w:val="000000"/>
-                <w:sz w:val="15"/>
-              </w:rPr>
-              <w:t>#define DHTTYPE          DHT11</w:t>
-            </w:r>
-          </w:p>
-          <w:p>
-            <w:pPr>
-              <w:spacing w:before="0" w:after="0" w:line="240" w:lineRule="auto"/>
-            </w:pPr>
-            <w:r>
-              <w:rPr>
-                <w:rFonts w:ascii="Consolas" w:hAnsi="Consolas"/>
-                <w:color w:val="000000"/>
-                <w:sz w:val="15"/>
-              </w:rPr>
-              <w:t>#define LCD_ADDR         0x27      // if the screen stays blank, try 0x3F</w:t>
-            </w:r>
-          </w:p>
-          <w:p>
-            <w:pPr>
-              <w:spacing w:before="0" w:after="0" w:line="240" w:lineRule="auto"/>
-            </w:pPr>
-            <w:r>
-              <w:rPr>
-                <w:rFonts w:ascii="Consolas" w:hAnsi="Consolas"/>
-                <w:color w:val="000000"/>
-                <w:sz w:val="15"/>
-              </w:rPr>
-              <w:t>#define RELAY_ACTIVE_LOW 1         // most blue 2-ch relay boards are active-LOW</w:t>
+              <w:t>// Hardware Pins</w:t>
+            </w:r>
+          </w:p>
+          <w:p>
+            <w:pPr>
+              <w:spacing w:before="0" w:after="0" w:line="240" w:lineRule="auto"/>
+            </w:pPr>
+            <w:r>
+              <w:rPr>
+                <w:rFonts w:ascii="Consolas" w:hAnsi="Consolas"/>
+                <w:color w:val="000000"/>
+                <w:sz w:val="15"/>
+              </w:rPr>
+              <w:t>const int PIN_SOIL_SENSOR = A0;</w:t>
+            </w:r>
+          </w:p>
+          <w:p>
+            <w:pPr>
+              <w:spacing w:before="0" w:after="0" w:line="240" w:lineRule="auto"/>
+            </w:pPr>
+            <w:r>
+              <w:rPr>
+                <w:rFonts w:ascii="Consolas" w:hAnsi="Consolas"/>
+                <w:color w:val="000000"/>
+                <w:sz w:val="15"/>
+              </w:rPr>
+              <w:t>const int PIN_DHT         = 4;  // D2</w:t>
+            </w:r>
+          </w:p>
+          <w:p>
+            <w:pPr>
+              <w:spacing w:before="0" w:after="0" w:line="240" w:lineRule="auto"/>
+            </w:pPr>
+            <w:r>
+              <w:rPr>
+                <w:rFonts w:ascii="Consolas" w:hAnsi="Consolas"/>
+                <w:color w:val="000000"/>
+                <w:sz w:val="15"/>
+              </w:rPr>
+              <w:t>const int PIN_RELAY       = 12; // D6</w:t>
             </w:r>
           </w:p>
           <w:p>
@@ -3054,85 +2425,33 @@
                 <w:color w:val="000000"/>
                 <w:sz w:val="15"/>
               </w:rPr>
-              <w:t>#if RELAY_ACTIVE_LOW</w:t>
-            </w:r>
-          </w:p>
-          <w:p>
-            <w:pPr>
-              <w:spacing w:before="0" w:after="0" w:line="240" w:lineRule="auto"/>
-            </w:pPr>
-            <w:r>
-              <w:rPr>
-                <w:rFonts w:ascii="Consolas" w:hAnsi="Consolas"/>
-                <w:color w:val="000000"/>
-                <w:sz w:val="15"/>
-              </w:rPr>
-              <w:t xml:space="preserve">  #define RLY_ON   LOW</w:t>
-            </w:r>
-          </w:p>
-          <w:p>
-            <w:pPr>
-              <w:spacing w:before="0" w:after="0" w:line="240" w:lineRule="auto"/>
-            </w:pPr>
-            <w:r>
-              <w:rPr>
-                <w:rFonts w:ascii="Consolas" w:hAnsi="Consolas"/>
-                <w:color w:val="000000"/>
-                <w:sz w:val="15"/>
-              </w:rPr>
-              <w:t xml:space="preserve">  #define RLY_OFF  HIGH</w:t>
-            </w:r>
-          </w:p>
-          <w:p>
-            <w:pPr>
-              <w:spacing w:before="0" w:after="0" w:line="240" w:lineRule="auto"/>
-            </w:pPr>
-            <w:r>
-              <w:rPr>
-                <w:rFonts w:ascii="Consolas" w:hAnsi="Consolas"/>
-                <w:color w:val="000000"/>
-                <w:sz w:val="15"/>
-              </w:rPr>
-              <w:t>#else</w:t>
-            </w:r>
-          </w:p>
-          <w:p>
-            <w:pPr>
-              <w:spacing w:before="0" w:after="0" w:line="240" w:lineRule="auto"/>
-            </w:pPr>
-            <w:r>
-              <w:rPr>
-                <w:rFonts w:ascii="Consolas" w:hAnsi="Consolas"/>
-                <w:color w:val="000000"/>
-                <w:sz w:val="15"/>
-              </w:rPr>
-              <w:t xml:space="preserve">  #define RLY_ON   HIGH</w:t>
-            </w:r>
-          </w:p>
-          <w:p>
-            <w:pPr>
-              <w:spacing w:before="0" w:after="0" w:line="240" w:lineRule="auto"/>
-            </w:pPr>
-            <w:r>
-              <w:rPr>
-                <w:rFonts w:ascii="Consolas" w:hAnsi="Consolas"/>
-                <w:color w:val="000000"/>
-                <w:sz w:val="15"/>
-              </w:rPr>
-              <w:t xml:space="preserve">  #define RLY_OFF  LOW</w:t>
-            </w:r>
-          </w:p>
-          <w:p>
-            <w:pPr>
-              <w:spacing w:before="0" w:after="0" w:line="240" w:lineRule="auto"/>
-            </w:pPr>
-            <w:r>
-              <w:rPr>
-                <w:rFonts w:ascii="Consolas" w:hAnsi="Consolas"/>
-                <w:color w:val="000000"/>
-                <w:sz w:val="15"/>
-              </w:rPr>
-              <w:t>#endif</w:t>
+              <w:t>// Relay logic (Change to LOW if using an Active-Low relay module)</w:t>
+            </w:r>
+          </w:p>
+          <w:p>
+            <w:pPr>
+              <w:spacing w:before="0" w:after="0" w:line="240" w:lineRule="auto"/>
+            </w:pPr>
+            <w:r>
+              <w:rPr>
+                <w:rFonts w:ascii="Consolas" w:hAnsi="Consolas"/>
+                <w:color w:val="000000"/>
+                <w:sz w:val="15"/>
+              </w:rPr>
+              <w:t>const int RELAY_ON  = HIGH;</w:t>
+            </w:r>
+          </w:p>
+          <w:p>
+            <w:pPr>
+              <w:spacing w:before="0" w:after="0" w:line="240" w:lineRule="auto"/>
+            </w:pPr>
+            <w:r>
+              <w:rPr>
+                <w:rFonts w:ascii="Consolas" w:hAnsi="Consolas"/>
+                <w:color w:val="000000"/>
+                <w:sz w:val="15"/>
+              </w:rPr>
+              <w:t>const int RELAY_OFF = LOW;</w:t>
             </w:r>
           </w:p>
           <w:p>
@@ -3158,98 +2477,33 @@
                 <w:color w:val="000000"/>
                 <w:sz w:val="15"/>
               </w:rPr>
-              <w:t>/*------------------------------------------------------------------------------</w:t>
-            </w:r>
-          </w:p>
-          <w:p>
-            <w:pPr>
-              <w:spacing w:before="0" w:after="0" w:line="240" w:lineRule="auto"/>
-            </w:pPr>
-            <w:r>
-              <w:rPr>
-                <w:rFonts w:ascii="Consolas" w:hAnsi="Consolas"/>
-                <w:color w:val="000000"/>
-                <w:sz w:val="15"/>
-              </w:rPr>
-              <w:t xml:space="preserve">  CALIBRATION  (see README "Calibrating the soil sensor")</w:t>
-            </w:r>
-          </w:p>
-          <w:p>
-            <w:pPr>
-              <w:spacing w:before="0" w:after="0" w:line="240" w:lineRule="auto"/>
-            </w:pPr>
-            <w:r>
-              <w:rPr>
-                <w:rFonts w:ascii="Consolas" w:hAnsi="Consolas"/>
-                <w:color w:val="000000"/>
-                <w:sz w:val="15"/>
-              </w:rPr>
-              <w:t xml:space="preserve">  ESP32 ADC is 12-bit: raw values run 0..4095.</w:t>
-            </w:r>
-          </w:p>
-          <w:p>
-            <w:pPr>
-              <w:spacing w:before="0" w:after="0" w:line="240" w:lineRule="auto"/>
-            </w:pPr>
-            <w:r>
-              <w:rPr>
-                <w:rFonts w:ascii="Consolas" w:hAnsi="Consolas"/>
-                <w:color w:val="000000"/>
-                <w:sz w:val="15"/>
-              </w:rPr>
-              <w:t>------------------------------------------------------------------------------*/</w:t>
-            </w:r>
-          </w:p>
-          <w:p>
-            <w:pPr>
-              <w:spacing w:before="0" w:after="0" w:line="240" w:lineRule="auto"/>
-            </w:pPr>
-            <w:r>
-              <w:rPr>
-                <w:rFonts w:ascii="Consolas" w:hAnsi="Consolas"/>
-                <w:color w:val="000000"/>
-                <w:sz w:val="15"/>
-              </w:rPr>
-              <w:t>int SOIL_RAW_DRY   = 3200;   // reading in dry air / bone-dry soil</w:t>
-            </w:r>
-          </w:p>
-          <w:p>
-            <w:pPr>
-              <w:spacing w:before="0" w:after="0" w:line="240" w:lineRule="auto"/>
-            </w:pPr>
-            <w:r>
-              <w:rPr>
-                <w:rFonts w:ascii="Consolas" w:hAnsi="Consolas"/>
-                <w:color w:val="000000"/>
-                <w:sz w:val="15"/>
-              </w:rPr>
-              <w:t>int SOIL_RAW_WET   = 1300;   // reading in a glass of water</w:t>
-            </w:r>
-          </w:p>
-          <w:p>
-            <w:pPr>
-              <w:spacing w:before="0" w:after="0" w:line="240" w:lineRule="auto"/>
-            </w:pPr>
-            <w:r>
-              <w:rPr>
-                <w:rFonts w:ascii="Consolas" w:hAnsi="Consolas"/>
-                <w:color w:val="000000"/>
-                <w:sz w:val="15"/>
-              </w:rPr>
-              <w:t>int LDR_RAW_DARK   = 200;    // reading in the dark</w:t>
-            </w:r>
-          </w:p>
-          <w:p>
-            <w:pPr>
-              <w:spacing w:before="0" w:after="0" w:line="240" w:lineRule="auto"/>
-            </w:pPr>
-            <w:r>
-              <w:rPr>
-                <w:rFonts w:ascii="Consolas" w:hAnsi="Consolas"/>
-                <w:color w:val="000000"/>
-                <w:sz w:val="15"/>
-              </w:rPr>
-              <w:t>int LDR_RAW_BRIGHT = 3500;   // reading in bright light</w:t>
+              <w:t>// Soil Moisture Calibration (Raw ADC values 0-1023)</w:t>
+            </w:r>
+          </w:p>
+          <w:p>
+            <w:pPr>
+              <w:spacing w:before="0" w:after="0" w:line="240" w:lineRule="auto"/>
+            </w:pPr>
+            <w:r>
+              <w:rPr>
+                <w:rFonts w:ascii="Consolas" w:hAnsi="Consolas"/>
+                <w:color w:val="000000"/>
+                <w:sz w:val="15"/>
+              </w:rPr>
+              <w:t>const int SOIL_DRY_RAW = 800; // Value when probe is completely dry in air</w:t>
+            </w:r>
+          </w:p>
+          <w:p>
+            <w:pPr>
+              <w:spacing w:before="0" w:after="0" w:line="240" w:lineRule="auto"/>
+            </w:pPr>
+            <w:r>
+              <w:rPr>
+                <w:rFonts w:ascii="Consolas" w:hAnsi="Consolas"/>
+                <w:color w:val="000000"/>
+                <w:sz w:val="15"/>
+              </w:rPr>
+              <w:t>const int SOIL_WET_RAW = 300; // Value when probe is submerged in water</w:t>
             </w:r>
           </w:p>
           <w:p>
@@ -3275,85 +2529,33 @@
                 <w:color w:val="000000"/>
                 <w:sz w:val="15"/>
               </w:rPr>
-              <w:t>/*------------------------------------------------------------------------------</w:t>
-            </w:r>
-          </w:p>
-          <w:p>
-            <w:pPr>
-              <w:spacing w:before="0" w:after="0" w:line="240" w:lineRule="auto"/>
-            </w:pPr>
-            <w:r>
-              <w:rPr>
-                <w:rFonts w:ascii="Consolas" w:hAnsi="Consolas"/>
-                <w:color w:val="000000"/>
-                <w:sz w:val="15"/>
-              </w:rPr>
-              <w:t xml:space="preserve">  TIMING</w:t>
-            </w:r>
-          </w:p>
-          <w:p>
-            <w:pPr>
-              <w:spacing w:before="0" w:after="0" w:line="240" w:lineRule="auto"/>
-            </w:pPr>
-            <w:r>
-              <w:rPr>
-                <w:rFonts w:ascii="Consolas" w:hAnsi="Consolas"/>
-                <w:color w:val="000000"/>
-                <w:sz w:val="15"/>
-              </w:rPr>
-              <w:t>------------------------------------------------------------------------------*/</w:t>
-            </w:r>
-          </w:p>
-          <w:p>
-            <w:pPr>
-              <w:spacing w:before="0" w:after="0" w:line="240" w:lineRule="auto"/>
-            </w:pPr>
-            <w:r>
-              <w:rPr>
-                <w:rFonts w:ascii="Consolas" w:hAnsi="Consolas"/>
-                <w:color w:val="000000"/>
-                <w:sz w:val="15"/>
-              </w:rPr>
-              <w:t>const uint32_t DHT_PERIOD  = 2000;   // DHT11 max ~0.5 Hz</w:t>
-            </w:r>
-          </w:p>
-          <w:p>
-            <w:pPr>
-              <w:spacing w:before="0" w:after="0" w:line="240" w:lineRule="auto"/>
-            </w:pPr>
-            <w:r>
-              <w:rPr>
-                <w:rFonts w:ascii="Consolas" w:hAnsi="Consolas"/>
-                <w:color w:val="000000"/>
-                <w:sz w:val="15"/>
-              </w:rPr>
-              <w:t>const uint32_t SOIL_PERIOD = 1000;</w:t>
-            </w:r>
-          </w:p>
-          <w:p>
-            <w:pPr>
-              <w:spacing w:before="0" w:after="0" w:line="240" w:lineRule="auto"/>
-            </w:pPr>
-            <w:r>
-              <w:rPr>
-                <w:rFonts w:ascii="Consolas" w:hAnsi="Consolas"/>
-                <w:color w:val="000000"/>
-                <w:sz w:val="15"/>
-              </w:rPr>
-              <w:t>const uint32_t UI_PERIOD   = 300;</w:t>
-            </w:r>
-          </w:p>
-          <w:p>
-            <w:pPr>
-              <w:spacing w:before="0" w:after="0" w:line="240" w:lineRule="auto"/>
-            </w:pPr>
-            <w:r>
-              <w:rPr>
-                <w:rFonts w:ascii="Consolas" w:hAnsi="Consolas"/>
-                <w:color w:val="000000"/>
-                <w:sz w:val="15"/>
-              </w:rPr>
-              <w:t>const uint32_t DEBOUNCE_MS = 40;</w:t>
+              <w:t>// DHT Setup</w:t>
+            </w:r>
+          </w:p>
+          <w:p>
+            <w:pPr>
+              <w:spacing w:before="0" w:after="0" w:line="240" w:lineRule="auto"/>
+            </w:pPr>
+            <w:r>
+              <w:rPr>
+                <w:rFonts w:ascii="Consolas" w:hAnsi="Consolas"/>
+                <w:color w:val="000000"/>
+                <w:sz w:val="15"/>
+              </w:rPr>
+              <w:t>#define DHTTYPE DHT22</w:t>
+            </w:r>
+          </w:p>
+          <w:p>
+            <w:pPr>
+              <w:spacing w:before="0" w:after="0" w:line="240" w:lineRule="auto"/>
+            </w:pPr>
+            <w:r>
+              <w:rPr>
+                <w:rFonts w:ascii="Consolas" w:hAnsi="Consolas"/>
+                <w:color w:val="000000"/>
+                <w:sz w:val="15"/>
+              </w:rPr>
+              <w:t>DHT dht(PIN_DHT, DHTTYPE);</w:t>
             </w:r>
           </w:p>
           <w:p>
@@ -3379,72 +2581,20 @@
                 <w:color w:val="000000"/>
                 <w:sz w:val="15"/>
               </w:rPr>
-              <w:t>/*------------------------------------------------------------------------------</w:t>
-            </w:r>
-          </w:p>
-          <w:p>
-            <w:pPr>
-              <w:spacing w:before="0" w:after="0" w:line="240" w:lineRule="auto"/>
-            </w:pPr>
-            <w:r>
-              <w:rPr>
-                <w:rFonts w:ascii="Consolas" w:hAnsi="Consolas"/>
-                <w:color w:val="000000"/>
-                <w:sz w:val="15"/>
-              </w:rPr>
-              <w:t xml:space="preserve">  OBJECTS / STATE</w:t>
-            </w:r>
-          </w:p>
-          <w:p>
-            <w:pPr>
-              <w:spacing w:before="0" w:after="0" w:line="240" w:lineRule="auto"/>
-            </w:pPr>
-            <w:r>
-              <w:rPr>
-                <w:rFonts w:ascii="Consolas" w:hAnsi="Consolas"/>
-                <w:color w:val="000000"/>
-                <w:sz w:val="15"/>
-              </w:rPr>
-              <w:t>------------------------------------------------------------------------------*/</w:t>
-            </w:r>
-          </w:p>
-          <w:p>
-            <w:pPr>
-              <w:spacing w:before="0" w:after="0" w:line="240" w:lineRule="auto"/>
-            </w:pPr>
-            <w:r>
-              <w:rPr>
-                <w:rFonts w:ascii="Consolas" w:hAnsi="Consolas"/>
-                <w:color w:val="000000"/>
-                <w:sz w:val="15"/>
-              </w:rPr>
-              <w:t>LiquidCrystal_I2C lcd(LCD_ADDR, 20, 4);</w:t>
-            </w:r>
-          </w:p>
-          <w:p>
-            <w:pPr>
-              <w:spacing w:before="0" w:after="0" w:line="240" w:lineRule="auto"/>
-            </w:pPr>
-            <w:r>
-              <w:rPr>
-                <w:rFonts w:ascii="Consolas" w:hAnsi="Consolas"/>
-                <w:color w:val="000000"/>
-                <w:sz w:val="15"/>
-              </w:rPr>
-              <w:t>DHT dht(PIN_DHT, DHTTYPE);</w:t>
-            </w:r>
-          </w:p>
-          <w:p>
-            <w:pPr>
-              <w:spacing w:before="0" w:after="0" w:line="240" w:lineRule="auto"/>
-            </w:pPr>
-            <w:r>
-              <w:rPr>
-                <w:rFonts w:ascii="Consolas" w:hAnsi="Consolas"/>
-                <w:color w:val="000000"/>
-                <w:sz w:val="15"/>
-              </w:rPr>
-              <w:t>Preferences prefs;</w:t>
+              <w:t>// Web Server</w:t>
+            </w:r>
+          </w:p>
+          <w:p>
+            <w:pPr>
+              <w:spacing w:before="0" w:after="0" w:line="240" w:lineRule="auto"/>
+            </w:pPr>
+            <w:r>
+              <w:rPr>
+                <w:rFonts w:ascii="Consolas" w:hAnsi="Consolas"/>
+                <w:color w:val="000000"/>
+                <w:sz w:val="15"/>
+              </w:rPr>
+              <w:t>ESP8266WebServer server(80);</w:t>
             </w:r>
           </w:p>
           <w:p>
@@ -3470,20 +2620,111 @@
                 <w:color w:val="000000"/>
                 <w:sz w:val="15"/>
               </w:rPr>
-              <w:t>enum Mode  { MODE_AUTO = 0, MODE_MANUAL = 1 };</w:t>
-            </w:r>
-          </w:p>
-          <w:p>
-            <w:pPr>
-              <w:spacing w:before="0" w:after="0" w:line="240" w:lineRule="auto"/>
-            </w:pPr>
-            <w:r>
-              <w:rPr>
-                <w:rFonts w:ascii="Consolas" w:hAnsi="Consolas"/>
-                <w:color w:val="000000"/>
-                <w:sz w:val="15"/>
-              </w:rPr>
-              <w:t>enum UI    { UI_HOME = 0, UI_MENU = 1, UI_EDIT = 2 };</w:t>
+              <w:t>// ==========================================</w:t>
+            </w:r>
+          </w:p>
+          <w:p>
+            <w:pPr>
+              <w:spacing w:before="0" w:after="0" w:line="240" w:lineRule="auto"/>
+            </w:pPr>
+            <w:r>
+              <w:rPr>
+                <w:rFonts w:ascii="Consolas" w:hAnsi="Consolas"/>
+                <w:color w:val="000000"/>
+                <w:sz w:val="15"/>
+              </w:rPr>
+              <w:t>// SYSTEM STATE</w:t>
+            </w:r>
+          </w:p>
+          <w:p>
+            <w:pPr>
+              <w:spacing w:before="0" w:after="0" w:line="240" w:lineRule="auto"/>
+            </w:pPr>
+            <w:r>
+              <w:rPr>
+                <w:rFonts w:ascii="Consolas" w:hAnsi="Consolas"/>
+                <w:color w:val="000000"/>
+                <w:sz w:val="15"/>
+              </w:rPr>
+              <w:t>// ==========================================</w:t>
+            </w:r>
+          </w:p>
+          <w:p>
+            <w:pPr>
+              <w:spacing w:before="0" w:after="0" w:line="240" w:lineRule="auto"/>
+            </w:pPr>
+            <w:r>
+              <w:rPr>
+                <w:rFonts w:ascii="Consolas" w:hAnsi="Consolas"/>
+                <w:color w:val="000000"/>
+                <w:sz w:val="15"/>
+              </w:rPr>
+              <w:t>float currentTemp = 0.0;</w:t>
+            </w:r>
+          </w:p>
+          <w:p>
+            <w:pPr>
+              <w:spacing w:before="0" w:after="0" w:line="240" w:lineRule="auto"/>
+            </w:pPr>
+            <w:r>
+              <w:rPr>
+                <w:rFonts w:ascii="Consolas" w:hAnsi="Consolas"/>
+                <w:color w:val="000000"/>
+                <w:sz w:val="15"/>
+              </w:rPr>
+              <w:t>float currentHum = 0.0;</w:t>
+            </w:r>
+          </w:p>
+          <w:p>
+            <w:pPr>
+              <w:spacing w:before="0" w:after="0" w:line="240" w:lineRule="auto"/>
+            </w:pPr>
+            <w:r>
+              <w:rPr>
+                <w:rFonts w:ascii="Consolas" w:hAnsi="Consolas"/>
+                <w:color w:val="000000"/>
+                <w:sz w:val="15"/>
+              </w:rPr>
+              <w:t>int currentMoisture = 0;       // Percentage 0-100</w:t>
+            </w:r>
+          </w:p>
+          <w:p>
+            <w:pPr>
+              <w:spacing w:before="0" w:after="0" w:line="240" w:lineRule="auto"/>
+            </w:pPr>
+            <w:r>
+              <w:rPr>
+                <w:rFonts w:ascii="Consolas" w:hAnsi="Consolas"/>
+                <w:color w:val="000000"/>
+                <w:sz w:val="15"/>
+              </w:rPr>
+              <w:t>bool isPumpOn = false;</w:t>
+            </w:r>
+          </w:p>
+          <w:p>
+            <w:pPr>
+              <w:spacing w:before="0" w:after="0" w:line="240" w:lineRule="auto"/>
+            </w:pPr>
+            <w:r>
+              <w:rPr>
+                <w:rFonts w:ascii="Consolas" w:hAnsi="Consolas"/>
+                <w:color w:val="000000"/>
+                <w:sz w:val="15"/>
+              </w:rPr>
+              <w:t>bool isAutoMode = true;</w:t>
+            </w:r>
+          </w:p>
+          <w:p>
+            <w:pPr>
+              <w:spacing w:before="0" w:after="0" w:line="240" w:lineRule="auto"/>
+            </w:pPr>
+            <w:r>
+              <w:rPr>
+                <w:rFonts w:ascii="Consolas" w:hAnsi="Consolas"/>
+                <w:color w:val="000000"/>
+                <w:sz w:val="15"/>
+              </w:rPr>
+              <w:t>bool dhtError = false;</w:t>
             </w:r>
           </w:p>
           <w:p>
@@ -3509,111 +2750,46 @@
                 <w:color w:val="000000"/>
                 <w:sz w:val="15"/>
               </w:rPr>
-              <w:t>struct Settings {</w:t>
-            </w:r>
-          </w:p>
-          <w:p>
-            <w:pPr>
-              <w:spacing w:before="0" w:after="0" w:line="240" w:lineRule="auto"/>
-            </w:pPr>
-            <w:r>
-              <w:rPr>
-                <w:rFonts w:ascii="Consolas" w:hAnsi="Consolas"/>
-                <w:color w:val="000000"/>
-                <w:sz w:val="15"/>
-              </w:rPr>
-              <w:t xml:space="preserve">  uint8_t  mode         = MODE_AUTO;</w:t>
-            </w:r>
-          </w:p>
-          <w:p>
-            <w:pPr>
-              <w:spacing w:before="0" w:after="0" w:line="240" w:lineRule="auto"/>
-            </w:pPr>
-            <w:r>
-              <w:rPr>
-                <w:rFonts w:ascii="Consolas" w:hAnsi="Consolas"/>
-                <w:color w:val="000000"/>
-                <w:sz w:val="15"/>
-              </w:rPr>
-              <w:t xml:space="preserve">  uint8_t  soilDry      = 35;   // %  start watering below this</w:t>
-            </w:r>
-          </w:p>
-          <w:p>
-            <w:pPr>
-              <w:spacing w:before="0" w:after="0" w:line="240" w:lineRule="auto"/>
-            </w:pPr>
-            <w:r>
-              <w:rPr>
-                <w:rFonts w:ascii="Consolas" w:hAnsi="Consolas"/>
-                <w:color w:val="000000"/>
-                <w:sz w:val="15"/>
-              </w:rPr>
-              <w:t xml:space="preserve">  uint8_t  soilWet      = 55;   // %  stop watering above this</w:t>
-            </w:r>
-          </w:p>
-          <w:p>
-            <w:pPr>
-              <w:spacing w:before="0" w:after="0" w:line="240" w:lineRule="auto"/>
-            </w:pPr>
-            <w:r>
-              <w:rPr>
-                <w:rFonts w:ascii="Consolas" w:hAnsi="Consolas"/>
-                <w:color w:val="000000"/>
-                <w:sz w:val="15"/>
-              </w:rPr>
-              <w:t xml:space="preserve">  uint16_t pumpMaxRun   = 30;   // s  safety cut-off for one watering</w:t>
-            </w:r>
-          </w:p>
-          <w:p>
-            <w:pPr>
-              <w:spacing w:before="0" w:after="0" w:line="240" w:lineRule="auto"/>
-            </w:pPr>
-            <w:r>
-              <w:rPr>
-                <w:rFonts w:ascii="Consolas" w:hAnsi="Consolas"/>
-                <w:color w:val="000000"/>
-                <w:sz w:val="15"/>
-              </w:rPr>
-              <w:t xml:space="preserve">  uint16_t pumpCooldown = 60;   // s  minimum wait between waterings</w:t>
-            </w:r>
-          </w:p>
-          <w:p>
-            <w:pPr>
-              <w:spacing w:before="0" w:after="0" w:line="240" w:lineRule="auto"/>
-            </w:pPr>
-            <w:r>
-              <w:rPr>
-                <w:rFonts w:ascii="Consolas" w:hAnsi="Consolas"/>
-                <w:color w:val="000000"/>
-                <w:sz w:val="15"/>
-              </w:rPr>
-              <w:t xml:space="preserve">  uint8_t  nightOnly    = 0;    // 1 = only water when it is dark</w:t>
-            </w:r>
-          </w:p>
-          <w:p>
-            <w:pPr>
-              <w:spacing w:before="0" w:after="0" w:line="240" w:lineRule="auto"/>
-            </w:pPr>
-            <w:r>
-              <w:rPr>
-                <w:rFonts w:ascii="Consolas" w:hAnsi="Consolas"/>
-                <w:color w:val="000000"/>
-                <w:sz w:val="15"/>
-              </w:rPr>
-              <w:t>};</w:t>
-            </w:r>
-          </w:p>
-          <w:p>
-            <w:pPr>
-              <w:spacing w:before="0" w:after="0" w:line="240" w:lineRule="auto"/>
-            </w:pPr>
-            <w:r>
-              <w:rPr>
-                <w:rFonts w:ascii="Consolas" w:hAnsi="Consolas"/>
-                <w:color w:val="000000"/>
-                <w:sz w:val="15"/>
-              </w:rPr>
-              <w:t>Settings cfg;</w:t>
+              <w:t>// Configurable Settings</w:t>
+            </w:r>
+          </w:p>
+          <w:p>
+            <w:pPr>
+              <w:spacing w:before="0" w:after="0" w:line="240" w:lineRule="auto"/>
+            </w:pPr>
+            <w:r>
+              <w:rPr>
+                <w:rFonts w:ascii="Consolas" w:hAnsi="Consolas"/>
+                <w:color w:val="000000"/>
+                <w:sz w:val="15"/>
+              </w:rPr>
+              <w:t>int configStartThreshold = 35; // Start watering below 35%</w:t>
+            </w:r>
+          </w:p>
+          <w:p>
+            <w:pPr>
+              <w:spacing w:before="0" w:after="0" w:line="240" w:lineRule="auto"/>
+            </w:pPr>
+            <w:r>
+              <w:rPr>
+                <w:rFonts w:ascii="Consolas" w:hAnsi="Consolas"/>
+                <w:color w:val="000000"/>
+                <w:sz w:val="15"/>
+              </w:rPr>
+              <w:t>int configStopThreshold  = 45; // Stop watering above 45%</w:t>
+            </w:r>
+          </w:p>
+          <w:p>
+            <w:pPr>
+              <w:spacing w:before="0" w:after="0" w:line="240" w:lineRule="auto"/>
+            </w:pPr>
+            <w:r>
+              <w:rPr>
+                <w:rFonts w:ascii="Consolas" w:hAnsi="Consolas"/>
+                <w:color w:val="000000"/>
+                <w:sz w:val="15"/>
+              </w:rPr>
+              <w:t>unsigned long configMaxPumpRuntime = 30000; // 30 seconds</w:t>
             </w:r>
           </w:p>
           <w:p>
@@ -3639,59 +2815,33 @@
                 <w:color w:val="000000"/>
                 <w:sz w:val="15"/>
               </w:rPr>
-              <w:t>// live readings</w:t>
-            </w:r>
-          </w:p>
-          <w:p>
-            <w:pPr>
-              <w:spacing w:before="0" w:after="0" w:line="240" w:lineRule="auto"/>
-            </w:pPr>
-            <w:r>
-              <w:rPr>
-                <w:rFonts w:ascii="Consolas" w:hAnsi="Consolas"/>
-                <w:color w:val="000000"/>
-                <w:sz w:val="15"/>
-              </w:rPr>
-              <w:t>float   tempC = NAN, humid = NAN;</w:t>
-            </w:r>
-          </w:p>
-          <w:p>
-            <w:pPr>
-              <w:spacing w:before="0" w:after="0" w:line="240" w:lineRule="auto"/>
-            </w:pPr>
-            <w:r>
-              <w:rPr>
-                <w:rFonts w:ascii="Consolas" w:hAnsi="Consolas"/>
-                <w:color w:val="000000"/>
-                <w:sz w:val="15"/>
-              </w:rPr>
-              <w:t>int     soilRaw = 0, ldrRaw = 0;</w:t>
-            </w:r>
-          </w:p>
-          <w:p>
-            <w:pPr>
-              <w:spacing w:before="0" w:after="0" w:line="240" w:lineRule="auto"/>
-            </w:pPr>
-            <w:r>
-              <w:rPr>
-                <w:rFonts w:ascii="Consolas" w:hAnsi="Consolas"/>
-                <w:color w:val="000000"/>
-                <w:sz w:val="15"/>
-              </w:rPr>
-              <w:t>int     soilPct = 0, lightPct = 0, lightLux = 0;</w:t>
-            </w:r>
-          </w:p>
-          <w:p>
-            <w:pPr>
-              <w:spacing w:before="0" w:after="0" w:line="240" w:lineRule="auto"/>
-            </w:pPr>
-            <w:r>
-              <w:rPr>
-                <w:rFonts w:ascii="Consolas" w:hAnsi="Consolas"/>
-                <w:color w:val="000000"/>
-                <w:sz w:val="15"/>
-              </w:rPr>
-              <w:t>bool    soilOk = false, dhtOk = false;</w:t>
+              <w:t>// Safety clamps for /api/config</w:t>
+            </w:r>
+          </w:p>
+          <w:p>
+            <w:pPr>
+              <w:spacing w:before="0" w:after="0" w:line="240" w:lineRule="auto"/>
+            </w:pPr>
+            <w:r>
+              <w:rPr>
+                <w:rFonts w:ascii="Consolas" w:hAnsi="Consolas"/>
+                <w:color w:val="000000"/>
+                <w:sz w:val="15"/>
+              </w:rPr>
+              <w:t>const unsigned long RUNTIME_MIN = 3000UL;     // 3 s  (never below the chatter window)</w:t>
+            </w:r>
+          </w:p>
+          <w:p>
+            <w:pPr>
+              <w:spacing w:before="0" w:after="0" w:line="240" w:lineRule="auto"/>
+            </w:pPr>
+            <w:r>
+              <w:rPr>
+                <w:rFonts w:ascii="Consolas" w:hAnsi="Consolas"/>
+                <w:color w:val="000000"/>
+                <w:sz w:val="15"/>
+              </w:rPr>
+              <w:t>const unsigned long RUNTIME_MAX = 600000UL;   // 10 min</w:t>
             </w:r>
           </w:p>
           <w:p>
@@ -3717,33 +2867,72 @@
                 <w:color w:val="000000"/>
                 <w:sz w:val="15"/>
               </w:rPr>
-              <w:t>// pump</w:t>
-            </w:r>
-          </w:p>
-          <w:p>
-            <w:pPr>
-              <w:spacing w:before="0" w:after="0" w:line="240" w:lineRule="auto"/>
-            </w:pPr>
-            <w:r>
-              <w:rPr>
-                <w:rFonts w:ascii="Consolas" w:hAnsi="Consolas"/>
-                <w:color w:val="000000"/>
-                <w:sz w:val="15"/>
-              </w:rPr>
-              <w:t>bool     pumpOn = false, manualPump = false;</w:t>
-            </w:r>
-          </w:p>
-          <w:p>
-            <w:pPr>
-              <w:spacing w:before="0" w:after="0" w:line="240" w:lineRule="auto"/>
-            </w:pPr>
-            <w:r>
-              <w:rPr>
-                <w:rFonts w:ascii="Consolas" w:hAnsi="Consolas"/>
-                <w:color w:val="000000"/>
-                <w:sz w:val="15"/>
-              </w:rPr>
-              <w:t>uint32_t pumpStartMs = 0, pumpStopMs = 0;</w:t>
+              <w:t>// Timers &amp; Safety</w:t>
+            </w:r>
+          </w:p>
+          <w:p>
+            <w:pPr>
+              <w:spacing w:before="0" w:after="0" w:line="240" w:lineRule="auto"/>
+            </w:pPr>
+            <w:r>
+              <w:rPr>
+                <w:rFonts w:ascii="Consolas" w:hAnsi="Consolas"/>
+                <w:color w:val="000000"/>
+                <w:sz w:val="15"/>
+              </w:rPr>
+              <w:t>unsigned long lastDHTReadTime = 0;</w:t>
+            </w:r>
+          </w:p>
+          <w:p>
+            <w:pPr>
+              <w:spacing w:before="0" w:after="0" w:line="240" w:lineRule="auto"/>
+            </w:pPr>
+            <w:r>
+              <w:rPr>
+                <w:rFonts w:ascii="Consolas" w:hAnsi="Consolas"/>
+                <w:color w:val="000000"/>
+                <w:sz w:val="15"/>
+              </w:rPr>
+              <w:t>unsigned long lastSoilReadTime = 0;</w:t>
+            </w:r>
+          </w:p>
+          <w:p>
+            <w:pPr>
+              <w:spacing w:before="0" w:after="0" w:line="240" w:lineRule="auto"/>
+            </w:pPr>
+            <w:r>
+              <w:rPr>
+                <w:rFonts w:ascii="Consolas" w:hAnsi="Consolas"/>
+                <w:color w:val="000000"/>
+                <w:sz w:val="15"/>
+              </w:rPr>
+              <w:t>unsigned long lastWiFiCheckTime = 0;</w:t>
+            </w:r>
+          </w:p>
+          <w:p>
+            <w:pPr>
+              <w:spacing w:before="0" w:after="0" w:line="240" w:lineRule="auto"/>
+            </w:pPr>
+            <w:r>
+              <w:rPr>
+                <w:rFonts w:ascii="Consolas" w:hAnsi="Consolas"/>
+                <w:color w:val="000000"/>
+                <w:sz w:val="15"/>
+              </w:rPr>
+              <w:t>unsigned long pumpStartTime = 0;</w:t>
+            </w:r>
+          </w:p>
+          <w:p>
+            <w:pPr>
+              <w:spacing w:before="0" w:after="0" w:line="240" w:lineRule="auto"/>
+            </w:pPr>
+            <w:r>
+              <w:rPr>
+                <w:rFonts w:ascii="Consolas" w:hAnsi="Consolas"/>
+                <w:color w:val="000000"/>
+                <w:sz w:val="15"/>
+              </w:rPr>
+              <w:t>unsigned long lastRelaySwitchTime = 0;</w:t>
             </w:r>
           </w:p>
           <w:p>
@@ -3769,46 +2958,46 @@
                 <w:color w:val="000000"/>
                 <w:sz w:val="15"/>
               </w:rPr>
-              <w:t>// ui</w:t>
-            </w:r>
-          </w:p>
-          <w:p>
-            <w:pPr>
-              <w:spacing w:before="0" w:after="0" w:line="240" w:lineRule="auto"/>
-            </w:pPr>
-            <w:r>
-              <w:rPr>
-                <w:rFonts w:ascii="Consolas" w:hAnsi="Consolas"/>
-                <w:color w:val="000000"/>
-                <w:sz w:val="15"/>
-              </w:rPr>
-              <w:t>uint8_t  uiState = UI_HOME;</w:t>
-            </w:r>
-          </w:p>
-          <w:p>
-            <w:pPr>
-              <w:spacing w:before="0" w:after="0" w:line="240" w:lineRule="auto"/>
-            </w:pPr>
-            <w:r>
-              <w:rPr>
-                <w:rFonts w:ascii="Consolas" w:hAnsi="Consolas"/>
-                <w:color w:val="000000"/>
-                <w:sz w:val="15"/>
-              </w:rPr>
-              <w:t>int8_t   menuIdx = 0;</w:t>
-            </w:r>
-          </w:p>
-          <w:p>
-            <w:pPr>
-              <w:spacing w:before="0" w:after="0" w:line="240" w:lineRule="auto"/>
-            </w:pPr>
-            <w:r>
-              <w:rPr>
-                <w:rFonts w:ascii="Consolas" w:hAnsi="Consolas"/>
-                <w:color w:val="000000"/>
-                <w:sz w:val="15"/>
-              </w:rPr>
-              <w:t>const uint8_t MENU_COUNT = 7;   // Mode, Dry, Wet, MaxRun, Cooldown, Night, Save</w:t>
+              <w:t>const unsigned long DHT_INTERVAL = 2500;   // 2.5 seconds</w:t>
+            </w:r>
+          </w:p>
+          <w:p>
+            <w:pPr>
+              <w:spacing w:before="0" w:after="0" w:line="240" w:lineRule="auto"/>
+            </w:pPr>
+            <w:r>
+              <w:rPr>
+                <w:rFonts w:ascii="Consolas" w:hAnsi="Consolas"/>
+                <w:color w:val="000000"/>
+                <w:sz w:val="15"/>
+              </w:rPr>
+              <w:t>const unsigned long SOIL_INTERVAL = 1000;  // 1 second</w:t>
+            </w:r>
+          </w:p>
+          <w:p>
+            <w:pPr>
+              <w:spacing w:before="0" w:after="0" w:line="240" w:lineRule="auto"/>
+            </w:pPr>
+            <w:r>
+              <w:rPr>
+                <w:rFonts w:ascii="Consolas" w:hAnsi="Consolas"/>
+                <w:color w:val="000000"/>
+                <w:sz w:val="15"/>
+              </w:rPr>
+              <w:t>const unsigned long WIFI_INTERVAL = 10000; // 10 seconds</w:t>
+            </w:r>
+          </w:p>
+          <w:p>
+            <w:pPr>
+              <w:spacing w:before="0" w:after="0" w:line="240" w:lineRule="auto"/>
+            </w:pPr>
+            <w:r>
+              <w:rPr>
+                <w:rFonts w:ascii="Consolas" w:hAnsi="Consolas"/>
+                <w:color w:val="000000"/>
+                <w:sz w:val="15"/>
+              </w:rPr>
+              <w:t>const unsigned long MIN_RELAY_DELAY = 5000;// Minimum 5 seconds between relay toggles (Chatter protection)</w:t>
             </w:r>
           </w:p>
           <w:p>
@@ -3834,20 +3023,72 @@
                 <w:color w:val="000000"/>
                 <w:sz w:val="15"/>
               </w:rPr>
-              <w:t>// scheduler</w:t>
-            </w:r>
-          </w:p>
-          <w:p>
-            <w:pPr>
-              <w:spacing w:before="0" w:after="0" w:line="240" w:lineRule="auto"/>
-            </w:pPr>
-            <w:r>
-              <w:rPr>
-                <w:rFonts w:ascii="Consolas" w:hAnsi="Consolas"/>
-                <w:color w:val="000000"/>
-                <w:sz w:val="15"/>
-              </w:rPr>
-              <w:t>uint32_t tDht = 0, tSoil = 0, tUi = 0;</w:t>
+              <w:t>// ==========================================</w:t>
+            </w:r>
+          </w:p>
+          <w:p>
+            <w:pPr>
+              <w:spacing w:before="0" w:after="0" w:line="240" w:lineRule="auto"/>
+            </w:pPr>
+            <w:r>
+              <w:rPr>
+                <w:rFonts w:ascii="Consolas" w:hAnsi="Consolas"/>
+                <w:color w:val="000000"/>
+                <w:sz w:val="15"/>
+              </w:rPr>
+              <w:t>// SETUP</w:t>
+            </w:r>
+          </w:p>
+          <w:p>
+            <w:pPr>
+              <w:spacing w:before="0" w:after="0" w:line="240" w:lineRule="auto"/>
+            </w:pPr>
+            <w:r>
+              <w:rPr>
+                <w:rFonts w:ascii="Consolas" w:hAnsi="Consolas"/>
+                <w:color w:val="000000"/>
+                <w:sz w:val="15"/>
+              </w:rPr>
+              <w:t>// ==========================================</w:t>
+            </w:r>
+          </w:p>
+          <w:p>
+            <w:pPr>
+              <w:spacing w:before="0" w:after="0" w:line="240" w:lineRule="auto"/>
+            </w:pPr>
+            <w:r>
+              <w:rPr>
+                <w:rFonts w:ascii="Consolas" w:hAnsi="Consolas"/>
+                <w:color w:val="000000"/>
+                <w:sz w:val="15"/>
+              </w:rPr>
+              <w:t>void setup() {</w:t>
+            </w:r>
+          </w:p>
+          <w:p>
+            <w:pPr>
+              <w:spacing w:before="0" w:after="0" w:line="240" w:lineRule="auto"/>
+            </w:pPr>
+            <w:r>
+              <w:rPr>
+                <w:rFonts w:ascii="Consolas" w:hAnsi="Consolas"/>
+                <w:color w:val="000000"/>
+                <w:sz w:val="15"/>
+              </w:rPr>
+              <w:t xml:space="preserve">  Serial.begin(115200);</w:t>
+            </w:r>
+          </w:p>
+          <w:p>
+            <w:pPr>
+              <w:spacing w:before="0" w:after="0" w:line="240" w:lineRule="auto"/>
+            </w:pPr>
+            <w:r>
+              <w:rPr>
+                <w:rFonts w:ascii="Consolas" w:hAnsi="Consolas"/>
+                <w:color w:val="000000"/>
+                <w:sz w:val="15"/>
+              </w:rPr>
+              <w:t xml:space="preserve">  delay(100);</w:t>
             </w:r>
           </w:p>
           <w:p>
@@ -3873,59 +3114,85 @@
                 <w:color w:val="000000"/>
                 <w:sz w:val="15"/>
               </w:rPr>
-              <w:t>/*==============================  BUTTONS  ====================================*/</w:t>
-            </w:r>
-          </w:p>
-          <w:p>
-            <w:pPr>
-              <w:spacing w:before="0" w:after="0" w:line="240" w:lineRule="auto"/>
-            </w:pPr>
-            <w:r>
-              <w:rPr>
-                <w:rFonts w:ascii="Consolas" w:hAnsi="Consolas"/>
-                <w:color w:val="000000"/>
-                <w:sz w:val="15"/>
-              </w:rPr>
-              <w:t>struct Btn { uint8_t pin; bool last; uint32_t t; };</w:t>
-            </w:r>
-          </w:p>
-          <w:p>
-            <w:pPr>
-              <w:spacing w:before="0" w:after="0" w:line="240" w:lineRule="auto"/>
-            </w:pPr>
-            <w:r>
-              <w:rPr>
-                <w:rFonts w:ascii="Consolas" w:hAnsi="Consolas"/>
-                <w:color w:val="000000"/>
-                <w:sz w:val="15"/>
-              </w:rPr>
-              <w:t>Btn bMan { PIN_BTN_MANUAL, HIGH, 0 };</w:t>
-            </w:r>
-          </w:p>
-          <w:p>
-            <w:pPr>
-              <w:spacing w:before="0" w:after="0" w:line="240" w:lineRule="auto"/>
-            </w:pPr>
-            <w:r>
-              <w:rPr>
-                <w:rFonts w:ascii="Consolas" w:hAnsi="Consolas"/>
-                <w:color w:val="000000"/>
-                <w:sz w:val="15"/>
-              </w:rPr>
-              <w:t>Btn bMen { PIN_BTN_MENU,   HIGH, 0 };</w:t>
-            </w:r>
-          </w:p>
-          <w:p>
-            <w:pPr>
-              <w:spacing w:before="0" w:after="0" w:line="240" w:lineRule="auto"/>
-            </w:pPr>
-            <w:r>
-              <w:rPr>
-                <w:rFonts w:ascii="Consolas" w:hAnsi="Consolas"/>
-                <w:color w:val="000000"/>
-                <w:sz w:val="15"/>
-              </w:rPr>
-              <w:t>Btn bSet { PIN_BTN_SET,    HIGH, 0 };</w:t>
+              <w:t xml:space="preserve">  Serial.println(F("\n===================================="));</w:t>
+            </w:r>
+          </w:p>
+          <w:p>
+            <w:pPr>
+              <w:spacing w:before="0" w:after="0" w:line="240" w:lineRule="auto"/>
+            </w:pPr>
+            <w:r>
+              <w:rPr>
+                <w:rFonts w:ascii="Consolas" w:hAnsi="Consolas"/>
+                <w:color w:val="000000"/>
+                <w:sz w:val="15"/>
+              </w:rPr>
+              <w:t xml:space="preserve">  Serial.println(F("SMART IRRIGATION SYSTEM"));</w:t>
+            </w:r>
+          </w:p>
+          <w:p>
+            <w:pPr>
+              <w:spacing w:before="0" w:after="0" w:line="240" w:lineRule="auto"/>
+            </w:pPr>
+            <w:r>
+              <w:rPr>
+                <w:rFonts w:ascii="Consolas" w:hAnsi="Consolas"/>
+                <w:color w:val="000000"/>
+                <w:sz w:val="15"/>
+              </w:rPr>
+              <w:t xml:space="preserve">  Serial.print(F("Firmware: "));</w:t>
+            </w:r>
+          </w:p>
+          <w:p>
+            <w:pPr>
+              <w:spacing w:before="0" w:after="0" w:line="240" w:lineRule="auto"/>
+            </w:pPr>
+            <w:r>
+              <w:rPr>
+                <w:rFonts w:ascii="Consolas" w:hAnsi="Consolas"/>
+                <w:color w:val="000000"/>
+                <w:sz w:val="15"/>
+              </w:rPr>
+              <w:t xml:space="preserve">  Serial.println(FIRMWARE_VERSION);</w:t>
+            </w:r>
+          </w:p>
+          <w:p>
+            <w:pPr>
+              <w:spacing w:before="0" w:after="0" w:line="240" w:lineRule="auto"/>
+            </w:pPr>
+            <w:r>
+              <w:rPr>
+                <w:rFonts w:ascii="Consolas" w:hAnsi="Consolas"/>
+                <w:color w:val="000000"/>
+                <w:sz w:val="15"/>
+              </w:rPr>
+              <w:t xml:space="preserve">  Serial.print(F("Reset Reason: "));</w:t>
+            </w:r>
+          </w:p>
+          <w:p>
+            <w:pPr>
+              <w:spacing w:before="0" w:after="0" w:line="240" w:lineRule="auto"/>
+            </w:pPr>
+            <w:r>
+              <w:rPr>
+                <w:rFonts w:ascii="Consolas" w:hAnsi="Consolas"/>
+                <w:color w:val="000000"/>
+                <w:sz w:val="15"/>
+              </w:rPr>
+              <w:t xml:space="preserve">  Serial.println(ESP.getResetReason());</w:t>
+            </w:r>
+          </w:p>
+          <w:p>
+            <w:pPr>
+              <w:spacing w:before="0" w:after="0" w:line="240" w:lineRule="auto"/>
+            </w:pPr>
+            <w:r>
+              <w:rPr>
+                <w:rFonts w:ascii="Consolas" w:hAnsi="Consolas"/>
+                <w:color w:val="000000"/>
+                <w:sz w:val="15"/>
+              </w:rPr>
+              <w:t xml:space="preserve">  Serial.println(F("===================================="));</w:t>
             </w:r>
           </w:p>
           <w:p>
@@ -3951,85 +3218,631 @@
                 <w:color w:val="000000"/>
                 <w:sz w:val="15"/>
               </w:rPr>
-              <w:t>// returns true once on a fresh press (active-LOW, debounced)</w:t>
-            </w:r>
-          </w:p>
-          <w:p>
-            <w:pPr>
-              <w:spacing w:before="0" w:after="0" w:line="240" w:lineRule="auto"/>
-            </w:pPr>
-            <w:r>
-              <w:rPr>
-                <w:rFonts w:ascii="Consolas" w:hAnsi="Consolas"/>
-                <w:color w:val="000000"/>
-                <w:sz w:val="15"/>
-              </w:rPr>
-              <w:t>bool pressed(Btn &amp;b) {</w:t>
-            </w:r>
-          </w:p>
-          <w:p>
-            <w:pPr>
-              <w:spacing w:before="0" w:after="0" w:line="240" w:lineRule="auto"/>
-            </w:pPr>
-            <w:r>
-              <w:rPr>
-                <w:rFonts w:ascii="Consolas" w:hAnsi="Consolas"/>
-                <w:color w:val="000000"/>
-                <w:sz w:val="15"/>
-              </w:rPr>
-              <w:t xml:space="preserve">  bool r = digitalRead(b.pin);</w:t>
-            </w:r>
-          </w:p>
-          <w:p>
-            <w:pPr>
-              <w:spacing w:before="0" w:after="0" w:line="240" w:lineRule="auto"/>
-            </w:pPr>
-            <w:r>
-              <w:rPr>
-                <w:rFonts w:ascii="Consolas" w:hAnsi="Consolas"/>
-                <w:color w:val="000000"/>
-                <w:sz w:val="15"/>
-              </w:rPr>
-              <w:t xml:space="preserve">  if (r != b.last &amp;&amp; (millis() - b.t) &gt; DEBOUNCE_MS) {</w:t>
-            </w:r>
-          </w:p>
-          <w:p>
-            <w:pPr>
-              <w:spacing w:before="0" w:after="0" w:line="240" w:lineRule="auto"/>
-            </w:pPr>
-            <w:r>
-              <w:rPr>
-                <w:rFonts w:ascii="Consolas" w:hAnsi="Consolas"/>
-                <w:color w:val="000000"/>
-                <w:sz w:val="15"/>
-              </w:rPr>
-              <w:t xml:space="preserve">    b.t = millis();</w:t>
-            </w:r>
-          </w:p>
-          <w:p>
-            <w:pPr>
-              <w:spacing w:before="0" w:after="0" w:line="240" w:lineRule="auto"/>
-            </w:pPr>
-            <w:r>
-              <w:rPr>
-                <w:rFonts w:ascii="Consolas" w:hAnsi="Consolas"/>
-                <w:color w:val="000000"/>
-                <w:sz w:val="15"/>
-              </w:rPr>
-              <w:t xml:space="preserve">    b.last = r;</w:t>
-            </w:r>
-          </w:p>
-          <w:p>
-            <w:pPr>
-              <w:spacing w:before="0" w:after="0" w:line="240" w:lineRule="auto"/>
-            </w:pPr>
-            <w:r>
-              <w:rPr>
-                <w:rFonts w:ascii="Consolas" w:hAnsi="Consolas"/>
-                <w:color w:val="000000"/>
-                <w:sz w:val="15"/>
-              </w:rPr>
-              <w:t xml:space="preserve">    if (r == LOW) return true;</w:t>
+              <w:t xml:space="preserve">  initializePins();</w:t>
+            </w:r>
+          </w:p>
+          <w:p>
+            <w:pPr>
+              <w:spacing w:before="0" w:after="0" w:line="240" w:lineRule="auto"/>
+            </w:pPr>
+            <w:r>
+              <w:rPr>
+                <w:rFonts w:ascii="Consolas" w:hAnsi="Consolas"/>
+                <w:color w:val="000000"/>
+                <w:sz w:val="15"/>
+              </w:rPr>
+              <w:t xml:space="preserve">  initializeSensors();</w:t>
+            </w:r>
+          </w:p>
+          <w:p>
+            <w:pPr>
+              <w:spacing w:before="0" w:after="0" w:line="240" w:lineRule="auto"/>
+            </w:pPr>
+            <w:r>
+              <w:rPr>
+                <w:rFonts w:ascii="Consolas" w:hAnsi="Consolas"/>
+                <w:color w:val="000000"/>
+                <w:sz w:val="15"/>
+              </w:rPr>
+              <w:t xml:space="preserve">  initializeWiFi();</w:t>
+            </w:r>
+          </w:p>
+          <w:p>
+            <w:pPr>
+              <w:spacing w:before="0" w:after="0" w:line="240" w:lineRule="auto"/>
+            </w:pPr>
+            <w:r>
+              <w:rPr>
+                <w:rFonts w:ascii="Consolas" w:hAnsi="Consolas"/>
+                <w:color w:val="000000"/>
+                <w:sz w:val="15"/>
+              </w:rPr>
+              <w:t xml:space="preserve">  initializeWebServer();</w:t>
+            </w:r>
+          </w:p>
+          <w:p>
+            <w:pPr>
+              <w:spacing w:before="0" w:after="0" w:line="240" w:lineRule="auto"/>
+            </w:pPr>
+            <w:r>
+              <w:rPr>
+                <w:rFonts w:ascii="Consolas" w:hAnsi="Consolas"/>
+                <w:color w:val="000000"/>
+                <w:sz w:val="15"/>
+              </w:rPr>
+              <w:t xml:space="preserve">  initializeMDNS();</w:t>
+            </w:r>
+          </w:p>
+          <w:p>
+            <w:pPr>
+              <w:spacing w:before="0" w:after="0" w:line="240" w:lineRule="auto"/>
+            </w:pPr>
+            <w:r>
+              <w:rPr>
+                <w:rFonts w:ascii="Consolas" w:hAnsi="Consolas"/>
+                <w:color w:val="000000"/>
+                <w:sz w:val="15"/>
+              </w:rPr>
+              <w:t xml:space="preserve"> </w:t>
+            </w:r>
+          </w:p>
+          <w:p>
+            <w:pPr>
+              <w:spacing w:before="0" w:after="0" w:line="240" w:lineRule="auto"/>
+            </w:pPr>
+            <w:r>
+              <w:rPr>
+                <w:rFonts w:ascii="Consolas" w:hAnsi="Consolas"/>
+                <w:color w:val="000000"/>
+                <w:sz w:val="15"/>
+              </w:rPr>
+              <w:t xml:space="preserve">  Serial.println(F("System ready."));</w:t>
+            </w:r>
+          </w:p>
+          <w:p>
+            <w:pPr>
+              <w:spacing w:before="0" w:after="0" w:line="240" w:lineRule="auto"/>
+            </w:pPr>
+            <w:r>
+              <w:rPr>
+                <w:rFonts w:ascii="Consolas" w:hAnsi="Consolas"/>
+                <w:color w:val="000000"/>
+                <w:sz w:val="15"/>
+              </w:rPr>
+              <w:t>}</w:t>
+            </w:r>
+          </w:p>
+          <w:p>
+            <w:pPr>
+              <w:spacing w:before="0" w:after="0" w:line="240" w:lineRule="auto"/>
+            </w:pPr>
+            <w:r>
+              <w:rPr>
+                <w:rFonts w:ascii="Consolas" w:hAnsi="Consolas"/>
+                <w:color w:val="000000"/>
+                <w:sz w:val="15"/>
+              </w:rPr>
+              <w:t xml:space="preserve"> </w:t>
+            </w:r>
+          </w:p>
+          <w:p>
+            <w:pPr>
+              <w:spacing w:before="0" w:after="0" w:line="240" w:lineRule="auto"/>
+            </w:pPr>
+            <w:r>
+              <w:rPr>
+                <w:rFonts w:ascii="Consolas" w:hAnsi="Consolas"/>
+                <w:color w:val="000000"/>
+                <w:sz w:val="15"/>
+              </w:rPr>
+              <w:t>// ==========================================</w:t>
+            </w:r>
+          </w:p>
+          <w:p>
+            <w:pPr>
+              <w:spacing w:before="0" w:after="0" w:line="240" w:lineRule="auto"/>
+            </w:pPr>
+            <w:r>
+              <w:rPr>
+                <w:rFonts w:ascii="Consolas" w:hAnsi="Consolas"/>
+                <w:color w:val="000000"/>
+                <w:sz w:val="15"/>
+              </w:rPr>
+              <w:t>// LOOP</w:t>
+            </w:r>
+          </w:p>
+          <w:p>
+            <w:pPr>
+              <w:spacing w:before="0" w:after="0" w:line="240" w:lineRule="auto"/>
+            </w:pPr>
+            <w:r>
+              <w:rPr>
+                <w:rFonts w:ascii="Consolas" w:hAnsi="Consolas"/>
+                <w:color w:val="000000"/>
+                <w:sz w:val="15"/>
+              </w:rPr>
+              <w:t>// ==========================================</w:t>
+            </w:r>
+          </w:p>
+          <w:p>
+            <w:pPr>
+              <w:spacing w:before="0" w:after="0" w:line="240" w:lineRule="auto"/>
+            </w:pPr>
+            <w:r>
+              <w:rPr>
+                <w:rFonts w:ascii="Consolas" w:hAnsi="Consolas"/>
+                <w:color w:val="000000"/>
+                <w:sz w:val="15"/>
+              </w:rPr>
+              <w:t>void loop() {</w:t>
+            </w:r>
+          </w:p>
+          <w:p>
+            <w:pPr>
+              <w:spacing w:before="0" w:after="0" w:line="240" w:lineRule="auto"/>
+            </w:pPr>
+            <w:r>
+              <w:rPr>
+                <w:rFonts w:ascii="Consolas" w:hAnsi="Consolas"/>
+                <w:color w:val="000000"/>
+                <w:sz w:val="15"/>
+              </w:rPr>
+              <w:t xml:space="preserve">  server.handleClient();</w:t>
+            </w:r>
+          </w:p>
+          <w:p>
+            <w:pPr>
+              <w:spacing w:before="0" w:after="0" w:line="240" w:lineRule="auto"/>
+            </w:pPr>
+            <w:r>
+              <w:rPr>
+                <w:rFonts w:ascii="Consolas" w:hAnsi="Consolas"/>
+                <w:color w:val="000000"/>
+                <w:sz w:val="15"/>
+              </w:rPr>
+              <w:t xml:space="preserve">  MDNS.update();</w:t>
+            </w:r>
+          </w:p>
+          <w:p>
+            <w:pPr>
+              <w:spacing w:before="0" w:after="0" w:line="240" w:lineRule="auto"/>
+            </w:pPr>
+            <w:r>
+              <w:rPr>
+                <w:rFonts w:ascii="Consolas" w:hAnsi="Consolas"/>
+                <w:color w:val="000000"/>
+                <w:sz w:val="15"/>
+              </w:rPr>
+              <w:t xml:space="preserve"> </w:t>
+            </w:r>
+          </w:p>
+          <w:p>
+            <w:pPr>
+              <w:spacing w:before="0" w:after="0" w:line="240" w:lineRule="auto"/>
+            </w:pPr>
+            <w:r>
+              <w:rPr>
+                <w:rFonts w:ascii="Consolas" w:hAnsi="Consolas"/>
+                <w:color w:val="000000"/>
+                <w:sz w:val="15"/>
+              </w:rPr>
+              <w:t xml:space="preserve">  handleWiFi();</w:t>
+            </w:r>
+          </w:p>
+          <w:p>
+            <w:pPr>
+              <w:spacing w:before="0" w:after="0" w:line="240" w:lineRule="auto"/>
+            </w:pPr>
+            <w:r>
+              <w:rPr>
+                <w:rFonts w:ascii="Consolas" w:hAnsi="Consolas"/>
+                <w:color w:val="000000"/>
+                <w:sz w:val="15"/>
+              </w:rPr>
+              <w:t xml:space="preserve">  readSensors();</w:t>
+            </w:r>
+          </w:p>
+          <w:p>
+            <w:pPr>
+              <w:spacing w:before="0" w:after="0" w:line="240" w:lineRule="auto"/>
+            </w:pPr>
+            <w:r>
+              <w:rPr>
+                <w:rFonts w:ascii="Consolas" w:hAnsi="Consolas"/>
+                <w:color w:val="000000"/>
+                <w:sz w:val="15"/>
+              </w:rPr>
+              <w:t xml:space="preserve">  handlePumpSafety();</w:t>
+            </w:r>
+          </w:p>
+          <w:p>
+            <w:pPr>
+              <w:spacing w:before="0" w:after="0" w:line="240" w:lineRule="auto"/>
+            </w:pPr>
+            <w:r>
+              <w:rPr>
+                <w:rFonts w:ascii="Consolas" w:hAnsi="Consolas"/>
+                <w:color w:val="000000"/>
+                <w:sz w:val="15"/>
+              </w:rPr>
+              <w:t xml:space="preserve">  updateIrrigation();</w:t>
+            </w:r>
+          </w:p>
+          <w:p>
+            <w:pPr>
+              <w:spacing w:before="0" w:after="0" w:line="240" w:lineRule="auto"/>
+            </w:pPr>
+            <w:r>
+              <w:rPr>
+                <w:rFonts w:ascii="Consolas" w:hAnsi="Consolas"/>
+                <w:color w:val="000000"/>
+                <w:sz w:val="15"/>
+              </w:rPr>
+              <w:t>}</w:t>
+            </w:r>
+          </w:p>
+          <w:p>
+            <w:pPr>
+              <w:spacing w:before="0" w:after="0" w:line="240" w:lineRule="auto"/>
+            </w:pPr>
+            <w:r>
+              <w:rPr>
+                <w:rFonts w:ascii="Consolas" w:hAnsi="Consolas"/>
+                <w:color w:val="000000"/>
+                <w:sz w:val="15"/>
+              </w:rPr>
+              <w:t xml:space="preserve"> </w:t>
+            </w:r>
+          </w:p>
+          <w:p>
+            <w:pPr>
+              <w:spacing w:before="0" w:after="0" w:line="240" w:lineRule="auto"/>
+            </w:pPr>
+            <w:r>
+              <w:rPr>
+                <w:rFonts w:ascii="Consolas" w:hAnsi="Consolas"/>
+                <w:color w:val="000000"/>
+                <w:sz w:val="15"/>
+              </w:rPr>
+              <w:t>// ==========================================</w:t>
+            </w:r>
+          </w:p>
+          <w:p>
+            <w:pPr>
+              <w:spacing w:before="0" w:after="0" w:line="240" w:lineRule="auto"/>
+            </w:pPr>
+            <w:r>
+              <w:rPr>
+                <w:rFonts w:ascii="Consolas" w:hAnsi="Consolas"/>
+                <w:color w:val="000000"/>
+                <w:sz w:val="15"/>
+              </w:rPr>
+              <w:t>// INITIALIZATION FUNCTIONS</w:t>
+            </w:r>
+          </w:p>
+          <w:p>
+            <w:pPr>
+              <w:spacing w:before="0" w:after="0" w:line="240" w:lineRule="auto"/>
+            </w:pPr>
+            <w:r>
+              <w:rPr>
+                <w:rFonts w:ascii="Consolas" w:hAnsi="Consolas"/>
+                <w:color w:val="000000"/>
+                <w:sz w:val="15"/>
+              </w:rPr>
+              <w:t>// ==========================================</w:t>
+            </w:r>
+          </w:p>
+          <w:p>
+            <w:pPr>
+              <w:spacing w:before="0" w:after="0" w:line="240" w:lineRule="auto"/>
+            </w:pPr>
+            <w:r>
+              <w:rPr>
+                <w:rFonts w:ascii="Consolas" w:hAnsi="Consolas"/>
+                <w:color w:val="000000"/>
+                <w:sz w:val="15"/>
+              </w:rPr>
+              <w:t>void initializePins() {</w:t>
+            </w:r>
+          </w:p>
+          <w:p>
+            <w:pPr>
+              <w:spacing w:before="0" w:after="0" w:line="240" w:lineRule="auto"/>
+            </w:pPr>
+            <w:r>
+              <w:rPr>
+                <w:rFonts w:ascii="Consolas" w:hAnsi="Consolas"/>
+                <w:color w:val="000000"/>
+                <w:sz w:val="15"/>
+              </w:rPr>
+              <w:t xml:space="preserve">  // IMPORTANT: Set default state BEFORE making it an output to prevent relay blips on boot</w:t>
+            </w:r>
+          </w:p>
+          <w:p>
+            <w:pPr>
+              <w:spacing w:before="0" w:after="0" w:line="240" w:lineRule="auto"/>
+            </w:pPr>
+            <w:r>
+              <w:rPr>
+                <w:rFonts w:ascii="Consolas" w:hAnsi="Consolas"/>
+                <w:color w:val="000000"/>
+                <w:sz w:val="15"/>
+              </w:rPr>
+              <w:t xml:space="preserve">  digitalWrite(PIN_RELAY, RELAY_OFF);</w:t>
+            </w:r>
+          </w:p>
+          <w:p>
+            <w:pPr>
+              <w:spacing w:before="0" w:after="0" w:line="240" w:lineRule="auto"/>
+            </w:pPr>
+            <w:r>
+              <w:rPr>
+                <w:rFonts w:ascii="Consolas" w:hAnsi="Consolas"/>
+                <w:color w:val="000000"/>
+                <w:sz w:val="15"/>
+              </w:rPr>
+              <w:t xml:space="preserve">  pinMode(PIN_RELAY, OUTPUT);</w:t>
+            </w:r>
+          </w:p>
+          <w:p>
+            <w:pPr>
+              <w:spacing w:before="0" w:after="0" w:line="240" w:lineRule="auto"/>
+            </w:pPr>
+            <w:r>
+              <w:rPr>
+                <w:rFonts w:ascii="Consolas" w:hAnsi="Consolas"/>
+                <w:color w:val="000000"/>
+                <w:sz w:val="15"/>
+              </w:rPr>
+              <w:t xml:space="preserve">  Serial.println(F("Pins initialized. Pump is OFF."));</w:t>
+            </w:r>
+          </w:p>
+          <w:p>
+            <w:pPr>
+              <w:spacing w:before="0" w:after="0" w:line="240" w:lineRule="auto"/>
+            </w:pPr>
+            <w:r>
+              <w:rPr>
+                <w:rFonts w:ascii="Consolas" w:hAnsi="Consolas"/>
+                <w:color w:val="000000"/>
+                <w:sz w:val="15"/>
+              </w:rPr>
+              <w:t>}</w:t>
+            </w:r>
+          </w:p>
+          <w:p>
+            <w:pPr>
+              <w:spacing w:before="0" w:after="0" w:line="240" w:lineRule="auto"/>
+            </w:pPr>
+            <w:r>
+              <w:rPr>
+                <w:rFonts w:ascii="Consolas" w:hAnsi="Consolas"/>
+                <w:color w:val="000000"/>
+                <w:sz w:val="15"/>
+              </w:rPr>
+              <w:t xml:space="preserve"> </w:t>
+            </w:r>
+          </w:p>
+          <w:p>
+            <w:pPr>
+              <w:spacing w:before="0" w:after="0" w:line="240" w:lineRule="auto"/>
+            </w:pPr>
+            <w:r>
+              <w:rPr>
+                <w:rFonts w:ascii="Consolas" w:hAnsi="Consolas"/>
+                <w:color w:val="000000"/>
+                <w:sz w:val="15"/>
+              </w:rPr>
+              <w:t>void initializeSensors() {</w:t>
+            </w:r>
+          </w:p>
+          <w:p>
+            <w:pPr>
+              <w:spacing w:before="0" w:after="0" w:line="240" w:lineRule="auto"/>
+            </w:pPr>
+            <w:r>
+              <w:rPr>
+                <w:rFonts w:ascii="Consolas" w:hAnsi="Consolas"/>
+                <w:color w:val="000000"/>
+                <w:sz w:val="15"/>
+              </w:rPr>
+              <w:t xml:space="preserve">  dht.begin();</w:t>
+            </w:r>
+          </w:p>
+          <w:p>
+            <w:pPr>
+              <w:spacing w:before="0" w:after="0" w:line="240" w:lineRule="auto"/>
+            </w:pPr>
+            <w:r>
+              <w:rPr>
+                <w:rFonts w:ascii="Consolas" w:hAnsi="Consolas"/>
+                <w:color w:val="000000"/>
+                <w:sz w:val="15"/>
+              </w:rPr>
+              <w:t xml:space="preserve">  Serial.println(F("Sensors initialized."));</w:t>
+            </w:r>
+          </w:p>
+          <w:p>
+            <w:pPr>
+              <w:spacing w:before="0" w:after="0" w:line="240" w:lineRule="auto"/>
+            </w:pPr>
+            <w:r>
+              <w:rPr>
+                <w:rFonts w:ascii="Consolas" w:hAnsi="Consolas"/>
+                <w:color w:val="000000"/>
+                <w:sz w:val="15"/>
+              </w:rPr>
+              <w:t>}</w:t>
+            </w:r>
+          </w:p>
+          <w:p>
+            <w:pPr>
+              <w:spacing w:before="0" w:after="0" w:line="240" w:lineRule="auto"/>
+            </w:pPr>
+            <w:r>
+              <w:rPr>
+                <w:rFonts w:ascii="Consolas" w:hAnsi="Consolas"/>
+                <w:color w:val="000000"/>
+                <w:sz w:val="15"/>
+              </w:rPr>
+              <w:t xml:space="preserve"> </w:t>
+            </w:r>
+          </w:p>
+          <w:p>
+            <w:pPr>
+              <w:spacing w:before="0" w:after="0" w:line="240" w:lineRule="auto"/>
+            </w:pPr>
+            <w:r>
+              <w:rPr>
+                <w:rFonts w:ascii="Consolas" w:hAnsi="Consolas"/>
+                <w:color w:val="000000"/>
+                <w:sz w:val="15"/>
+              </w:rPr>
+              <w:t>void initializeWiFi() {</w:t>
+            </w:r>
+          </w:p>
+          <w:p>
+            <w:pPr>
+              <w:spacing w:before="0" w:after="0" w:line="240" w:lineRule="auto"/>
+            </w:pPr>
+            <w:r>
+              <w:rPr>
+                <w:rFonts w:ascii="Consolas" w:hAnsi="Consolas"/>
+                <w:color w:val="000000"/>
+                <w:sz w:val="15"/>
+              </w:rPr>
+              <w:t xml:space="preserve">  Serial.print(F("Connecting to WiFi: "));</w:t>
+            </w:r>
+          </w:p>
+          <w:p>
+            <w:pPr>
+              <w:spacing w:before="0" w:after="0" w:line="240" w:lineRule="auto"/>
+            </w:pPr>
+            <w:r>
+              <w:rPr>
+                <w:rFonts w:ascii="Consolas" w:hAnsi="Consolas"/>
+                <w:color w:val="000000"/>
+                <w:sz w:val="15"/>
+              </w:rPr>
+              <w:t xml:space="preserve">  Serial.println(WIFI_SSID);</w:t>
+            </w:r>
+          </w:p>
+          <w:p>
+            <w:pPr>
+              <w:spacing w:before="0" w:after="0" w:line="240" w:lineRule="auto"/>
+            </w:pPr>
+            <w:r>
+              <w:rPr>
+                <w:rFonts w:ascii="Consolas" w:hAnsi="Consolas"/>
+                <w:color w:val="000000"/>
+                <w:sz w:val="15"/>
+              </w:rPr>
+              <w:t xml:space="preserve"> </w:t>
+            </w:r>
+          </w:p>
+          <w:p>
+            <w:pPr>
+              <w:spacing w:before="0" w:after="0" w:line="240" w:lineRule="auto"/>
+            </w:pPr>
+            <w:r>
+              <w:rPr>
+                <w:rFonts w:ascii="Consolas" w:hAnsi="Consolas"/>
+                <w:color w:val="000000"/>
+                <w:sz w:val="15"/>
+              </w:rPr>
+              <w:t xml:space="preserve">  WiFi.mode(WIFI_STA);</w:t>
+            </w:r>
+          </w:p>
+          <w:p>
+            <w:pPr>
+              <w:spacing w:before="0" w:after="0" w:line="240" w:lineRule="auto"/>
+            </w:pPr>
+            <w:r>
+              <w:rPr>
+                <w:rFonts w:ascii="Consolas" w:hAnsi="Consolas"/>
+                <w:color w:val="000000"/>
+                <w:sz w:val="15"/>
+              </w:rPr>
+              <w:t xml:space="preserve">  WiFi.begin(WIFI_SSID, WIFI_PASSWORD);</w:t>
+            </w:r>
+          </w:p>
+          <w:p>
+            <w:pPr>
+              <w:spacing w:before="0" w:after="0" w:line="240" w:lineRule="auto"/>
+            </w:pPr>
+            <w:r>
+              <w:rPr>
+                <w:rFonts w:ascii="Consolas" w:hAnsi="Consolas"/>
+                <w:color w:val="000000"/>
+                <w:sz w:val="15"/>
+              </w:rPr>
+              <w:t xml:space="preserve"> </w:t>
+            </w:r>
+          </w:p>
+          <w:p>
+            <w:pPr>
+              <w:spacing w:before="0" w:after="0" w:line="240" w:lineRule="auto"/>
+            </w:pPr>
+            <w:r>
+              <w:rPr>
+                <w:rFonts w:ascii="Consolas" w:hAnsi="Consolas"/>
+                <w:color w:val="000000"/>
+                <w:sz w:val="15"/>
+              </w:rPr>
+              <w:t xml:space="preserve">  // Non-blocking wait, give it 10 seconds maximum during boot</w:t>
+            </w:r>
+          </w:p>
+          <w:p>
+            <w:pPr>
+              <w:spacing w:before="0" w:after="0" w:line="240" w:lineRule="auto"/>
+            </w:pPr>
+            <w:r>
+              <w:rPr>
+                <w:rFonts w:ascii="Consolas" w:hAnsi="Consolas"/>
+                <w:color w:val="000000"/>
+                <w:sz w:val="15"/>
+              </w:rPr>
+              <w:t xml:space="preserve">  unsigned long startAttemptTime = millis();</w:t>
+            </w:r>
+          </w:p>
+          <w:p>
+            <w:pPr>
+              <w:spacing w:before="0" w:after="0" w:line="240" w:lineRule="auto"/>
+            </w:pPr>
+            <w:r>
+              <w:rPr>
+                <w:rFonts w:ascii="Consolas" w:hAnsi="Consolas"/>
+                <w:color w:val="000000"/>
+                <w:sz w:val="15"/>
+              </w:rPr>
+              <w:t xml:space="preserve">  while (WiFi.status() != WL_CONNECTED &amp;&amp; millis() - startAttemptTime &lt; 10000) {</w:t>
+            </w:r>
+          </w:p>
+          <w:p>
+            <w:pPr>
+              <w:spacing w:before="0" w:after="0" w:line="240" w:lineRule="auto"/>
+            </w:pPr>
+            <w:r>
+              <w:rPr>
+                <w:rFonts w:ascii="Consolas" w:hAnsi="Consolas"/>
+                <w:color w:val="000000"/>
+                <w:sz w:val="15"/>
+              </w:rPr>
+              <w:t xml:space="preserve">    delay(500);</w:t>
+            </w:r>
+          </w:p>
+          <w:p>
+            <w:pPr>
+              <w:spacing w:before="0" w:after="0" w:line="240" w:lineRule="auto"/>
+            </w:pPr>
+            <w:r>
+              <w:rPr>
+                <w:rFonts w:ascii="Consolas" w:hAnsi="Consolas"/>
+                <w:color w:val="000000"/>
+                <w:sz w:val="15"/>
+              </w:rPr>
+              <w:t xml:space="preserve">    Serial.print(F("."));</w:t>
             </w:r>
           </w:p>
           <w:p>
@@ -4055,7 +3868,98 @@
                 <w:color w:val="000000"/>
                 <w:sz w:val="15"/>
               </w:rPr>
-              <w:t xml:space="preserve">  return false;</w:t>
+              <w:t xml:space="preserve"> </w:t>
+            </w:r>
+          </w:p>
+          <w:p>
+            <w:pPr>
+              <w:spacing w:before="0" w:after="0" w:line="240" w:lineRule="auto"/>
+            </w:pPr>
+            <w:r>
+              <w:rPr>
+                <w:rFonts w:ascii="Consolas" w:hAnsi="Consolas"/>
+                <w:color w:val="000000"/>
+                <w:sz w:val="15"/>
+              </w:rPr>
+              <w:t xml:space="preserve">  if (WiFi.status() == WL_CONNECTED) {</w:t>
+            </w:r>
+          </w:p>
+          <w:p>
+            <w:pPr>
+              <w:spacing w:before="0" w:after="0" w:line="240" w:lineRule="auto"/>
+            </w:pPr>
+            <w:r>
+              <w:rPr>
+                <w:rFonts w:ascii="Consolas" w:hAnsi="Consolas"/>
+                <w:color w:val="000000"/>
+                <w:sz w:val="15"/>
+              </w:rPr>
+              <w:t xml:space="preserve">    Serial.println(F("\nWiFi connected."));</w:t>
+            </w:r>
+          </w:p>
+          <w:p>
+            <w:pPr>
+              <w:spacing w:before="0" w:after="0" w:line="240" w:lineRule="auto"/>
+            </w:pPr>
+            <w:r>
+              <w:rPr>
+                <w:rFonts w:ascii="Consolas" w:hAnsi="Consolas"/>
+                <w:color w:val="000000"/>
+                <w:sz w:val="15"/>
+              </w:rPr>
+              <w:t xml:space="preserve">    Serial.print(F("IP address: "));</w:t>
+            </w:r>
+          </w:p>
+          <w:p>
+            <w:pPr>
+              <w:spacing w:before="0" w:after="0" w:line="240" w:lineRule="auto"/>
+            </w:pPr>
+            <w:r>
+              <w:rPr>
+                <w:rFonts w:ascii="Consolas" w:hAnsi="Consolas"/>
+                <w:color w:val="000000"/>
+                <w:sz w:val="15"/>
+              </w:rPr>
+              <w:t xml:space="preserve">    Serial.println(WiFi.localIP());</w:t>
+            </w:r>
+          </w:p>
+          <w:p>
+            <w:pPr>
+              <w:spacing w:before="0" w:after="0" w:line="240" w:lineRule="auto"/>
+            </w:pPr>
+            <w:r>
+              <w:rPr>
+                <w:rFonts w:ascii="Consolas" w:hAnsi="Consolas"/>
+                <w:color w:val="000000"/>
+                <w:sz w:val="15"/>
+              </w:rPr>
+              <w:t xml:space="preserve">  } else {</w:t>
+            </w:r>
+          </w:p>
+          <w:p>
+            <w:pPr>
+              <w:spacing w:before="0" w:after="0" w:line="240" w:lineRule="auto"/>
+            </w:pPr>
+            <w:r>
+              <w:rPr>
+                <w:rFonts w:ascii="Consolas" w:hAnsi="Consolas"/>
+                <w:color w:val="000000"/>
+                <w:sz w:val="15"/>
+              </w:rPr>
+              <w:t xml:space="preserve">    Serial.println(F("\nWiFi connection timed out. Proceeding offline."));</w:t>
+            </w:r>
+          </w:p>
+          <w:p>
+            <w:pPr>
+              <w:spacing w:before="0" w:after="0" w:line="240" w:lineRule="auto"/>
+            </w:pPr>
+            <w:r>
+              <w:rPr>
+                <w:rFonts w:ascii="Consolas" w:hAnsi="Consolas"/>
+                <w:color w:val="000000"/>
+                <w:sz w:val="15"/>
+              </w:rPr>
+              <w:t xml:space="preserve">  }</w:t>
             </w:r>
           </w:p>
           <w:p>
@@ -4094,20 +3998,72 @@
                 <w:color w:val="000000"/>
                 <w:sz w:val="15"/>
               </w:rPr>
-              <w:t>/*==============================  SENSORS  ====================================*/</w:t>
-            </w:r>
-          </w:p>
-          <w:p>
-            <w:pPr>
-              <w:spacing w:before="0" w:after="0" w:line="240" w:lineRule="auto"/>
-            </w:pPr>
-            <w:r>
-              <w:rPr>
-                <w:rFonts w:ascii="Consolas" w:hAnsi="Consolas"/>
-                <w:color w:val="000000"/>
-                <w:sz w:val="15"/>
-              </w:rPr>
-              <w:t>int clampi(int v, int lo, int hi) { return v &lt; lo ? lo : (v &gt; hi ? hi : v); }</w:t>
+              <w:t>void initializeMDNS() {</w:t>
+            </w:r>
+          </w:p>
+          <w:p>
+            <w:pPr>
+              <w:spacing w:before="0" w:after="0" w:line="240" w:lineRule="auto"/>
+            </w:pPr>
+            <w:r>
+              <w:rPr>
+                <w:rFonts w:ascii="Consolas" w:hAnsi="Consolas"/>
+                <w:color w:val="000000"/>
+                <w:sz w:val="15"/>
+              </w:rPr>
+              <w:t xml:space="preserve">  if (MDNS.begin("smart-irrigation")) {</w:t>
+            </w:r>
+          </w:p>
+          <w:p>
+            <w:pPr>
+              <w:spacing w:before="0" w:after="0" w:line="240" w:lineRule="auto"/>
+            </w:pPr>
+            <w:r>
+              <w:rPr>
+                <w:rFonts w:ascii="Consolas" w:hAnsi="Consolas"/>
+                <w:color w:val="000000"/>
+                <w:sz w:val="15"/>
+              </w:rPr>
+              <w:t xml:space="preserve">    MDNS.addService("http", "tcp", 80);</w:t>
+            </w:r>
+          </w:p>
+          <w:p>
+            <w:pPr>
+              <w:spacing w:before="0" w:after="0" w:line="240" w:lineRule="auto"/>
+            </w:pPr>
+            <w:r>
+              <w:rPr>
+                <w:rFonts w:ascii="Consolas" w:hAnsi="Consolas"/>
+                <w:color w:val="000000"/>
+                <w:sz w:val="15"/>
+              </w:rPr>
+              <w:t xml:space="preserve">    Serial.println(F("mDNS responder started at smart-irrigation.local"));</w:t>
+            </w:r>
+          </w:p>
+          <w:p>
+            <w:pPr>
+              <w:spacing w:before="0" w:after="0" w:line="240" w:lineRule="auto"/>
+            </w:pPr>
+            <w:r>
+              <w:rPr>
+                <w:rFonts w:ascii="Consolas" w:hAnsi="Consolas"/>
+                <w:color w:val="000000"/>
+                <w:sz w:val="15"/>
+              </w:rPr>
+              <w:t xml:space="preserve">  }</w:t>
+            </w:r>
+          </w:p>
+          <w:p>
+            <w:pPr>
+              <w:spacing w:before="0" w:after="0" w:line="240" w:lineRule="auto"/>
+            </w:pPr>
+            <w:r>
+              <w:rPr>
+                <w:rFonts w:ascii="Consolas" w:hAnsi="Consolas"/>
+                <w:color w:val="000000"/>
+                <w:sz w:val="15"/>
+              </w:rPr>
+              <w:t>}</w:t>
             </w:r>
           </w:p>
           <w:p>
@@ -4133,98 +4089,150 @@
                 <w:color w:val="000000"/>
                 <w:sz w:val="15"/>
               </w:rPr>
-              <w:t>void readSoil() {</w:t>
-            </w:r>
-          </w:p>
-          <w:p>
-            <w:pPr>
-              <w:spacing w:before="0" w:after="0" w:line="240" w:lineRule="auto"/>
-            </w:pPr>
-            <w:r>
-              <w:rPr>
-                <w:rFonts w:ascii="Consolas" w:hAnsi="Consolas"/>
-                <w:color w:val="000000"/>
-                <w:sz w:val="15"/>
-              </w:rPr>
-              <w:t xml:space="preserve">  // average a few samples to steady the ADC</w:t>
-            </w:r>
-          </w:p>
-          <w:p>
-            <w:pPr>
-              <w:spacing w:before="0" w:after="0" w:line="240" w:lineRule="auto"/>
-            </w:pPr>
-            <w:r>
-              <w:rPr>
-                <w:rFonts w:ascii="Consolas" w:hAnsi="Consolas"/>
-                <w:color w:val="000000"/>
-                <w:sz w:val="15"/>
-              </w:rPr>
-              <w:t xml:space="preserve">  long acc = 0;</w:t>
-            </w:r>
-          </w:p>
-          <w:p>
-            <w:pPr>
-              <w:spacing w:before="0" w:after="0" w:line="240" w:lineRule="auto"/>
-            </w:pPr>
-            <w:r>
-              <w:rPr>
-                <w:rFonts w:ascii="Consolas" w:hAnsi="Consolas"/>
-                <w:color w:val="000000"/>
-                <w:sz w:val="15"/>
-              </w:rPr>
-              <w:t xml:space="preserve">  for (int i = 0; i &lt; 8; i++) { acc += analogRead(PIN_SOIL); delay(2); }</w:t>
-            </w:r>
-          </w:p>
-          <w:p>
-            <w:pPr>
-              <w:spacing w:before="0" w:after="0" w:line="240" w:lineRule="auto"/>
-            </w:pPr>
-            <w:r>
-              <w:rPr>
-                <w:rFonts w:ascii="Consolas" w:hAnsi="Consolas"/>
-                <w:color w:val="000000"/>
-                <w:sz w:val="15"/>
-              </w:rPr>
-              <w:t xml:space="preserve">  soilRaw = acc / 8;</w:t>
-            </w:r>
-          </w:p>
-          <w:p>
-            <w:pPr>
-              <w:spacing w:before="0" w:after="0" w:line="240" w:lineRule="auto"/>
-            </w:pPr>
-            <w:r>
-              <w:rPr>
-                <w:rFonts w:ascii="Consolas" w:hAnsi="Consolas"/>
-                <w:color w:val="000000"/>
-                <w:sz w:val="15"/>
-              </w:rPr>
-              <w:t xml:space="preserve">  soilOk  = (soilRaw &gt; 50 &amp;&amp; soilRaw &lt; 4090);        // unplugged -&gt; stuck at rail</w:t>
-            </w:r>
-          </w:p>
-          <w:p>
-            <w:pPr>
-              <w:spacing w:before="0" w:after="0" w:line="240" w:lineRule="auto"/>
-            </w:pPr>
-            <w:r>
-              <w:rPr>
-                <w:rFonts w:ascii="Consolas" w:hAnsi="Consolas"/>
-                <w:color w:val="000000"/>
-                <w:sz w:val="15"/>
-              </w:rPr>
-              <w:t xml:space="preserve">  int pct = map(soilRaw, SOIL_RAW_DRY, SOIL_RAW_WET, 0, 100);</w:t>
-            </w:r>
-          </w:p>
-          <w:p>
-            <w:pPr>
-              <w:spacing w:before="0" w:after="0" w:line="240" w:lineRule="auto"/>
-            </w:pPr>
-            <w:r>
-              <w:rPr>
-                <w:rFonts w:ascii="Consolas" w:hAnsi="Consolas"/>
-                <w:color w:val="000000"/>
-                <w:sz w:val="15"/>
-              </w:rPr>
-              <w:t xml:space="preserve">  soilPct = clampi(pct, 0, 100);</w:t>
+              <w:t>// ==========================================</w:t>
+            </w:r>
+          </w:p>
+          <w:p>
+            <w:pPr>
+              <w:spacing w:before="0" w:after="0" w:line="240" w:lineRule="auto"/>
+            </w:pPr>
+            <w:r>
+              <w:rPr>
+                <w:rFonts w:ascii="Consolas" w:hAnsi="Consolas"/>
+                <w:color w:val="000000"/>
+                <w:sz w:val="15"/>
+              </w:rPr>
+              <w:t>// CORE LOGIC FUNCTIONS</w:t>
+            </w:r>
+          </w:p>
+          <w:p>
+            <w:pPr>
+              <w:spacing w:before="0" w:after="0" w:line="240" w:lineRule="auto"/>
+            </w:pPr>
+            <w:r>
+              <w:rPr>
+                <w:rFonts w:ascii="Consolas" w:hAnsi="Consolas"/>
+                <w:color w:val="000000"/>
+                <w:sz w:val="15"/>
+              </w:rPr>
+              <w:t>// ==========================================</w:t>
+            </w:r>
+          </w:p>
+          <w:p>
+            <w:pPr>
+              <w:spacing w:before="0" w:after="0" w:line="240" w:lineRule="auto"/>
+            </w:pPr>
+            <w:r>
+              <w:rPr>
+                <w:rFonts w:ascii="Consolas" w:hAnsi="Consolas"/>
+                <w:color w:val="000000"/>
+                <w:sz w:val="15"/>
+              </w:rPr>
+              <w:t>void handleWiFi() {</w:t>
+            </w:r>
+          </w:p>
+          <w:p>
+            <w:pPr>
+              <w:spacing w:before="0" w:after="0" w:line="240" w:lineRule="auto"/>
+            </w:pPr>
+            <w:r>
+              <w:rPr>
+                <w:rFonts w:ascii="Consolas" w:hAnsi="Consolas"/>
+                <w:color w:val="000000"/>
+                <w:sz w:val="15"/>
+              </w:rPr>
+              <w:t xml:space="preserve">  if (millis() - lastWiFiCheckTime &gt;= WIFI_INTERVAL) {</w:t>
+            </w:r>
+          </w:p>
+          <w:p>
+            <w:pPr>
+              <w:spacing w:before="0" w:after="0" w:line="240" w:lineRule="auto"/>
+            </w:pPr>
+            <w:r>
+              <w:rPr>
+                <w:rFonts w:ascii="Consolas" w:hAnsi="Consolas"/>
+                <w:color w:val="000000"/>
+                <w:sz w:val="15"/>
+              </w:rPr>
+              <w:t xml:space="preserve">    lastWiFiCheckTime = millis();</w:t>
+            </w:r>
+          </w:p>
+          <w:p>
+            <w:pPr>
+              <w:spacing w:before="0" w:after="0" w:line="240" w:lineRule="auto"/>
+            </w:pPr>
+            <w:r>
+              <w:rPr>
+                <w:rFonts w:ascii="Consolas" w:hAnsi="Consolas"/>
+                <w:color w:val="000000"/>
+                <w:sz w:val="15"/>
+              </w:rPr>
+              <w:t xml:space="preserve">    if (WiFi.status() != WL_CONNECTED) {</w:t>
+            </w:r>
+          </w:p>
+          <w:p>
+            <w:pPr>
+              <w:spacing w:before="0" w:after="0" w:line="240" w:lineRule="auto"/>
+            </w:pPr>
+            <w:r>
+              <w:rPr>
+                <w:rFonts w:ascii="Consolas" w:hAnsi="Consolas"/>
+                <w:color w:val="000000"/>
+                <w:sz w:val="15"/>
+              </w:rPr>
+              <w:t xml:space="preserve">      Serial.println(F("WiFi disconnected. Attempting reconnect (non-blocking)..."));</w:t>
+            </w:r>
+          </w:p>
+          <w:p>
+            <w:pPr>
+              <w:spacing w:before="0" w:after="0" w:line="240" w:lineRule="auto"/>
+            </w:pPr>
+            <w:r>
+              <w:rPr>
+                <w:rFonts w:ascii="Consolas" w:hAnsi="Consolas"/>
+                <w:color w:val="000000"/>
+                <w:sz w:val="15"/>
+              </w:rPr>
+              <w:t xml:space="preserve">      WiFi.disconnect();</w:t>
+            </w:r>
+          </w:p>
+          <w:p>
+            <w:pPr>
+              <w:spacing w:before="0" w:after="0" w:line="240" w:lineRule="auto"/>
+            </w:pPr>
+            <w:r>
+              <w:rPr>
+                <w:rFonts w:ascii="Consolas" w:hAnsi="Consolas"/>
+                <w:color w:val="000000"/>
+                <w:sz w:val="15"/>
+              </w:rPr>
+              <w:t xml:space="preserve">      WiFi.begin(WIFI_SSID, WIFI_PASSWORD);</w:t>
+            </w:r>
+          </w:p>
+          <w:p>
+            <w:pPr>
+              <w:spacing w:before="0" w:after="0" w:line="240" w:lineRule="auto"/>
+            </w:pPr>
+            <w:r>
+              <w:rPr>
+                <w:rFonts w:ascii="Consolas" w:hAnsi="Consolas"/>
+                <w:color w:val="000000"/>
+                <w:sz w:val="15"/>
+              </w:rPr>
+              <w:t xml:space="preserve">    }</w:t>
+            </w:r>
+          </w:p>
+          <w:p>
+            <w:pPr>
+              <w:spacing w:before="0" w:after="0" w:line="240" w:lineRule="auto"/>
+            </w:pPr>
+            <w:r>
+              <w:rPr>
+                <w:rFonts w:ascii="Consolas" w:hAnsi="Consolas"/>
+                <w:color w:val="000000"/>
+                <w:sz w:val="15"/>
+              </w:rPr>
+              <w:t xml:space="preserve">  }</w:t>
             </w:r>
           </w:p>
           <w:p>
@@ -4263,85 +4271,384 @@
                 <w:color w:val="000000"/>
                 <w:sz w:val="15"/>
               </w:rPr>
-              <w:t>void readLight() {</w:t>
-            </w:r>
-          </w:p>
-          <w:p>
-            <w:pPr>
-              <w:spacing w:before="0" w:after="0" w:line="240" w:lineRule="auto"/>
-            </w:pPr>
-            <w:r>
-              <w:rPr>
-                <w:rFonts w:ascii="Consolas" w:hAnsi="Consolas"/>
-                <w:color w:val="000000"/>
-                <w:sz w:val="15"/>
-              </w:rPr>
-              <w:t xml:space="preserve">  long acc = 0;</w:t>
-            </w:r>
-          </w:p>
-          <w:p>
-            <w:pPr>
-              <w:spacing w:before="0" w:after="0" w:line="240" w:lineRule="auto"/>
-            </w:pPr>
-            <w:r>
-              <w:rPr>
-                <w:rFonts w:ascii="Consolas" w:hAnsi="Consolas"/>
-                <w:color w:val="000000"/>
-                <w:sz w:val="15"/>
-              </w:rPr>
-              <w:t xml:space="preserve">  for (int i = 0; i &lt; 8; i++) { acc += analogRead(PIN_LDR); delay(2); }</w:t>
-            </w:r>
-          </w:p>
-          <w:p>
-            <w:pPr>
-              <w:spacing w:before="0" w:after="0" w:line="240" w:lineRule="auto"/>
-            </w:pPr>
-            <w:r>
-              <w:rPr>
-                <w:rFonts w:ascii="Consolas" w:hAnsi="Consolas"/>
-                <w:color w:val="000000"/>
-                <w:sz w:val="15"/>
-              </w:rPr>
-              <w:t xml:space="preserve">  ldrRaw   = acc / 8;</w:t>
-            </w:r>
-          </w:p>
-          <w:p>
-            <w:pPr>
-              <w:spacing w:before="0" w:after="0" w:line="240" w:lineRule="auto"/>
-            </w:pPr>
-            <w:r>
-              <w:rPr>
-                <w:rFonts w:ascii="Consolas" w:hAnsi="Consolas"/>
-                <w:color w:val="000000"/>
-                <w:sz w:val="15"/>
-              </w:rPr>
-              <w:t xml:space="preserve">  int pct  = map(ldrRaw, LDR_RAW_DARK, LDR_RAW_BRIGHT, 0, 100);</w:t>
-            </w:r>
-          </w:p>
-          <w:p>
-            <w:pPr>
-              <w:spacing w:before="0" w:after="0" w:line="240" w:lineRule="auto"/>
-            </w:pPr>
-            <w:r>
-              <w:rPr>
-                <w:rFonts w:ascii="Consolas" w:hAnsi="Consolas"/>
-                <w:color w:val="000000"/>
-                <w:sz w:val="15"/>
-              </w:rPr>
-              <w:t xml:space="preserve">  lightPct = clampi(pct, 0, 100);</w:t>
-            </w:r>
-          </w:p>
-          <w:p>
-            <w:pPr>
-              <w:spacing w:before="0" w:after="0" w:line="240" w:lineRule="auto"/>
-            </w:pPr>
-            <w:r>
-              <w:rPr>
-                <w:rFonts w:ascii="Consolas" w:hAnsi="Consolas"/>
-                <w:color w:val="000000"/>
-                <w:sz w:val="15"/>
-              </w:rPr>
-              <w:t xml:space="preserve">  lightLux = lightPct * 10;   // rough relative estimate (0..1000), not calibrated lux</w:t>
+              <w:t>void readSensors() {</w:t>
+            </w:r>
+          </w:p>
+          <w:p>
+            <w:pPr>
+              <w:spacing w:before="0" w:after="0" w:line="240" w:lineRule="auto"/>
+            </w:pPr>
+            <w:r>
+              <w:rPr>
+                <w:rFonts w:ascii="Consolas" w:hAnsi="Consolas"/>
+                <w:color w:val="000000"/>
+                <w:sz w:val="15"/>
+              </w:rPr>
+              <w:t xml:space="preserve">  unsigned long currentMillis = millis();</w:t>
+            </w:r>
+          </w:p>
+          <w:p>
+            <w:pPr>
+              <w:spacing w:before="0" w:after="0" w:line="240" w:lineRule="auto"/>
+            </w:pPr>
+            <w:r>
+              <w:rPr>
+                <w:rFonts w:ascii="Consolas" w:hAnsi="Consolas"/>
+                <w:color w:val="000000"/>
+                <w:sz w:val="15"/>
+              </w:rPr>
+              <w:t xml:space="preserve"> </w:t>
+            </w:r>
+          </w:p>
+          <w:p>
+            <w:pPr>
+              <w:spacing w:before="0" w:after="0" w:line="240" w:lineRule="auto"/>
+            </w:pPr>
+            <w:r>
+              <w:rPr>
+                <w:rFonts w:ascii="Consolas" w:hAnsi="Consolas"/>
+                <w:color w:val="000000"/>
+                <w:sz w:val="15"/>
+              </w:rPr>
+              <w:t xml:space="preserve">  // Read DHT22</w:t>
+            </w:r>
+          </w:p>
+          <w:p>
+            <w:pPr>
+              <w:spacing w:before="0" w:after="0" w:line="240" w:lineRule="auto"/>
+            </w:pPr>
+            <w:r>
+              <w:rPr>
+                <w:rFonts w:ascii="Consolas" w:hAnsi="Consolas"/>
+                <w:color w:val="000000"/>
+                <w:sz w:val="15"/>
+              </w:rPr>
+              <w:t xml:space="preserve">  if (currentMillis - lastDHTReadTime &gt;= DHT_INTERVAL) {</w:t>
+            </w:r>
+          </w:p>
+          <w:p>
+            <w:pPr>
+              <w:spacing w:before="0" w:after="0" w:line="240" w:lineRule="auto"/>
+            </w:pPr>
+            <w:r>
+              <w:rPr>
+                <w:rFonts w:ascii="Consolas" w:hAnsi="Consolas"/>
+                <w:color w:val="000000"/>
+                <w:sz w:val="15"/>
+              </w:rPr>
+              <w:t xml:space="preserve">    lastDHTReadTime = currentMillis;</w:t>
+            </w:r>
+          </w:p>
+          <w:p>
+            <w:pPr>
+              <w:spacing w:before="0" w:after="0" w:line="240" w:lineRule="auto"/>
+            </w:pPr>
+            <w:r>
+              <w:rPr>
+                <w:rFonts w:ascii="Consolas" w:hAnsi="Consolas"/>
+                <w:color w:val="000000"/>
+                <w:sz w:val="15"/>
+              </w:rPr>
+              <w:t xml:space="preserve">    float t = dht.readTemperature();</w:t>
+            </w:r>
+          </w:p>
+          <w:p>
+            <w:pPr>
+              <w:spacing w:before="0" w:after="0" w:line="240" w:lineRule="auto"/>
+            </w:pPr>
+            <w:r>
+              <w:rPr>
+                <w:rFonts w:ascii="Consolas" w:hAnsi="Consolas"/>
+                <w:color w:val="000000"/>
+                <w:sz w:val="15"/>
+              </w:rPr>
+              <w:t xml:space="preserve">    float h = dht.readHumidity();</w:t>
+            </w:r>
+          </w:p>
+          <w:p>
+            <w:pPr>
+              <w:spacing w:before="0" w:after="0" w:line="240" w:lineRule="auto"/>
+            </w:pPr>
+            <w:r>
+              <w:rPr>
+                <w:rFonts w:ascii="Consolas" w:hAnsi="Consolas"/>
+                <w:color w:val="000000"/>
+                <w:sz w:val="15"/>
+              </w:rPr>
+              <w:t xml:space="preserve"> </w:t>
+            </w:r>
+          </w:p>
+          <w:p>
+            <w:pPr>
+              <w:spacing w:before="0" w:after="0" w:line="240" w:lineRule="auto"/>
+            </w:pPr>
+            <w:r>
+              <w:rPr>
+                <w:rFonts w:ascii="Consolas" w:hAnsi="Consolas"/>
+                <w:color w:val="000000"/>
+                <w:sz w:val="15"/>
+              </w:rPr>
+              <w:t xml:space="preserve">    if (isnan(t) || isnan(h)) {</w:t>
+            </w:r>
+          </w:p>
+          <w:p>
+            <w:pPr>
+              <w:spacing w:before="0" w:after="0" w:line="240" w:lineRule="auto"/>
+            </w:pPr>
+            <w:r>
+              <w:rPr>
+                <w:rFonts w:ascii="Consolas" w:hAnsi="Consolas"/>
+                <w:color w:val="000000"/>
+                <w:sz w:val="15"/>
+              </w:rPr>
+              <w:t xml:space="preserve">      if (!dhtError) {</w:t>
+            </w:r>
+          </w:p>
+          <w:p>
+            <w:pPr>
+              <w:spacing w:before="0" w:after="0" w:line="240" w:lineRule="auto"/>
+            </w:pPr>
+            <w:r>
+              <w:rPr>
+                <w:rFonts w:ascii="Consolas" w:hAnsi="Consolas"/>
+                <w:color w:val="000000"/>
+                <w:sz w:val="15"/>
+              </w:rPr>
+              <w:t xml:space="preserve">        Serial.println(F("Warning: DHT sensor read failure."));</w:t>
+            </w:r>
+          </w:p>
+          <w:p>
+            <w:pPr>
+              <w:spacing w:before="0" w:after="0" w:line="240" w:lineRule="auto"/>
+            </w:pPr>
+            <w:r>
+              <w:rPr>
+                <w:rFonts w:ascii="Consolas" w:hAnsi="Consolas"/>
+                <w:color w:val="000000"/>
+                <w:sz w:val="15"/>
+              </w:rPr>
+              <w:t xml:space="preserve">        dhtError = true;</w:t>
+            </w:r>
+          </w:p>
+          <w:p>
+            <w:pPr>
+              <w:spacing w:before="0" w:after="0" w:line="240" w:lineRule="auto"/>
+            </w:pPr>
+            <w:r>
+              <w:rPr>
+                <w:rFonts w:ascii="Consolas" w:hAnsi="Consolas"/>
+                <w:color w:val="000000"/>
+                <w:sz w:val="15"/>
+              </w:rPr>
+              <w:t xml:space="preserve">      }</w:t>
+            </w:r>
+          </w:p>
+          <w:p>
+            <w:pPr>
+              <w:spacing w:before="0" w:after="0" w:line="240" w:lineRule="auto"/>
+            </w:pPr>
+            <w:r>
+              <w:rPr>
+                <w:rFonts w:ascii="Consolas" w:hAnsi="Consolas"/>
+                <w:color w:val="000000"/>
+                <w:sz w:val="15"/>
+              </w:rPr>
+              <w:t xml:space="preserve">    } else {</w:t>
+            </w:r>
+          </w:p>
+          <w:p>
+            <w:pPr>
+              <w:spacing w:before="0" w:after="0" w:line="240" w:lineRule="auto"/>
+            </w:pPr>
+            <w:r>
+              <w:rPr>
+                <w:rFonts w:ascii="Consolas" w:hAnsi="Consolas"/>
+                <w:color w:val="000000"/>
+                <w:sz w:val="15"/>
+              </w:rPr>
+              <w:t xml:space="preserve">      currentTemp = t;</w:t>
+            </w:r>
+          </w:p>
+          <w:p>
+            <w:pPr>
+              <w:spacing w:before="0" w:after="0" w:line="240" w:lineRule="auto"/>
+            </w:pPr>
+            <w:r>
+              <w:rPr>
+                <w:rFonts w:ascii="Consolas" w:hAnsi="Consolas"/>
+                <w:color w:val="000000"/>
+                <w:sz w:val="15"/>
+              </w:rPr>
+              <w:t xml:space="preserve">      currentHum = h;</w:t>
+            </w:r>
+          </w:p>
+          <w:p>
+            <w:pPr>
+              <w:spacing w:before="0" w:after="0" w:line="240" w:lineRule="auto"/>
+            </w:pPr>
+            <w:r>
+              <w:rPr>
+                <w:rFonts w:ascii="Consolas" w:hAnsi="Consolas"/>
+                <w:color w:val="000000"/>
+                <w:sz w:val="15"/>
+              </w:rPr>
+              <w:t xml:space="preserve">      dhtError = false;</w:t>
+            </w:r>
+          </w:p>
+          <w:p>
+            <w:pPr>
+              <w:spacing w:before="0" w:after="0" w:line="240" w:lineRule="auto"/>
+            </w:pPr>
+            <w:r>
+              <w:rPr>
+                <w:rFonts w:ascii="Consolas" w:hAnsi="Consolas"/>
+                <w:color w:val="000000"/>
+                <w:sz w:val="15"/>
+              </w:rPr>
+              <w:t xml:space="preserve">    }</w:t>
+            </w:r>
+          </w:p>
+          <w:p>
+            <w:pPr>
+              <w:spacing w:before="0" w:after="0" w:line="240" w:lineRule="auto"/>
+            </w:pPr>
+            <w:r>
+              <w:rPr>
+                <w:rFonts w:ascii="Consolas" w:hAnsi="Consolas"/>
+                <w:color w:val="000000"/>
+                <w:sz w:val="15"/>
+              </w:rPr>
+              <w:t xml:space="preserve">  }</w:t>
+            </w:r>
+          </w:p>
+          <w:p>
+            <w:pPr>
+              <w:spacing w:before="0" w:after="0" w:line="240" w:lineRule="auto"/>
+            </w:pPr>
+            <w:r>
+              <w:rPr>
+                <w:rFonts w:ascii="Consolas" w:hAnsi="Consolas"/>
+                <w:color w:val="000000"/>
+                <w:sz w:val="15"/>
+              </w:rPr>
+              <w:t xml:space="preserve"> </w:t>
+            </w:r>
+          </w:p>
+          <w:p>
+            <w:pPr>
+              <w:spacing w:before="0" w:after="0" w:line="240" w:lineRule="auto"/>
+            </w:pPr>
+            <w:r>
+              <w:rPr>
+                <w:rFonts w:ascii="Consolas" w:hAnsi="Consolas"/>
+                <w:color w:val="000000"/>
+                <w:sz w:val="15"/>
+              </w:rPr>
+              <w:t xml:space="preserve">  // Read Soil Moisture</w:t>
+            </w:r>
+          </w:p>
+          <w:p>
+            <w:pPr>
+              <w:spacing w:before="0" w:after="0" w:line="240" w:lineRule="auto"/>
+            </w:pPr>
+            <w:r>
+              <w:rPr>
+                <w:rFonts w:ascii="Consolas" w:hAnsi="Consolas"/>
+                <w:color w:val="000000"/>
+                <w:sz w:val="15"/>
+              </w:rPr>
+              <w:t xml:space="preserve">  if (currentMillis - lastSoilReadTime &gt;= SOIL_INTERVAL) {</w:t>
+            </w:r>
+          </w:p>
+          <w:p>
+            <w:pPr>
+              <w:spacing w:before="0" w:after="0" w:line="240" w:lineRule="auto"/>
+            </w:pPr>
+            <w:r>
+              <w:rPr>
+                <w:rFonts w:ascii="Consolas" w:hAnsi="Consolas"/>
+                <w:color w:val="000000"/>
+                <w:sz w:val="15"/>
+              </w:rPr>
+              <w:t xml:space="preserve">    lastSoilReadTime = currentMillis;</w:t>
+            </w:r>
+          </w:p>
+          <w:p>
+            <w:pPr>
+              <w:spacing w:before="0" w:after="0" w:line="240" w:lineRule="auto"/>
+            </w:pPr>
+            <w:r>
+              <w:rPr>
+                <w:rFonts w:ascii="Consolas" w:hAnsi="Consolas"/>
+                <w:color w:val="000000"/>
+                <w:sz w:val="15"/>
+              </w:rPr>
+              <w:t xml:space="preserve">    int rawValue = analogRead(PIN_SOIL_SENSOR);</w:t>
+            </w:r>
+          </w:p>
+          <w:p>
+            <w:pPr>
+              <w:spacing w:before="0" w:after="0" w:line="240" w:lineRule="auto"/>
+            </w:pPr>
+            <w:r>
+              <w:rPr>
+                <w:rFonts w:ascii="Consolas" w:hAnsi="Consolas"/>
+                <w:color w:val="000000"/>
+                <w:sz w:val="15"/>
+              </w:rPr>
+              <w:t xml:space="preserve"> </w:t>
+            </w:r>
+          </w:p>
+          <w:p>
+            <w:pPr>
+              <w:spacing w:before="0" w:after="0" w:line="240" w:lineRule="auto"/>
+            </w:pPr>
+            <w:r>
+              <w:rPr>
+                <w:rFonts w:ascii="Consolas" w:hAnsi="Consolas"/>
+                <w:color w:val="000000"/>
+                <w:sz w:val="15"/>
+              </w:rPr>
+              <w:t xml:space="preserve">    // Map raw ADC to percentage, constrain to 0-100</w:t>
+            </w:r>
+          </w:p>
+          <w:p>
+            <w:pPr>
+              <w:spacing w:before="0" w:after="0" w:line="240" w:lineRule="auto"/>
+            </w:pPr>
+            <w:r>
+              <w:rPr>
+                <w:rFonts w:ascii="Consolas" w:hAnsi="Consolas"/>
+                <w:color w:val="000000"/>
+                <w:sz w:val="15"/>
+              </w:rPr>
+              <w:t xml:space="preserve">    currentMoisture = map(rawValue, SOIL_DRY_RAW, SOIL_WET_RAW, 0, 100);</w:t>
+            </w:r>
+          </w:p>
+          <w:p>
+            <w:pPr>
+              <w:spacing w:before="0" w:after="0" w:line="240" w:lineRule="auto"/>
+            </w:pPr>
+            <w:r>
+              <w:rPr>
+                <w:rFonts w:ascii="Consolas" w:hAnsi="Consolas"/>
+                <w:color w:val="000000"/>
+                <w:sz w:val="15"/>
+              </w:rPr>
+              <w:t xml:space="preserve">    currentMoisture = constrain(currentMoisture, 0, 100);</w:t>
+            </w:r>
+          </w:p>
+          <w:p>
+            <w:pPr>
+              <w:spacing w:before="0" w:after="0" w:line="240" w:lineRule="auto"/>
+            </w:pPr>
+            <w:r>
+              <w:rPr>
+                <w:rFonts w:ascii="Consolas" w:hAnsi="Consolas"/>
+                <w:color w:val="000000"/>
+                <w:sz w:val="15"/>
+              </w:rPr>
+              <w:t xml:space="preserve">  }</w:t>
             </w:r>
           </w:p>
           <w:p>
@@ -4380,59 +4687,280 @@
                 <w:color w:val="000000"/>
                 <w:sz w:val="15"/>
               </w:rPr>
-              <w:t>void readDht() {</w:t>
-            </w:r>
-          </w:p>
-          <w:p>
-            <w:pPr>
-              <w:spacing w:before="0" w:after="0" w:line="240" w:lineRule="auto"/>
-            </w:pPr>
-            <w:r>
-              <w:rPr>
-                <w:rFonts w:ascii="Consolas" w:hAnsi="Consolas"/>
-                <w:color w:val="000000"/>
-                <w:sz w:val="15"/>
-              </w:rPr>
-              <w:t xml:space="preserve">  float t = dht.readTemperature();</w:t>
-            </w:r>
-          </w:p>
-          <w:p>
-            <w:pPr>
-              <w:spacing w:before="0" w:after="0" w:line="240" w:lineRule="auto"/>
-            </w:pPr>
-            <w:r>
-              <w:rPr>
-                <w:rFonts w:ascii="Consolas" w:hAnsi="Consolas"/>
-                <w:color w:val="000000"/>
-                <w:sz w:val="15"/>
-              </w:rPr>
-              <w:t xml:space="preserve">  float h = dht.readHumidity();</w:t>
-            </w:r>
-          </w:p>
-          <w:p>
-            <w:pPr>
-              <w:spacing w:before="0" w:after="0" w:line="240" w:lineRule="auto"/>
-            </w:pPr>
-            <w:r>
-              <w:rPr>
-                <w:rFonts w:ascii="Consolas" w:hAnsi="Consolas"/>
-                <w:color w:val="000000"/>
-                <w:sz w:val="15"/>
-              </w:rPr>
-              <w:t xml:space="preserve">  dhtOk = !(isnan(t) || isnan(h));</w:t>
-            </w:r>
-          </w:p>
-          <w:p>
-            <w:pPr>
-              <w:spacing w:before="0" w:after="0" w:line="240" w:lineRule="auto"/>
-            </w:pPr>
-            <w:r>
-              <w:rPr>
-                <w:rFonts w:ascii="Consolas" w:hAnsi="Consolas"/>
-                <w:color w:val="000000"/>
-                <w:sz w:val="15"/>
-              </w:rPr>
-              <w:t xml:space="preserve">  if (dhtOk) { tempC = t; humid = h; }     // keep last good on a bad read</w:t>
+              <w:t>// force=true bypasses chatter protection — used ONLY by safety shut-offs so a</w:t>
+            </w:r>
+          </w:p>
+          <w:p>
+            <w:pPr>
+              <w:spacing w:before="0" w:after="0" w:line="240" w:lineRule="auto"/>
+            </w:pPr>
+            <w:r>
+              <w:rPr>
+                <w:rFonts w:ascii="Consolas" w:hAnsi="Consolas"/>
+                <w:color w:val="000000"/>
+                <w:sz w:val="15"/>
+              </w:rPr>
+              <w:t>// max-runtime or sensor-fault cutoff can never be swallowed by the 5 s guard.</w:t>
+            </w:r>
+          </w:p>
+          <w:p>
+            <w:pPr>
+              <w:spacing w:before="0" w:after="0" w:line="240" w:lineRule="auto"/>
+            </w:pPr>
+            <w:r>
+              <w:rPr>
+                <w:rFonts w:ascii="Consolas" w:hAnsi="Consolas"/>
+                <w:color w:val="000000"/>
+                <w:sz w:val="15"/>
+              </w:rPr>
+              <w:t>void setPump(bool state, String reason, bool force = false) {</w:t>
+            </w:r>
+          </w:p>
+          <w:p>
+            <w:pPr>
+              <w:spacing w:before="0" w:after="0" w:line="240" w:lineRule="auto"/>
+            </w:pPr>
+            <w:r>
+              <w:rPr>
+                <w:rFonts w:ascii="Consolas" w:hAnsi="Consolas"/>
+                <w:color w:val="000000"/>
+                <w:sz w:val="15"/>
+              </w:rPr>
+              <w:t xml:space="preserve">  if (!force &amp;&amp; millis() - lastRelaySwitchTime &lt; MIN_RELAY_DELAY) {</w:t>
+            </w:r>
+          </w:p>
+          <w:p>
+            <w:pPr>
+              <w:spacing w:before="0" w:after="0" w:line="240" w:lineRule="auto"/>
+            </w:pPr>
+            <w:r>
+              <w:rPr>
+                <w:rFonts w:ascii="Consolas" w:hAnsi="Consolas"/>
+                <w:color w:val="000000"/>
+                <w:sz w:val="15"/>
+              </w:rPr>
+              <w:t xml:space="preserve">    return; // Ignore normal command if trying to switch too fast</w:t>
+            </w:r>
+          </w:p>
+          <w:p>
+            <w:pPr>
+              <w:spacing w:before="0" w:after="0" w:line="240" w:lineRule="auto"/>
+            </w:pPr>
+            <w:r>
+              <w:rPr>
+                <w:rFonts w:ascii="Consolas" w:hAnsi="Consolas"/>
+                <w:color w:val="000000"/>
+                <w:sz w:val="15"/>
+              </w:rPr>
+              <w:t xml:space="preserve">  }</w:t>
+            </w:r>
+          </w:p>
+          <w:p>
+            <w:pPr>
+              <w:spacing w:before="0" w:after="0" w:line="240" w:lineRule="auto"/>
+            </w:pPr>
+            <w:r>
+              <w:rPr>
+                <w:rFonts w:ascii="Consolas" w:hAnsi="Consolas"/>
+                <w:color w:val="000000"/>
+                <w:sz w:val="15"/>
+              </w:rPr>
+              <w:t xml:space="preserve"> </w:t>
+            </w:r>
+          </w:p>
+          <w:p>
+            <w:pPr>
+              <w:spacing w:before="0" w:after="0" w:line="240" w:lineRule="auto"/>
+            </w:pPr>
+            <w:r>
+              <w:rPr>
+                <w:rFonts w:ascii="Consolas" w:hAnsi="Consolas"/>
+                <w:color w:val="000000"/>
+                <w:sz w:val="15"/>
+              </w:rPr>
+              <w:t xml:space="preserve">  if (state &amp;&amp; !isPumpOn) {</w:t>
+            </w:r>
+          </w:p>
+          <w:p>
+            <w:pPr>
+              <w:spacing w:before="0" w:after="0" w:line="240" w:lineRule="auto"/>
+            </w:pPr>
+            <w:r>
+              <w:rPr>
+                <w:rFonts w:ascii="Consolas" w:hAnsi="Consolas"/>
+                <w:color w:val="000000"/>
+                <w:sz w:val="15"/>
+              </w:rPr>
+              <w:t xml:space="preserve">    digitalWrite(PIN_RELAY, RELAY_ON);</w:t>
+            </w:r>
+          </w:p>
+          <w:p>
+            <w:pPr>
+              <w:spacing w:before="0" w:after="0" w:line="240" w:lineRule="auto"/>
+            </w:pPr>
+            <w:r>
+              <w:rPr>
+                <w:rFonts w:ascii="Consolas" w:hAnsi="Consolas"/>
+                <w:color w:val="000000"/>
+                <w:sz w:val="15"/>
+              </w:rPr>
+              <w:t xml:space="preserve">    isPumpOn = true;</w:t>
+            </w:r>
+          </w:p>
+          <w:p>
+            <w:pPr>
+              <w:spacing w:before="0" w:after="0" w:line="240" w:lineRule="auto"/>
+            </w:pPr>
+            <w:r>
+              <w:rPr>
+                <w:rFonts w:ascii="Consolas" w:hAnsi="Consolas"/>
+                <w:color w:val="000000"/>
+                <w:sz w:val="15"/>
+              </w:rPr>
+              <w:t xml:space="preserve">    pumpStartTime = millis();</w:t>
+            </w:r>
+          </w:p>
+          <w:p>
+            <w:pPr>
+              <w:spacing w:before="0" w:after="0" w:line="240" w:lineRule="auto"/>
+            </w:pPr>
+            <w:r>
+              <w:rPr>
+                <w:rFonts w:ascii="Consolas" w:hAnsi="Consolas"/>
+                <w:color w:val="000000"/>
+                <w:sz w:val="15"/>
+              </w:rPr>
+              <w:t xml:space="preserve">    lastRelaySwitchTime = millis();</w:t>
+            </w:r>
+          </w:p>
+          <w:p>
+            <w:pPr>
+              <w:spacing w:before="0" w:after="0" w:line="240" w:lineRule="auto"/>
+            </w:pPr>
+            <w:r>
+              <w:rPr>
+                <w:rFonts w:ascii="Consolas" w:hAnsi="Consolas"/>
+                <w:color w:val="000000"/>
+                <w:sz w:val="15"/>
+              </w:rPr>
+              <w:t xml:space="preserve">    Serial.print(F("Pump ON - Reason: "));</w:t>
+            </w:r>
+          </w:p>
+          <w:p>
+            <w:pPr>
+              <w:spacing w:before="0" w:after="0" w:line="240" w:lineRule="auto"/>
+            </w:pPr>
+            <w:r>
+              <w:rPr>
+                <w:rFonts w:ascii="Consolas" w:hAnsi="Consolas"/>
+                <w:color w:val="000000"/>
+                <w:sz w:val="15"/>
+              </w:rPr>
+              <w:t xml:space="preserve">    Serial.println(reason);</w:t>
+            </w:r>
+          </w:p>
+          <w:p>
+            <w:pPr>
+              <w:spacing w:before="0" w:after="0" w:line="240" w:lineRule="auto"/>
+            </w:pPr>
+            <w:r>
+              <w:rPr>
+                <w:rFonts w:ascii="Consolas" w:hAnsi="Consolas"/>
+                <w:color w:val="000000"/>
+                <w:sz w:val="15"/>
+              </w:rPr>
+              <w:t xml:space="preserve">  }</w:t>
+            </w:r>
+          </w:p>
+          <w:p>
+            <w:pPr>
+              <w:spacing w:before="0" w:after="0" w:line="240" w:lineRule="auto"/>
+            </w:pPr>
+            <w:r>
+              <w:rPr>
+                <w:rFonts w:ascii="Consolas" w:hAnsi="Consolas"/>
+                <w:color w:val="000000"/>
+                <w:sz w:val="15"/>
+              </w:rPr>
+              <w:t xml:space="preserve">  else if (!state &amp;&amp; isPumpOn) {</w:t>
+            </w:r>
+          </w:p>
+          <w:p>
+            <w:pPr>
+              <w:spacing w:before="0" w:after="0" w:line="240" w:lineRule="auto"/>
+            </w:pPr>
+            <w:r>
+              <w:rPr>
+                <w:rFonts w:ascii="Consolas" w:hAnsi="Consolas"/>
+                <w:color w:val="000000"/>
+                <w:sz w:val="15"/>
+              </w:rPr>
+              <w:t xml:space="preserve">    digitalWrite(PIN_RELAY, RELAY_OFF);</w:t>
+            </w:r>
+          </w:p>
+          <w:p>
+            <w:pPr>
+              <w:spacing w:before="0" w:after="0" w:line="240" w:lineRule="auto"/>
+            </w:pPr>
+            <w:r>
+              <w:rPr>
+                <w:rFonts w:ascii="Consolas" w:hAnsi="Consolas"/>
+                <w:color w:val="000000"/>
+                <w:sz w:val="15"/>
+              </w:rPr>
+              <w:t xml:space="preserve">    isPumpOn = false;</w:t>
+            </w:r>
+          </w:p>
+          <w:p>
+            <w:pPr>
+              <w:spacing w:before="0" w:after="0" w:line="240" w:lineRule="auto"/>
+            </w:pPr>
+            <w:r>
+              <w:rPr>
+                <w:rFonts w:ascii="Consolas" w:hAnsi="Consolas"/>
+                <w:color w:val="000000"/>
+                <w:sz w:val="15"/>
+              </w:rPr>
+              <w:t xml:space="preserve">    lastRelaySwitchTime = millis();</w:t>
+            </w:r>
+          </w:p>
+          <w:p>
+            <w:pPr>
+              <w:spacing w:before="0" w:after="0" w:line="240" w:lineRule="auto"/>
+            </w:pPr>
+            <w:r>
+              <w:rPr>
+                <w:rFonts w:ascii="Consolas" w:hAnsi="Consolas"/>
+                <w:color w:val="000000"/>
+                <w:sz w:val="15"/>
+              </w:rPr>
+              <w:t xml:space="preserve">    Serial.print(F("Pump OFF - Reason: "));</w:t>
+            </w:r>
+          </w:p>
+          <w:p>
+            <w:pPr>
+              <w:spacing w:before="0" w:after="0" w:line="240" w:lineRule="auto"/>
+            </w:pPr>
+            <w:r>
+              <w:rPr>
+                <w:rFonts w:ascii="Consolas" w:hAnsi="Consolas"/>
+                <w:color w:val="000000"/>
+                <w:sz w:val="15"/>
+              </w:rPr>
+              <w:t xml:space="preserve">    Serial.println(reason);</w:t>
+            </w:r>
+          </w:p>
+          <w:p>
+            <w:pPr>
+              <w:spacing w:before="0" w:after="0" w:line="240" w:lineRule="auto"/>
+            </w:pPr>
+            <w:r>
+              <w:rPr>
+                <w:rFonts w:ascii="Consolas" w:hAnsi="Consolas"/>
+                <w:color w:val="000000"/>
+                <w:sz w:val="15"/>
+              </w:rPr>
+              <w:t xml:space="preserve">  }</w:t>
             </w:r>
           </w:p>
           <w:p>
@@ -4471,85 +4999,202 @@
                 <w:color w:val="000000"/>
                 <w:sz w:val="15"/>
               </w:rPr>
-              <w:t>/*==============================  PUMP / CONTROL  =============================*/</w:t>
-            </w:r>
-          </w:p>
-          <w:p>
-            <w:pPr>
-              <w:spacing w:before="0" w:after="0" w:line="240" w:lineRule="auto"/>
-            </w:pPr>
-            <w:r>
-              <w:rPr>
-                <w:rFonts w:ascii="Consolas" w:hAnsi="Consolas"/>
-                <w:color w:val="000000"/>
-                <w:sz w:val="15"/>
-              </w:rPr>
-              <w:t>void setPump(bool on) {</w:t>
-            </w:r>
-          </w:p>
-          <w:p>
-            <w:pPr>
-              <w:spacing w:before="0" w:after="0" w:line="240" w:lineRule="auto"/>
-            </w:pPr>
-            <w:r>
-              <w:rPr>
-                <w:rFonts w:ascii="Consolas" w:hAnsi="Consolas"/>
-                <w:color w:val="000000"/>
-                <w:sz w:val="15"/>
-              </w:rPr>
-              <w:t xml:space="preserve">  if (on == pumpOn) return;</w:t>
-            </w:r>
-          </w:p>
-          <w:p>
-            <w:pPr>
-              <w:spacing w:before="0" w:after="0" w:line="240" w:lineRule="auto"/>
-            </w:pPr>
-            <w:r>
-              <w:rPr>
-                <w:rFonts w:ascii="Consolas" w:hAnsi="Consolas"/>
-                <w:color w:val="000000"/>
-                <w:sz w:val="15"/>
-              </w:rPr>
-              <w:t xml:space="preserve">  pumpOn = on;</w:t>
-            </w:r>
-          </w:p>
-          <w:p>
-            <w:pPr>
-              <w:spacing w:before="0" w:after="0" w:line="240" w:lineRule="auto"/>
-            </w:pPr>
-            <w:r>
-              <w:rPr>
-                <w:rFonts w:ascii="Consolas" w:hAnsi="Consolas"/>
-                <w:color w:val="000000"/>
-                <w:sz w:val="15"/>
-              </w:rPr>
-              <w:t xml:space="preserve">  digitalWrite(PIN_RELAY_PUMP, on ? RLY_ON : RLY_OFF);</w:t>
-            </w:r>
-          </w:p>
-          <w:p>
-            <w:pPr>
-              <w:spacing w:before="0" w:after="0" w:line="240" w:lineRule="auto"/>
-            </w:pPr>
-            <w:r>
-              <w:rPr>
-                <w:rFonts w:ascii="Consolas" w:hAnsi="Consolas"/>
-                <w:color w:val="000000"/>
-                <w:sz w:val="15"/>
-              </w:rPr>
-              <w:t xml:space="preserve">  if (on) pumpStartMs = millis(); else pumpStopMs = millis();</w:t>
-            </w:r>
-          </w:p>
-          <w:p>
-            <w:pPr>
-              <w:spacing w:before="0" w:after="0" w:line="240" w:lineRule="auto"/>
-            </w:pPr>
-            <w:r>
-              <w:rPr>
-                <w:rFonts w:ascii="Consolas" w:hAnsi="Consolas"/>
-                <w:color w:val="000000"/>
-                <w:sz w:val="15"/>
-              </w:rPr>
-              <w:t xml:space="preserve">  Serial.printf("[PUMP] %s\n", on ? "ON" : "OFF");</w:t>
+              <w:t>void updateIrrigation() {</w:t>
+            </w:r>
+          </w:p>
+          <w:p>
+            <w:pPr>
+              <w:spacing w:before="0" w:after="0" w:line="240" w:lineRule="auto"/>
+            </w:pPr>
+            <w:r>
+              <w:rPr>
+                <w:rFonts w:ascii="Consolas" w:hAnsi="Consolas"/>
+                <w:color w:val="000000"/>
+                <w:sz w:val="15"/>
+              </w:rPr>
+              <w:t xml:space="preserve">  if (!isAutoMode) return;</w:t>
+            </w:r>
+          </w:p>
+          <w:p>
+            <w:pPr>
+              <w:spacing w:before="0" w:after="0" w:line="240" w:lineRule="auto"/>
+            </w:pPr>
+            <w:r>
+              <w:rPr>
+                <w:rFonts w:ascii="Consolas" w:hAnsi="Consolas"/>
+                <w:color w:val="000000"/>
+                <w:sz w:val="15"/>
+              </w:rPr>
+              <w:t xml:space="preserve"> </w:t>
+            </w:r>
+          </w:p>
+          <w:p>
+            <w:pPr>
+              <w:spacing w:before="0" w:after="0" w:line="240" w:lineRule="auto"/>
+            </w:pPr>
+            <w:r>
+              <w:rPr>
+                <w:rFonts w:ascii="Consolas" w:hAnsi="Consolas"/>
+                <w:color w:val="000000"/>
+                <w:sz w:val="15"/>
+              </w:rPr>
+              <w:t xml:space="preserve">  // Sanity check: If moisture sensor disconnected/broken, do not water</w:t>
+            </w:r>
+          </w:p>
+          <w:p>
+            <w:pPr>
+              <w:spacing w:before="0" w:after="0" w:line="240" w:lineRule="auto"/>
+            </w:pPr>
+            <w:r>
+              <w:rPr>
+                <w:rFonts w:ascii="Consolas" w:hAnsi="Consolas"/>
+                <w:color w:val="000000"/>
+                <w:sz w:val="15"/>
+              </w:rPr>
+              <w:t xml:space="preserve">  if (currentMoisture &lt;= 0 &amp;&amp; analogRead(PIN_SOIL_SENSOR) &gt; 1000 &amp;&amp; SOIL_DRY_RAW &lt; 1000) {</w:t>
+            </w:r>
+          </w:p>
+          <w:p>
+            <w:pPr>
+              <w:spacing w:before="0" w:after="0" w:line="240" w:lineRule="auto"/>
+            </w:pPr>
+            <w:r>
+              <w:rPr>
+                <w:rFonts w:ascii="Consolas" w:hAnsi="Consolas"/>
+                <w:color w:val="000000"/>
+                <w:sz w:val="15"/>
+              </w:rPr>
+              <w:t xml:space="preserve">    if (isPumpOn) setPump(false, "Safety: Soil sensor appears disconnected", true);</w:t>
+            </w:r>
+          </w:p>
+          <w:p>
+            <w:pPr>
+              <w:spacing w:before="0" w:after="0" w:line="240" w:lineRule="auto"/>
+            </w:pPr>
+            <w:r>
+              <w:rPr>
+                <w:rFonts w:ascii="Consolas" w:hAnsi="Consolas"/>
+                <w:color w:val="000000"/>
+                <w:sz w:val="15"/>
+              </w:rPr>
+              <w:t xml:space="preserve">    return;</w:t>
+            </w:r>
+          </w:p>
+          <w:p>
+            <w:pPr>
+              <w:spacing w:before="0" w:after="0" w:line="240" w:lineRule="auto"/>
+            </w:pPr>
+            <w:r>
+              <w:rPr>
+                <w:rFonts w:ascii="Consolas" w:hAnsi="Consolas"/>
+                <w:color w:val="000000"/>
+                <w:sz w:val="15"/>
+              </w:rPr>
+              <w:t xml:space="preserve">  }</w:t>
+            </w:r>
+          </w:p>
+          <w:p>
+            <w:pPr>
+              <w:spacing w:before="0" w:after="0" w:line="240" w:lineRule="auto"/>
+            </w:pPr>
+            <w:r>
+              <w:rPr>
+                <w:rFonts w:ascii="Consolas" w:hAnsi="Consolas"/>
+                <w:color w:val="000000"/>
+                <w:sz w:val="15"/>
+              </w:rPr>
+              <w:t xml:space="preserve"> </w:t>
+            </w:r>
+          </w:p>
+          <w:p>
+            <w:pPr>
+              <w:spacing w:before="0" w:after="0" w:line="240" w:lineRule="auto"/>
+            </w:pPr>
+            <w:r>
+              <w:rPr>
+                <w:rFonts w:ascii="Consolas" w:hAnsi="Consolas"/>
+                <w:color w:val="000000"/>
+                <w:sz w:val="15"/>
+              </w:rPr>
+              <w:t xml:space="preserve">  // Hysteresis logic</w:t>
+            </w:r>
+          </w:p>
+          <w:p>
+            <w:pPr>
+              <w:spacing w:before="0" w:after="0" w:line="240" w:lineRule="auto"/>
+            </w:pPr>
+            <w:r>
+              <w:rPr>
+                <w:rFonts w:ascii="Consolas" w:hAnsi="Consolas"/>
+                <w:color w:val="000000"/>
+                <w:sz w:val="15"/>
+              </w:rPr>
+              <w:t xml:space="preserve">  if (currentMoisture &lt; configStartThreshold &amp;&amp; !isPumpOn) {</w:t>
+            </w:r>
+          </w:p>
+          <w:p>
+            <w:pPr>
+              <w:spacing w:before="0" w:after="0" w:line="240" w:lineRule="auto"/>
+            </w:pPr>
+            <w:r>
+              <w:rPr>
+                <w:rFonts w:ascii="Consolas" w:hAnsi="Consolas"/>
+                <w:color w:val="000000"/>
+                <w:sz w:val="15"/>
+              </w:rPr>
+              <w:t xml:space="preserve">    setPump(true, "Auto Start (Moisture Low)");</w:t>
+            </w:r>
+          </w:p>
+          <w:p>
+            <w:pPr>
+              <w:spacing w:before="0" w:after="0" w:line="240" w:lineRule="auto"/>
+            </w:pPr>
+            <w:r>
+              <w:rPr>
+                <w:rFonts w:ascii="Consolas" w:hAnsi="Consolas"/>
+                <w:color w:val="000000"/>
+                <w:sz w:val="15"/>
+              </w:rPr>
+              <w:t xml:space="preserve">  }</w:t>
+            </w:r>
+          </w:p>
+          <w:p>
+            <w:pPr>
+              <w:spacing w:before="0" w:after="0" w:line="240" w:lineRule="auto"/>
+            </w:pPr>
+            <w:r>
+              <w:rPr>
+                <w:rFonts w:ascii="Consolas" w:hAnsi="Consolas"/>
+                <w:color w:val="000000"/>
+                <w:sz w:val="15"/>
+              </w:rPr>
+              <w:t xml:space="preserve">  else if (currentMoisture &gt; configStopThreshold &amp;&amp; isPumpOn) {</w:t>
+            </w:r>
+          </w:p>
+          <w:p>
+            <w:pPr>
+              <w:spacing w:before="0" w:after="0" w:line="240" w:lineRule="auto"/>
+            </w:pPr>
+            <w:r>
+              <w:rPr>
+                <w:rFonts w:ascii="Consolas" w:hAnsi="Consolas"/>
+                <w:color w:val="000000"/>
+                <w:sz w:val="15"/>
+              </w:rPr>
+              <w:t xml:space="preserve">    setPump(false, "Auto Stop (Moisture High)");</w:t>
+            </w:r>
+          </w:p>
+          <w:p>
+            <w:pPr>
+              <w:spacing w:before="0" w:after="0" w:line="240" w:lineRule="auto"/>
+            </w:pPr>
+            <w:r>
+              <w:rPr>
+                <w:rFonts w:ascii="Consolas" w:hAnsi="Consolas"/>
+                <w:color w:val="000000"/>
+                <w:sz w:val="15"/>
+              </w:rPr>
+              <w:t xml:space="preserve">  }</w:t>
             </w:r>
           </w:p>
           <w:p>
@@ -4588,20 +5233,85 @@
                 <w:color w:val="000000"/>
                 <w:sz w:val="15"/>
               </w:rPr>
-              <w:t>void updateControl() {</w:t>
-            </w:r>
-          </w:p>
-          <w:p>
-            <w:pPr>
-              <w:spacing w:before="0" w:after="0" w:line="240" w:lineRule="auto"/>
-            </w:pPr>
-            <w:r>
-              <w:rPr>
-                <w:rFonts w:ascii="Consolas" w:hAnsi="Consolas"/>
-                <w:color w:val="000000"/>
-                <w:sz w:val="15"/>
-              </w:rPr>
-              <w:t xml:space="preserve">  uint32_t now = millis();</w:t>
+              <w:t>void handlePumpSafety() {</w:t>
+            </w:r>
+          </w:p>
+          <w:p>
+            <w:pPr>
+              <w:spacing w:before="0" w:after="0" w:line="240" w:lineRule="auto"/>
+            </w:pPr>
+            <w:r>
+              <w:rPr>
+                <w:rFonts w:ascii="Consolas" w:hAnsi="Consolas"/>
+                <w:color w:val="000000"/>
+                <w:sz w:val="15"/>
+              </w:rPr>
+              <w:t xml:space="preserve">  if (isPumpOn) {</w:t>
+            </w:r>
+          </w:p>
+          <w:p>
+            <w:pPr>
+              <w:spacing w:before="0" w:after="0" w:line="240" w:lineRule="auto"/>
+            </w:pPr>
+            <w:r>
+              <w:rPr>
+                <w:rFonts w:ascii="Consolas" w:hAnsi="Consolas"/>
+                <w:color w:val="000000"/>
+                <w:sz w:val="15"/>
+              </w:rPr>
+              <w:t xml:space="preserve">    if (millis() - pumpStartTime &gt;= configMaxPumpRuntime) {</w:t>
+            </w:r>
+          </w:p>
+          <w:p>
+            <w:pPr>
+              <w:spacing w:before="0" w:after="0" w:line="240" w:lineRule="auto"/>
+            </w:pPr>
+            <w:r>
+              <w:rPr>
+                <w:rFonts w:ascii="Consolas" w:hAnsi="Consolas"/>
+                <w:color w:val="000000"/>
+                <w:sz w:val="15"/>
+              </w:rPr>
+              <w:t xml:space="preserve">      setPump(false, "Safety: Max Runtime Exceeded", true); // force: must never be blocked</w:t>
+            </w:r>
+          </w:p>
+          <w:p>
+            <w:pPr>
+              <w:spacing w:before="0" w:after="0" w:line="240" w:lineRule="auto"/>
+            </w:pPr>
+            <w:r>
+              <w:rPr>
+                <w:rFonts w:ascii="Consolas" w:hAnsi="Consolas"/>
+                <w:color w:val="000000"/>
+                <w:sz w:val="15"/>
+              </w:rPr>
+              <w:t xml:space="preserve">    }</w:t>
+            </w:r>
+          </w:p>
+          <w:p>
+            <w:pPr>
+              <w:spacing w:before="0" w:after="0" w:line="240" w:lineRule="auto"/>
+            </w:pPr>
+            <w:r>
+              <w:rPr>
+                <w:rFonts w:ascii="Consolas" w:hAnsi="Consolas"/>
+                <w:color w:val="000000"/>
+                <w:sz w:val="15"/>
+              </w:rPr>
+              <w:t xml:space="preserve">  }</w:t>
+            </w:r>
+          </w:p>
+          <w:p>
+            <w:pPr>
+              <w:spacing w:before="0" w:after="0" w:line="240" w:lineRule="auto"/>
+            </w:pPr>
+            <w:r>
+              <w:rPr>
+                <w:rFonts w:ascii="Consolas" w:hAnsi="Consolas"/>
+                <w:color w:val="000000"/>
+                <w:sz w:val="15"/>
+              </w:rPr>
+              <w:t>}</w:t>
             </w:r>
           </w:p>
           <w:p>
@@ -4627,85 +5337,241 @@
                 <w:color w:val="000000"/>
                 <w:sz w:val="15"/>
               </w:rPr>
-              <w:t xml:space="preserve">  if (cfg.mode == MODE_MANUAL) {</w:t>
-            </w:r>
-          </w:p>
-          <w:p>
-            <w:pPr>
-              <w:spacing w:before="0" w:after="0" w:line="240" w:lineRule="auto"/>
-            </w:pPr>
-            <w:r>
-              <w:rPr>
-                <w:rFonts w:ascii="Consolas" w:hAnsi="Consolas"/>
-                <w:color w:val="000000"/>
-                <w:sz w:val="15"/>
-              </w:rPr>
-              <w:t xml:space="preserve">    setPump(manualPump);</w:t>
-            </w:r>
-          </w:p>
-          <w:p>
-            <w:pPr>
-              <w:spacing w:before="0" w:after="0" w:line="240" w:lineRule="auto"/>
-            </w:pPr>
-            <w:r>
-              <w:rPr>
-                <w:rFonts w:ascii="Consolas" w:hAnsi="Consolas"/>
-                <w:color w:val="000000"/>
-                <w:sz w:val="15"/>
-              </w:rPr>
-              <w:t xml:space="preserve">  } else {                                   // ---- AUTO ----</w:t>
-            </w:r>
-          </w:p>
-          <w:p>
-            <w:pPr>
-              <w:spacing w:before="0" w:after="0" w:line="240" w:lineRule="auto"/>
-            </w:pPr>
-            <w:r>
-              <w:rPr>
-                <w:rFonts w:ascii="Consolas" w:hAnsi="Consolas"/>
-                <w:color w:val="000000"/>
-                <w:sz w:val="15"/>
-              </w:rPr>
-              <w:t xml:space="preserve">    bool cooled  = (now - pumpStopMs) &gt;= (uint32_t)cfg.pumpCooldown * 1000UL;</w:t>
-            </w:r>
-          </w:p>
-          <w:p>
-            <w:pPr>
-              <w:spacing w:before="0" w:after="0" w:line="240" w:lineRule="auto"/>
-            </w:pPr>
-            <w:r>
-              <w:rPr>
-                <w:rFonts w:ascii="Consolas" w:hAnsi="Consolas"/>
-                <w:color w:val="000000"/>
-                <w:sz w:val="15"/>
-              </w:rPr>
-              <w:t xml:space="preserve">    bool nightOk = cfg.nightOnly ? (lightPct &lt; 30) : true;</w:t>
-            </w:r>
-          </w:p>
-          <w:p>
-            <w:pPr>
-              <w:spacing w:before="0" w:after="0" w:line="240" w:lineRule="auto"/>
-            </w:pPr>
-            <w:r>
-              <w:rPr>
-                <w:rFonts w:ascii="Consolas" w:hAnsi="Consolas"/>
-                <w:color w:val="000000"/>
-                <w:sz w:val="15"/>
-              </w:rPr>
-              <w:t xml:space="preserve">    if (!pumpOn) {</w:t>
-            </w:r>
-          </w:p>
-          <w:p>
-            <w:pPr>
-              <w:spacing w:before="0" w:after="0" w:line="240" w:lineRule="auto"/>
-            </w:pPr>
-            <w:r>
-              <w:rPr>
-                <w:rFonts w:ascii="Consolas" w:hAnsi="Consolas"/>
-                <w:color w:val="000000"/>
-                <w:sz w:val="15"/>
-              </w:rPr>
-              <w:t xml:space="preserve">      if (soilOk &amp;&amp; soilPct &lt;= cfg.soilDry &amp;&amp; cooled &amp;&amp; nightOk) setPump(true);</w:t>
+              <w:t>// ==========================================</w:t>
+            </w:r>
+          </w:p>
+          <w:p>
+            <w:pPr>
+              <w:spacing w:before="0" w:after="0" w:line="240" w:lineRule="auto"/>
+            </w:pPr>
+            <w:r>
+              <w:rPr>
+                <w:rFonts w:ascii="Consolas" w:hAnsi="Consolas"/>
+                <w:color w:val="000000"/>
+                <w:sz w:val="15"/>
+              </w:rPr>
+              <w:t>// HTTP SERVER / API HANDLERS</w:t>
+            </w:r>
+          </w:p>
+          <w:p>
+            <w:pPr>
+              <w:spacing w:before="0" w:after="0" w:line="240" w:lineRule="auto"/>
+            </w:pPr>
+            <w:r>
+              <w:rPr>
+                <w:rFonts w:ascii="Consolas" w:hAnsi="Consolas"/>
+                <w:color w:val="000000"/>
+                <w:sz w:val="15"/>
+              </w:rPr>
+              <w:t>// ==========================================</w:t>
+            </w:r>
+          </w:p>
+          <w:p>
+            <w:pPr>
+              <w:spacing w:before="0" w:after="0" w:line="240" w:lineRule="auto"/>
+            </w:pPr>
+            <w:r>
+              <w:rPr>
+                <w:rFonts w:ascii="Consolas" w:hAnsi="Consolas"/>
+                <w:color w:val="000000"/>
+                <w:sz w:val="15"/>
+              </w:rPr>
+              <w:t>void sendCORSHeaders() {</w:t>
+            </w:r>
+          </w:p>
+          <w:p>
+            <w:pPr>
+              <w:spacing w:before="0" w:after="0" w:line="240" w:lineRule="auto"/>
+            </w:pPr>
+            <w:r>
+              <w:rPr>
+                <w:rFonts w:ascii="Consolas" w:hAnsi="Consolas"/>
+                <w:color w:val="000000"/>
+                <w:sz w:val="15"/>
+              </w:rPr>
+              <w:t xml:space="preserve">  server.sendHeader(F("Access-Control-Allow-Origin"), F("*"));</w:t>
+            </w:r>
+          </w:p>
+          <w:p>
+            <w:pPr>
+              <w:spacing w:before="0" w:after="0" w:line="240" w:lineRule="auto"/>
+            </w:pPr>
+            <w:r>
+              <w:rPr>
+                <w:rFonts w:ascii="Consolas" w:hAnsi="Consolas"/>
+                <w:color w:val="000000"/>
+                <w:sz w:val="15"/>
+              </w:rPr>
+              <w:t xml:space="preserve">  server.sendHeader(F("Access-Control-Allow-Methods"), F("GET, POST, OPTIONS"));</w:t>
+            </w:r>
+          </w:p>
+          <w:p>
+            <w:pPr>
+              <w:spacing w:before="0" w:after="0" w:line="240" w:lineRule="auto"/>
+            </w:pPr>
+            <w:r>
+              <w:rPr>
+                <w:rFonts w:ascii="Consolas" w:hAnsi="Consolas"/>
+                <w:color w:val="000000"/>
+                <w:sz w:val="15"/>
+              </w:rPr>
+              <w:t xml:space="preserve">  server.sendHeader(F("Access-Control-Allow-Headers"), F("Content-Type"));</w:t>
+            </w:r>
+          </w:p>
+          <w:p>
+            <w:pPr>
+              <w:spacing w:before="0" w:after="0" w:line="240" w:lineRule="auto"/>
+            </w:pPr>
+            <w:r>
+              <w:rPr>
+                <w:rFonts w:ascii="Consolas" w:hAnsi="Consolas"/>
+                <w:color w:val="000000"/>
+                <w:sz w:val="15"/>
+              </w:rPr>
+              <w:t>}</w:t>
+            </w:r>
+          </w:p>
+          <w:p>
+            <w:pPr>
+              <w:spacing w:before="0" w:after="0" w:line="240" w:lineRule="auto"/>
+            </w:pPr>
+            <w:r>
+              <w:rPr>
+                <w:rFonts w:ascii="Consolas" w:hAnsi="Consolas"/>
+                <w:color w:val="000000"/>
+                <w:sz w:val="15"/>
+              </w:rPr>
+              <w:t xml:space="preserve"> </w:t>
+            </w:r>
+          </w:p>
+          <w:p>
+            <w:pPr>
+              <w:spacing w:before="0" w:after="0" w:line="240" w:lineRule="auto"/>
+            </w:pPr>
+            <w:r>
+              <w:rPr>
+                <w:rFonts w:ascii="Consolas" w:hAnsi="Consolas"/>
+                <w:color w:val="000000"/>
+                <w:sz w:val="15"/>
+              </w:rPr>
+              <w:t>void handleOptions() {</w:t>
+            </w:r>
+          </w:p>
+          <w:p>
+            <w:pPr>
+              <w:spacing w:before="0" w:after="0" w:line="240" w:lineRule="auto"/>
+            </w:pPr>
+            <w:r>
+              <w:rPr>
+                <w:rFonts w:ascii="Consolas" w:hAnsi="Consolas"/>
+                <w:color w:val="000000"/>
+                <w:sz w:val="15"/>
+              </w:rPr>
+              <w:t xml:space="preserve">  sendCORSHeaders();</w:t>
+            </w:r>
+          </w:p>
+          <w:p>
+            <w:pPr>
+              <w:spacing w:before="0" w:after="0" w:line="240" w:lineRule="auto"/>
+            </w:pPr>
+            <w:r>
+              <w:rPr>
+                <w:rFonts w:ascii="Consolas" w:hAnsi="Consolas"/>
+                <w:color w:val="000000"/>
+                <w:sz w:val="15"/>
+              </w:rPr>
+              <w:t xml:space="preserve">  server.send(204); // No Content</w:t>
+            </w:r>
+          </w:p>
+          <w:p>
+            <w:pPr>
+              <w:spacing w:before="0" w:after="0" w:line="240" w:lineRule="auto"/>
+            </w:pPr>
+            <w:r>
+              <w:rPr>
+                <w:rFonts w:ascii="Consolas" w:hAnsi="Consolas"/>
+                <w:color w:val="000000"/>
+                <w:sz w:val="15"/>
+              </w:rPr>
+              <w:t>}</w:t>
+            </w:r>
+          </w:p>
+          <w:p>
+            <w:pPr>
+              <w:spacing w:before="0" w:after="0" w:line="240" w:lineRule="auto"/>
+            </w:pPr>
+            <w:r>
+              <w:rPr>
+                <w:rFonts w:ascii="Consolas" w:hAnsi="Consolas"/>
+                <w:color w:val="000000"/>
+                <w:sz w:val="15"/>
+              </w:rPr>
+              <w:t xml:space="preserve"> </w:t>
+            </w:r>
+          </w:p>
+          <w:p>
+            <w:pPr>
+              <w:spacing w:before="0" w:after="0" w:line="240" w:lineRule="auto"/>
+            </w:pPr>
+            <w:r>
+              <w:rPr>
+                <w:rFonts w:ascii="Consolas" w:hAnsi="Consolas"/>
+                <w:color w:val="000000"/>
+                <w:sz w:val="15"/>
+              </w:rPr>
+              <w:t>void initializeWebServer() {</w:t>
+            </w:r>
+          </w:p>
+          <w:p>
+            <w:pPr>
+              <w:spacing w:before="0" w:after="0" w:line="240" w:lineRule="auto"/>
+            </w:pPr>
+            <w:r>
+              <w:rPr>
+                <w:rFonts w:ascii="Consolas" w:hAnsi="Consolas"/>
+                <w:color w:val="000000"/>
+                <w:sz w:val="15"/>
+              </w:rPr>
+              <w:t xml:space="preserve">  // Pre-flight CORS request</w:t>
+            </w:r>
+          </w:p>
+          <w:p>
+            <w:pPr>
+              <w:spacing w:before="0" w:after="0" w:line="240" w:lineRule="auto"/>
+            </w:pPr>
+            <w:r>
+              <w:rPr>
+                <w:rFonts w:ascii="Consolas" w:hAnsi="Consolas"/>
+                <w:color w:val="000000"/>
+                <w:sz w:val="15"/>
+              </w:rPr>
+              <w:t xml:space="preserve">  server.onNotFound([]() {</w:t>
+            </w:r>
+          </w:p>
+          <w:p>
+            <w:pPr>
+              <w:spacing w:before="0" w:after="0" w:line="240" w:lineRule="auto"/>
+            </w:pPr>
+            <w:r>
+              <w:rPr>
+                <w:rFonts w:ascii="Consolas" w:hAnsi="Consolas"/>
+                <w:color w:val="000000"/>
+                <w:sz w:val="15"/>
+              </w:rPr>
+              <w:t xml:space="preserve">    if (server.method() == HTTP_OPTIONS) {</w:t>
+            </w:r>
+          </w:p>
+          <w:p>
+            <w:pPr>
+              <w:spacing w:before="0" w:after="0" w:line="240" w:lineRule="auto"/>
+            </w:pPr>
+            <w:r>
+              <w:rPr>
+                <w:rFonts w:ascii="Consolas" w:hAnsi="Consolas"/>
+                <w:color w:val="000000"/>
+                <w:sz w:val="15"/>
+              </w:rPr>
+              <w:t xml:space="preserve">      handleOptions();</w:t>
             </w:r>
           </w:p>
           <w:p>
@@ -4731,7 +5597,20 @@
                 <w:color w:val="000000"/>
                 <w:sz w:val="15"/>
               </w:rPr>
-              <w:t xml:space="preserve">      if (!soilOk || soilPct &gt;= cfg.soilWet) setPump(false);</w:t>
+              <w:t xml:space="preserve">      sendCORSHeaders();</w:t>
+            </w:r>
+          </w:p>
+          <w:p>
+            <w:pPr>
+              <w:spacing w:before="0" w:after="0" w:line="240" w:lineRule="auto"/>
+            </w:pPr>
+            <w:r>
+              <w:rPr>
+                <w:rFonts w:ascii="Consolas" w:hAnsi="Consolas"/>
+                <w:color w:val="000000"/>
+                <w:sz w:val="15"/>
+              </w:rPr>
+              <w:t xml:space="preserve">      server.send(404, "application/json", "{\"success\":false,\"error\":\"Not Found\"}");</w:t>
             </w:r>
           </w:p>
           <w:p>
@@ -4757,7 +5636,7 @@
                 <w:color w:val="000000"/>
                 <w:sz w:val="15"/>
               </w:rPr>
-              <w:t xml:space="preserve">  }</w:t>
+              <w:t xml:space="preserve">  });</w:t>
             </w:r>
           </w:p>
           <w:p>
@@ -4783,85 +5662,163 @@
                 <w:color w:val="000000"/>
                 <w:sz w:val="15"/>
               </w:rPr>
-              <w:t xml:space="preserve">  // safety: never let the pump run longer than pumpMaxRun</w:t>
-            </w:r>
-          </w:p>
-          <w:p>
-            <w:pPr>
-              <w:spacing w:before="0" w:after="0" w:line="240" w:lineRule="auto"/>
-            </w:pPr>
-            <w:r>
-              <w:rPr>
-                <w:rFonts w:ascii="Consolas" w:hAnsi="Consolas"/>
-                <w:color w:val="000000"/>
-                <w:sz w:val="15"/>
-              </w:rPr>
-              <w:t xml:space="preserve">  if (pumpOn &amp;&amp; (now - pumpStartMs) &gt;= (uint32_t)cfg.pumpMaxRun * 1000UL) {</w:t>
-            </w:r>
-          </w:p>
-          <w:p>
-            <w:pPr>
-              <w:spacing w:before="0" w:after="0" w:line="240" w:lineRule="auto"/>
-            </w:pPr>
-            <w:r>
-              <w:rPr>
-                <w:rFonts w:ascii="Consolas" w:hAnsi="Consolas"/>
-                <w:color w:val="000000"/>
-                <w:sz w:val="15"/>
-              </w:rPr>
-              <w:t xml:space="preserve">    setPump(false);</w:t>
-            </w:r>
-          </w:p>
-          <w:p>
-            <w:pPr>
-              <w:spacing w:before="0" w:after="0" w:line="240" w:lineRule="auto"/>
-            </w:pPr>
-            <w:r>
-              <w:rPr>
-                <w:rFonts w:ascii="Consolas" w:hAnsi="Consolas"/>
-                <w:color w:val="000000"/>
-                <w:sz w:val="15"/>
-              </w:rPr>
-              <w:t xml:space="preserve">    if (cfg.mode == MODE_MANUAL) manualPump = false;</w:t>
-            </w:r>
-          </w:p>
-          <w:p>
-            <w:pPr>
-              <w:spacing w:before="0" w:after="0" w:line="240" w:lineRule="auto"/>
-            </w:pPr>
-            <w:r>
-              <w:rPr>
-                <w:rFonts w:ascii="Consolas" w:hAnsi="Consolas"/>
-                <w:color w:val="000000"/>
-                <w:sz w:val="15"/>
-              </w:rPr>
-              <w:t xml:space="preserve">    Serial.println("[SAFETY] max run reached -&gt; pump OFF");</w:t>
-            </w:r>
-          </w:p>
-          <w:p>
-            <w:pPr>
-              <w:spacing w:before="0" w:after="0" w:line="240" w:lineRule="auto"/>
-            </w:pPr>
-            <w:r>
-              <w:rPr>
-                <w:rFonts w:ascii="Consolas" w:hAnsi="Consolas"/>
-                <w:color w:val="000000"/>
-                <w:sz w:val="15"/>
-              </w:rPr>
-              <w:t xml:space="preserve">  }</w:t>
-            </w:r>
-          </w:p>
-          <w:p>
-            <w:pPr>
-              <w:spacing w:before="0" w:after="0" w:line="240" w:lineRule="auto"/>
-            </w:pPr>
-            <w:r>
-              <w:rPr>
-                <w:rFonts w:ascii="Consolas" w:hAnsi="Consolas"/>
-                <w:color w:val="000000"/>
-                <w:sz w:val="15"/>
-              </w:rPr>
-              <w:t>}</w:t>
+              <w:t xml:space="preserve">  server.on("/api/status", HTTP_GET, []() {</w:t>
+            </w:r>
+          </w:p>
+          <w:p>
+            <w:pPr>
+              <w:spacing w:before="0" w:after="0" w:line="240" w:lineRule="auto"/>
+            </w:pPr>
+            <w:r>
+              <w:rPr>
+                <w:rFonts w:ascii="Consolas" w:hAnsi="Consolas"/>
+                <w:color w:val="000000"/>
+                <w:sz w:val="15"/>
+              </w:rPr>
+              <w:t xml:space="preserve">    StaticJsonDocument&lt;384&gt; doc;</w:t>
+            </w:r>
+          </w:p>
+          <w:p>
+            <w:pPr>
+              <w:spacing w:before="0" w:after="0" w:line="240" w:lineRule="auto"/>
+            </w:pPr>
+            <w:r>
+              <w:rPr>
+                <w:rFonts w:ascii="Consolas" w:hAnsi="Consolas"/>
+                <w:color w:val="000000"/>
+                <w:sz w:val="15"/>
+              </w:rPr>
+              <w:t xml:space="preserve">    doc["device"] = "smart-irrigation";</w:t>
+            </w:r>
+          </w:p>
+          <w:p>
+            <w:pPr>
+              <w:spacing w:before="0" w:after="0" w:line="240" w:lineRule="auto"/>
+            </w:pPr>
+            <w:r>
+              <w:rPr>
+                <w:rFonts w:ascii="Consolas" w:hAnsi="Consolas"/>
+                <w:color w:val="000000"/>
+                <w:sz w:val="15"/>
+              </w:rPr>
+              <w:t xml:space="preserve">    doc["version"] = FIRMWARE_VERSION;</w:t>
+            </w:r>
+          </w:p>
+          <w:p>
+            <w:pPr>
+              <w:spacing w:before="0" w:after="0" w:line="240" w:lineRule="auto"/>
+            </w:pPr>
+            <w:r>
+              <w:rPr>
+                <w:rFonts w:ascii="Consolas" w:hAnsi="Consolas"/>
+                <w:color w:val="000000"/>
+                <w:sz w:val="15"/>
+              </w:rPr>
+              <w:t xml:space="preserve">    doc["ip"] = WiFi.localIP().toString();</w:t>
+            </w:r>
+          </w:p>
+          <w:p>
+            <w:pPr>
+              <w:spacing w:before="0" w:after="0" w:line="240" w:lineRule="auto"/>
+            </w:pPr>
+            <w:r>
+              <w:rPr>
+                <w:rFonts w:ascii="Consolas" w:hAnsi="Consolas"/>
+                <w:color w:val="000000"/>
+                <w:sz w:val="15"/>
+              </w:rPr>
+              <w:t xml:space="preserve">    doc["uptime"] = millis() / 1000;</w:t>
+            </w:r>
+          </w:p>
+          <w:p>
+            <w:pPr>
+              <w:spacing w:before="0" w:after="0" w:line="240" w:lineRule="auto"/>
+            </w:pPr>
+            <w:r>
+              <w:rPr>
+                <w:rFonts w:ascii="Consolas" w:hAnsi="Consolas"/>
+                <w:color w:val="000000"/>
+                <w:sz w:val="15"/>
+              </w:rPr>
+              <w:t xml:space="preserve">    doc["wifi"] = (WiFi.status() == WL_CONNECTED);</w:t>
+            </w:r>
+          </w:p>
+          <w:p>
+            <w:pPr>
+              <w:spacing w:before="0" w:after="0" w:line="240" w:lineRule="auto"/>
+            </w:pPr>
+            <w:r>
+              <w:rPr>
+                <w:rFonts w:ascii="Consolas" w:hAnsi="Consolas"/>
+                <w:color w:val="000000"/>
+                <w:sz w:val="15"/>
+              </w:rPr>
+              <w:t xml:space="preserve">    doc["mode"] = isAutoMode ? "auto" : "manual";</w:t>
+            </w:r>
+          </w:p>
+          <w:p>
+            <w:pPr>
+              <w:spacing w:before="0" w:after="0" w:line="240" w:lineRule="auto"/>
+            </w:pPr>
+            <w:r>
+              <w:rPr>
+                <w:rFonts w:ascii="Consolas" w:hAnsi="Consolas"/>
+                <w:color w:val="000000"/>
+                <w:sz w:val="15"/>
+              </w:rPr>
+              <w:t xml:space="preserve">    doc["pump"] = isPumpOn;</w:t>
+            </w:r>
+          </w:p>
+          <w:p>
+            <w:pPr>
+              <w:spacing w:before="0" w:after="0" w:line="240" w:lineRule="auto"/>
+            </w:pPr>
+            <w:r>
+              <w:rPr>
+                <w:rFonts w:ascii="Consolas" w:hAnsi="Consolas"/>
+                <w:color w:val="000000"/>
+                <w:sz w:val="15"/>
+              </w:rPr>
+              <w:t xml:space="preserve">    doc["soilMoisture"] = currentMoisture;</w:t>
+            </w:r>
+          </w:p>
+          <w:p>
+            <w:pPr>
+              <w:spacing w:before="0" w:after="0" w:line="240" w:lineRule="auto"/>
+            </w:pPr>
+            <w:r>
+              <w:rPr>
+                <w:rFonts w:ascii="Consolas" w:hAnsi="Consolas"/>
+                <w:color w:val="000000"/>
+                <w:sz w:val="15"/>
+              </w:rPr>
+              <w:t xml:space="preserve">    doc["temperature"] = currentTemp;</w:t>
+            </w:r>
+          </w:p>
+          <w:p>
+            <w:pPr>
+              <w:spacing w:before="0" w:after="0" w:line="240" w:lineRule="auto"/>
+            </w:pPr>
+            <w:r>
+              <w:rPr>
+                <w:rFonts w:ascii="Consolas" w:hAnsi="Consolas"/>
+                <w:color w:val="000000"/>
+                <w:sz w:val="15"/>
+              </w:rPr>
+              <w:t xml:space="preserve">    doc["humidity"] = currentHum;</w:t>
+            </w:r>
+          </w:p>
+          <w:p>
+            <w:pPr>
+              <w:spacing w:before="0" w:after="0" w:line="240" w:lineRule="auto"/>
+            </w:pPr>
+            <w:r>
+              <w:rPr>
+                <w:rFonts w:ascii="Consolas" w:hAnsi="Consolas"/>
+                <w:color w:val="000000"/>
+                <w:sz w:val="15"/>
+              </w:rPr>
+              <w:t xml:space="preserve">    doc["sensorError"] = dhtError;</w:t>
             </w:r>
           </w:p>
           <w:p>
@@ -4887,111 +5844,59 @@
                 <w:color w:val="000000"/>
                 <w:sz w:val="15"/>
               </w:rPr>
-              <w:t>void updateLeds() {</w:t>
-            </w:r>
-          </w:p>
-          <w:p>
-            <w:pPr>
-              <w:spacing w:before="0" w:after="0" w:line="240" w:lineRule="auto"/>
-            </w:pPr>
-            <w:r>
-              <w:rPr>
-                <w:rFonts w:ascii="Consolas" w:hAnsi="Consolas"/>
-                <w:color w:val="000000"/>
-                <w:sz w:val="15"/>
-              </w:rPr>
-              <w:t xml:space="preserve">  bool fault = !soilOk || !dhtOk;</w:t>
-            </w:r>
-          </w:p>
-          <w:p>
-            <w:pPr>
-              <w:spacing w:before="0" w:after="0" w:line="240" w:lineRule="auto"/>
-            </w:pPr>
-            <w:r>
-              <w:rPr>
-                <w:rFonts w:ascii="Consolas" w:hAnsi="Consolas"/>
-                <w:color w:val="000000"/>
-                <w:sz w:val="15"/>
-              </w:rPr>
-              <w:t xml:space="preserve">  bool red   = pumpOn || (soilOk &amp;&amp; soilPct &lt;= cfg.soilDry) || fault;</w:t>
-            </w:r>
-          </w:p>
-          <w:p>
-            <w:pPr>
-              <w:spacing w:before="0" w:after="0" w:line="240" w:lineRule="auto"/>
-            </w:pPr>
-            <w:r>
-              <w:rPr>
-                <w:rFonts w:ascii="Consolas" w:hAnsi="Consolas"/>
-                <w:color w:val="000000"/>
-                <w:sz w:val="15"/>
-              </w:rPr>
-              <w:t xml:space="preserve">  bool green = !red &amp;&amp; soilOk &amp;&amp; soilPct &gt; cfg.soilDry;</w:t>
-            </w:r>
-          </w:p>
-          <w:p>
-            <w:pPr>
-              <w:spacing w:before="0" w:after="0" w:line="240" w:lineRule="auto"/>
-            </w:pPr>
-            <w:r>
-              <w:rPr>
-                <w:rFonts w:ascii="Consolas" w:hAnsi="Consolas"/>
-                <w:color w:val="000000"/>
-                <w:sz w:val="15"/>
-              </w:rPr>
-              <w:t xml:space="preserve">  // blink red on fault so it is distinguishable from "watering"</w:t>
-            </w:r>
-          </w:p>
-          <w:p>
-            <w:pPr>
-              <w:spacing w:before="0" w:after="0" w:line="240" w:lineRule="auto"/>
-            </w:pPr>
-            <w:r>
-              <w:rPr>
-                <w:rFonts w:ascii="Consolas" w:hAnsi="Consolas"/>
-                <w:color w:val="000000"/>
-                <w:sz w:val="15"/>
-              </w:rPr>
-              <w:t xml:space="preserve">  if (fault &amp;&amp; !pumpOn) red = (millis() / 400) % 2;</w:t>
-            </w:r>
-          </w:p>
-          <w:p>
-            <w:pPr>
-              <w:spacing w:before="0" w:after="0" w:line="240" w:lineRule="auto"/>
-            </w:pPr>
-            <w:r>
-              <w:rPr>
-                <w:rFonts w:ascii="Consolas" w:hAnsi="Consolas"/>
-                <w:color w:val="000000"/>
-                <w:sz w:val="15"/>
-              </w:rPr>
-              <w:t xml:space="preserve">  digitalWrite(PIN_LED_RED,   red   ? HIGH : LOW);</w:t>
-            </w:r>
-          </w:p>
-          <w:p>
-            <w:pPr>
-              <w:spacing w:before="0" w:after="0" w:line="240" w:lineRule="auto"/>
-            </w:pPr>
-            <w:r>
-              <w:rPr>
-                <w:rFonts w:ascii="Consolas" w:hAnsi="Consolas"/>
-                <w:color w:val="000000"/>
-                <w:sz w:val="15"/>
-              </w:rPr>
-              <w:t xml:space="preserve">  digitalWrite(PIN_LED_GREEN, green ? HIGH : LOW);</w:t>
-            </w:r>
-          </w:p>
-          <w:p>
-            <w:pPr>
-              <w:spacing w:before="0" w:after="0" w:line="240" w:lineRule="auto"/>
-            </w:pPr>
-            <w:r>
-              <w:rPr>
-                <w:rFonts w:ascii="Consolas" w:hAnsi="Consolas"/>
-                <w:color w:val="000000"/>
-                <w:sz w:val="15"/>
-              </w:rPr>
-              <w:t>}</w:t>
+              <w:t xml:space="preserve">    String response;</w:t>
+            </w:r>
+          </w:p>
+          <w:p>
+            <w:pPr>
+              <w:spacing w:before="0" w:after="0" w:line="240" w:lineRule="auto"/>
+            </w:pPr>
+            <w:r>
+              <w:rPr>
+                <w:rFonts w:ascii="Consolas" w:hAnsi="Consolas"/>
+                <w:color w:val="000000"/>
+                <w:sz w:val="15"/>
+              </w:rPr>
+              <w:t xml:space="preserve">    serializeJson(doc, response);</w:t>
+            </w:r>
+          </w:p>
+          <w:p>
+            <w:pPr>
+              <w:spacing w:before="0" w:after="0" w:line="240" w:lineRule="auto"/>
+            </w:pPr>
+            <w:r>
+              <w:rPr>
+                <w:rFonts w:ascii="Consolas" w:hAnsi="Consolas"/>
+                <w:color w:val="000000"/>
+                <w:sz w:val="15"/>
+              </w:rPr>
+              <w:t xml:space="preserve">    sendCORSHeaders();</w:t>
+            </w:r>
+          </w:p>
+          <w:p>
+            <w:pPr>
+              <w:spacing w:before="0" w:after="0" w:line="240" w:lineRule="auto"/>
+            </w:pPr>
+            <w:r>
+              <w:rPr>
+                <w:rFonts w:ascii="Consolas" w:hAnsi="Consolas"/>
+                <w:color w:val="000000"/>
+                <w:sz w:val="15"/>
+              </w:rPr>
+              <w:t xml:space="preserve">    server.send(200, "application/json", response);</w:t>
+            </w:r>
+          </w:p>
+          <w:p>
+            <w:pPr>
+              <w:spacing w:before="0" w:after="0" w:line="240" w:lineRule="auto"/>
+            </w:pPr>
+            <w:r>
+              <w:rPr>
+                <w:rFonts w:ascii="Consolas" w:hAnsi="Consolas"/>
+                <w:color w:val="000000"/>
+                <w:sz w:val="15"/>
+              </w:rPr>
+              <w:t xml:space="preserve">  });</w:t>
             </w:r>
           </w:p>
           <w:p>
@@ -5017,150 +5922,59 @@
                 <w:color w:val="000000"/>
                 <w:sz w:val="15"/>
               </w:rPr>
-              <w:t>/*==============================  PERSISTENCE  ================================*/</w:t>
-            </w:r>
-          </w:p>
-          <w:p>
-            <w:pPr>
-              <w:spacing w:before="0" w:after="0" w:line="240" w:lineRule="auto"/>
-            </w:pPr>
-            <w:r>
-              <w:rPr>
-                <w:rFonts w:ascii="Consolas" w:hAnsi="Consolas"/>
-                <w:color w:val="000000"/>
-                <w:sz w:val="15"/>
-              </w:rPr>
-              <w:t>void saveSettings() {</w:t>
-            </w:r>
-          </w:p>
-          <w:p>
-            <w:pPr>
-              <w:spacing w:before="0" w:after="0" w:line="240" w:lineRule="auto"/>
-            </w:pPr>
-            <w:r>
-              <w:rPr>
-                <w:rFonts w:ascii="Consolas" w:hAnsi="Consolas"/>
-                <w:color w:val="000000"/>
-                <w:sz w:val="15"/>
-              </w:rPr>
-              <w:t xml:space="preserve">  prefs.begin("irrig", false);</w:t>
-            </w:r>
-          </w:p>
-          <w:p>
-            <w:pPr>
-              <w:spacing w:before="0" w:after="0" w:line="240" w:lineRule="auto"/>
-            </w:pPr>
-            <w:r>
-              <w:rPr>
-                <w:rFonts w:ascii="Consolas" w:hAnsi="Consolas"/>
-                <w:color w:val="000000"/>
-                <w:sz w:val="15"/>
-              </w:rPr>
-              <w:t xml:space="preserve">  prefs.putBytes("cfg", &amp;cfg, sizeof(cfg));</w:t>
-            </w:r>
-          </w:p>
-          <w:p>
-            <w:pPr>
-              <w:spacing w:before="0" w:after="0" w:line="240" w:lineRule="auto"/>
-            </w:pPr>
-            <w:r>
-              <w:rPr>
-                <w:rFonts w:ascii="Consolas" w:hAnsi="Consolas"/>
-                <w:color w:val="000000"/>
-                <w:sz w:val="15"/>
-              </w:rPr>
-              <w:t xml:space="preserve">  prefs.end();</w:t>
-            </w:r>
-          </w:p>
-          <w:p>
-            <w:pPr>
-              <w:spacing w:before="0" w:after="0" w:line="240" w:lineRule="auto"/>
-            </w:pPr>
-            <w:r>
-              <w:rPr>
-                <w:rFonts w:ascii="Consolas" w:hAnsi="Consolas"/>
-                <w:color w:val="000000"/>
-                <w:sz w:val="15"/>
-              </w:rPr>
-              <w:t xml:space="preserve">  Serial.println("[NVS] settings saved");</w:t>
-            </w:r>
-          </w:p>
-          <w:p>
-            <w:pPr>
-              <w:spacing w:before="0" w:after="0" w:line="240" w:lineRule="auto"/>
-            </w:pPr>
-            <w:r>
-              <w:rPr>
-                <w:rFonts w:ascii="Consolas" w:hAnsi="Consolas"/>
-                <w:color w:val="000000"/>
-                <w:sz w:val="15"/>
-              </w:rPr>
-              <w:t>}</w:t>
-            </w:r>
-          </w:p>
-          <w:p>
-            <w:pPr>
-              <w:spacing w:before="0" w:after="0" w:line="240" w:lineRule="auto"/>
-            </w:pPr>
-            <w:r>
-              <w:rPr>
-                <w:rFonts w:ascii="Consolas" w:hAnsi="Consolas"/>
-                <w:color w:val="000000"/>
-                <w:sz w:val="15"/>
-              </w:rPr>
-              <w:t>void loadSettings() {</w:t>
-            </w:r>
-          </w:p>
-          <w:p>
-            <w:pPr>
-              <w:spacing w:before="0" w:after="0" w:line="240" w:lineRule="auto"/>
-            </w:pPr>
-            <w:r>
-              <w:rPr>
-                <w:rFonts w:ascii="Consolas" w:hAnsi="Consolas"/>
-                <w:color w:val="000000"/>
-                <w:sz w:val="15"/>
-              </w:rPr>
-              <w:t xml:space="preserve">  prefs.begin("irrig", true);</w:t>
-            </w:r>
-          </w:p>
-          <w:p>
-            <w:pPr>
-              <w:spacing w:before="0" w:after="0" w:line="240" w:lineRule="auto"/>
-            </w:pPr>
-            <w:r>
-              <w:rPr>
-                <w:rFonts w:ascii="Consolas" w:hAnsi="Consolas"/>
-                <w:color w:val="000000"/>
-                <w:sz w:val="15"/>
-              </w:rPr>
-              <w:t xml:space="preserve">  if (prefs.getBytesLength("cfg") == sizeof(cfg)) prefs.getBytes("cfg", &amp;cfg, sizeof(cfg));</w:t>
-            </w:r>
-          </w:p>
-          <w:p>
-            <w:pPr>
-              <w:spacing w:before="0" w:after="0" w:line="240" w:lineRule="auto"/>
-            </w:pPr>
-            <w:r>
-              <w:rPr>
-                <w:rFonts w:ascii="Consolas" w:hAnsi="Consolas"/>
-                <w:color w:val="000000"/>
-                <w:sz w:val="15"/>
-              </w:rPr>
-              <w:t xml:space="preserve">  prefs.end();</w:t>
-            </w:r>
-          </w:p>
-          <w:p>
-            <w:pPr>
-              <w:spacing w:before="0" w:after="0" w:line="240" w:lineRule="auto"/>
-            </w:pPr>
-            <w:r>
-              <w:rPr>
-                <w:rFonts w:ascii="Consolas" w:hAnsi="Consolas"/>
-                <w:color w:val="000000"/>
-                <w:sz w:val="15"/>
-              </w:rPr>
-              <w:t>}</w:t>
+              <w:t xml:space="preserve">  server.on("/api/config", HTTP_GET, []() {</w:t>
+            </w:r>
+          </w:p>
+          <w:p>
+            <w:pPr>
+              <w:spacing w:before="0" w:after="0" w:line="240" w:lineRule="auto"/>
+            </w:pPr>
+            <w:r>
+              <w:rPr>
+                <w:rFonts w:ascii="Consolas" w:hAnsi="Consolas"/>
+                <w:color w:val="000000"/>
+                <w:sz w:val="15"/>
+              </w:rPr>
+              <w:t xml:space="preserve">    StaticJsonDocument&lt;200&gt; doc;</w:t>
+            </w:r>
+          </w:p>
+          <w:p>
+            <w:pPr>
+              <w:spacing w:before="0" w:after="0" w:line="240" w:lineRule="auto"/>
+            </w:pPr>
+            <w:r>
+              <w:rPr>
+                <w:rFonts w:ascii="Consolas" w:hAnsi="Consolas"/>
+                <w:color w:val="000000"/>
+                <w:sz w:val="15"/>
+              </w:rPr>
+              <w:t xml:space="preserve">    doc["startThreshold"] = configStartThreshold;</w:t>
+            </w:r>
+          </w:p>
+          <w:p>
+            <w:pPr>
+              <w:spacing w:before="0" w:after="0" w:line="240" w:lineRule="auto"/>
+            </w:pPr>
+            <w:r>
+              <w:rPr>
+                <w:rFonts w:ascii="Consolas" w:hAnsi="Consolas"/>
+                <w:color w:val="000000"/>
+                <w:sz w:val="15"/>
+              </w:rPr>
+              <w:t xml:space="preserve">    doc["stopThreshold"] = configStopThreshold;</w:t>
+            </w:r>
+          </w:p>
+          <w:p>
+            <w:pPr>
+              <w:spacing w:before="0" w:after="0" w:line="240" w:lineRule="auto"/>
+            </w:pPr>
+            <w:r>
+              <w:rPr>
+                <w:rFonts w:ascii="Consolas" w:hAnsi="Consolas"/>
+                <w:color w:val="000000"/>
+                <w:sz w:val="15"/>
+              </w:rPr>
+              <w:t xml:space="preserve">    doc["maxRuntimeMs"] = configMaxPumpRuntime;</w:t>
             </w:r>
           </w:p>
           <w:p>
@@ -5186,98 +6000,59 @@
                 <w:color w:val="000000"/>
                 <w:sz w:val="15"/>
               </w:rPr>
-              <w:t>/*==============================  LCD UI  =====================================*/</w:t>
-            </w:r>
-          </w:p>
-          <w:p>
-            <w:pPr>
-              <w:spacing w:before="0" w:after="0" w:line="240" w:lineRule="auto"/>
-            </w:pPr>
-            <w:r>
-              <w:rPr>
-                <w:rFonts w:ascii="Consolas" w:hAnsi="Consolas"/>
-                <w:color w:val="000000"/>
-                <w:sz w:val="15"/>
-              </w:rPr>
-              <w:t>void printPadded(uint8_t row, const String &amp;s) {</w:t>
-            </w:r>
-          </w:p>
-          <w:p>
-            <w:pPr>
-              <w:spacing w:before="0" w:after="0" w:line="240" w:lineRule="auto"/>
-            </w:pPr>
-            <w:r>
-              <w:rPr>
-                <w:rFonts w:ascii="Consolas" w:hAnsi="Consolas"/>
-                <w:color w:val="000000"/>
-                <w:sz w:val="15"/>
-              </w:rPr>
-              <w:t xml:space="preserve">  String line = s;</w:t>
-            </w:r>
-          </w:p>
-          <w:p>
-            <w:pPr>
-              <w:spacing w:before="0" w:after="0" w:line="240" w:lineRule="auto"/>
-            </w:pPr>
-            <w:r>
-              <w:rPr>
-                <w:rFonts w:ascii="Consolas" w:hAnsi="Consolas"/>
-                <w:color w:val="000000"/>
-                <w:sz w:val="15"/>
-              </w:rPr>
-              <w:t xml:space="preserve">  while (line.length() &lt; 20) line += ' ';</w:t>
-            </w:r>
-          </w:p>
-          <w:p>
-            <w:pPr>
-              <w:spacing w:before="0" w:after="0" w:line="240" w:lineRule="auto"/>
-            </w:pPr>
-            <w:r>
-              <w:rPr>
-                <w:rFonts w:ascii="Consolas" w:hAnsi="Consolas"/>
-                <w:color w:val="000000"/>
-                <w:sz w:val="15"/>
-              </w:rPr>
-              <w:t xml:space="preserve">  if (line.length() &gt; 20) line = line.substring(0, 20);</w:t>
-            </w:r>
-          </w:p>
-          <w:p>
-            <w:pPr>
-              <w:spacing w:before="0" w:after="0" w:line="240" w:lineRule="auto"/>
-            </w:pPr>
-            <w:r>
-              <w:rPr>
-                <w:rFonts w:ascii="Consolas" w:hAnsi="Consolas"/>
-                <w:color w:val="000000"/>
-                <w:sz w:val="15"/>
-              </w:rPr>
-              <w:t xml:space="preserve">  lcd.setCursor(0, row);</w:t>
-            </w:r>
-          </w:p>
-          <w:p>
-            <w:pPr>
-              <w:spacing w:before="0" w:after="0" w:line="240" w:lineRule="auto"/>
-            </w:pPr>
-            <w:r>
-              <w:rPr>
-                <w:rFonts w:ascii="Consolas" w:hAnsi="Consolas"/>
-                <w:color w:val="000000"/>
-                <w:sz w:val="15"/>
-              </w:rPr>
-              <w:t xml:space="preserve">  lcd.print(line);</w:t>
-            </w:r>
-          </w:p>
-          <w:p>
-            <w:pPr>
-              <w:spacing w:before="0" w:after="0" w:line="240" w:lineRule="auto"/>
-            </w:pPr>
-            <w:r>
-              <w:rPr>
-                <w:rFonts w:ascii="Consolas" w:hAnsi="Consolas"/>
-                <w:color w:val="000000"/>
-                <w:sz w:val="15"/>
-              </w:rPr>
-              <w:t>}</w:t>
+              <w:t xml:space="preserve">    String response;</w:t>
+            </w:r>
+          </w:p>
+          <w:p>
+            <w:pPr>
+              <w:spacing w:before="0" w:after="0" w:line="240" w:lineRule="auto"/>
+            </w:pPr>
+            <w:r>
+              <w:rPr>
+                <w:rFonts w:ascii="Consolas" w:hAnsi="Consolas"/>
+                <w:color w:val="000000"/>
+                <w:sz w:val="15"/>
+              </w:rPr>
+              <w:t xml:space="preserve">    serializeJson(doc, response);</w:t>
+            </w:r>
+          </w:p>
+          <w:p>
+            <w:pPr>
+              <w:spacing w:before="0" w:after="0" w:line="240" w:lineRule="auto"/>
+            </w:pPr>
+            <w:r>
+              <w:rPr>
+                <w:rFonts w:ascii="Consolas" w:hAnsi="Consolas"/>
+                <w:color w:val="000000"/>
+                <w:sz w:val="15"/>
+              </w:rPr>
+              <w:t xml:space="preserve">    sendCORSHeaders();</w:t>
+            </w:r>
+          </w:p>
+          <w:p>
+            <w:pPr>
+              <w:spacing w:before="0" w:after="0" w:line="240" w:lineRule="auto"/>
+            </w:pPr>
+            <w:r>
+              <w:rPr>
+                <w:rFonts w:ascii="Consolas" w:hAnsi="Consolas"/>
+                <w:color w:val="000000"/>
+                <w:sz w:val="15"/>
+              </w:rPr>
+              <w:t xml:space="preserve">    server.send(200, "application/json", response);</w:t>
+            </w:r>
+          </w:p>
+          <w:p>
+            <w:pPr>
+              <w:spacing w:before="0" w:after="0" w:line="240" w:lineRule="auto"/>
+            </w:pPr>
+            <w:r>
+              <w:rPr>
+                <w:rFonts w:ascii="Consolas" w:hAnsi="Consolas"/>
+                <w:color w:val="000000"/>
+                <w:sz w:val="15"/>
+              </w:rPr>
+              <w:t xml:space="preserve">  });</w:t>
             </w:r>
           </w:p>
           <w:p>
@@ -5303,410 +6078,72 @@
                 <w:color w:val="000000"/>
                 <w:sz w:val="15"/>
               </w:rPr>
-              <w:t>const char* menuName(int i) {</w:t>
-            </w:r>
-          </w:p>
-          <w:p>
-            <w:pPr>
-              <w:spacing w:before="0" w:after="0" w:line="240" w:lineRule="auto"/>
-            </w:pPr>
-            <w:r>
-              <w:rPr>
-                <w:rFonts w:ascii="Consolas" w:hAnsi="Consolas"/>
-                <w:color w:val="000000"/>
-                <w:sz w:val="15"/>
-              </w:rPr>
-              <w:t xml:space="preserve">  switch (i) {</w:t>
-            </w:r>
-          </w:p>
-          <w:p>
-            <w:pPr>
-              <w:spacing w:before="0" w:after="0" w:line="240" w:lineRule="auto"/>
-            </w:pPr>
-            <w:r>
-              <w:rPr>
-                <w:rFonts w:ascii="Consolas" w:hAnsi="Consolas"/>
-                <w:color w:val="000000"/>
-                <w:sz w:val="15"/>
-              </w:rPr>
-              <w:t xml:space="preserve">    case 0: return "Mode";</w:t>
-            </w:r>
-          </w:p>
-          <w:p>
-            <w:pPr>
-              <w:spacing w:before="0" w:after="0" w:line="240" w:lineRule="auto"/>
-            </w:pPr>
-            <w:r>
-              <w:rPr>
-                <w:rFonts w:ascii="Consolas" w:hAnsi="Consolas"/>
-                <w:color w:val="000000"/>
-                <w:sz w:val="15"/>
-              </w:rPr>
-              <w:t xml:space="preserve">    case 1: return "Dry thr %";</w:t>
-            </w:r>
-          </w:p>
-          <w:p>
-            <w:pPr>
-              <w:spacing w:before="0" w:after="0" w:line="240" w:lineRule="auto"/>
-            </w:pPr>
-            <w:r>
-              <w:rPr>
-                <w:rFonts w:ascii="Consolas" w:hAnsi="Consolas"/>
-                <w:color w:val="000000"/>
-                <w:sz w:val="15"/>
-              </w:rPr>
-              <w:t xml:space="preserve">    case 2: return "Wet thr %";</w:t>
-            </w:r>
-          </w:p>
-          <w:p>
-            <w:pPr>
-              <w:spacing w:before="0" w:after="0" w:line="240" w:lineRule="auto"/>
-            </w:pPr>
-            <w:r>
-              <w:rPr>
-                <w:rFonts w:ascii="Consolas" w:hAnsi="Consolas"/>
-                <w:color w:val="000000"/>
-                <w:sz w:val="15"/>
-              </w:rPr>
-              <w:t xml:space="preserve">    case 3: return "Max run s";</w:t>
-            </w:r>
-          </w:p>
-          <w:p>
-            <w:pPr>
-              <w:spacing w:before="0" w:after="0" w:line="240" w:lineRule="auto"/>
-            </w:pPr>
-            <w:r>
-              <w:rPr>
-                <w:rFonts w:ascii="Consolas" w:hAnsi="Consolas"/>
-                <w:color w:val="000000"/>
-                <w:sz w:val="15"/>
-              </w:rPr>
-              <w:t xml:space="preserve">    case 4: return "Cooldown s";</w:t>
-            </w:r>
-          </w:p>
-          <w:p>
-            <w:pPr>
-              <w:spacing w:before="0" w:after="0" w:line="240" w:lineRule="auto"/>
-            </w:pPr>
-            <w:r>
-              <w:rPr>
-                <w:rFonts w:ascii="Consolas" w:hAnsi="Consolas"/>
-                <w:color w:val="000000"/>
-                <w:sz w:val="15"/>
-              </w:rPr>
-              <w:t xml:space="preserve">    case 5: return "Night only";</w:t>
-            </w:r>
-          </w:p>
-          <w:p>
-            <w:pPr>
-              <w:spacing w:before="0" w:after="0" w:line="240" w:lineRule="auto"/>
-            </w:pPr>
-            <w:r>
-              <w:rPr>
-                <w:rFonts w:ascii="Consolas" w:hAnsi="Consolas"/>
-                <w:color w:val="000000"/>
-                <w:sz w:val="15"/>
-              </w:rPr>
-              <w:t xml:space="preserve">    default:return "Save &amp; Exit";</w:t>
-            </w:r>
-          </w:p>
-          <w:p>
-            <w:pPr>
-              <w:spacing w:before="0" w:after="0" w:line="240" w:lineRule="auto"/>
-            </w:pPr>
-            <w:r>
-              <w:rPr>
-                <w:rFonts w:ascii="Consolas" w:hAnsi="Consolas"/>
-                <w:color w:val="000000"/>
-                <w:sz w:val="15"/>
-              </w:rPr>
-              <w:t xml:space="preserve">  }</w:t>
-            </w:r>
-          </w:p>
-          <w:p>
-            <w:pPr>
-              <w:spacing w:before="0" w:after="0" w:line="240" w:lineRule="auto"/>
-            </w:pPr>
-            <w:r>
-              <w:rPr>
-                <w:rFonts w:ascii="Consolas" w:hAnsi="Consolas"/>
-                <w:color w:val="000000"/>
-                <w:sz w:val="15"/>
-              </w:rPr>
-              <w:t>}</w:t>
-            </w:r>
-          </w:p>
-          <w:p>
-            <w:pPr>
-              <w:spacing w:before="0" w:after="0" w:line="240" w:lineRule="auto"/>
-            </w:pPr>
-            <w:r>
-              <w:rPr>
-                <w:rFonts w:ascii="Consolas" w:hAnsi="Consolas"/>
-                <w:color w:val="000000"/>
-                <w:sz w:val="15"/>
-              </w:rPr>
-              <w:t>String menuValue(int i) {</w:t>
-            </w:r>
-          </w:p>
-          <w:p>
-            <w:pPr>
-              <w:spacing w:before="0" w:after="0" w:line="240" w:lineRule="auto"/>
-            </w:pPr>
-            <w:r>
-              <w:rPr>
-                <w:rFonts w:ascii="Consolas" w:hAnsi="Consolas"/>
-                <w:color w:val="000000"/>
-                <w:sz w:val="15"/>
-              </w:rPr>
-              <w:t xml:space="preserve">  switch (i) {</w:t>
-            </w:r>
-          </w:p>
-          <w:p>
-            <w:pPr>
-              <w:spacing w:before="0" w:after="0" w:line="240" w:lineRule="auto"/>
-            </w:pPr>
-            <w:r>
-              <w:rPr>
-                <w:rFonts w:ascii="Consolas" w:hAnsi="Consolas"/>
-                <w:color w:val="000000"/>
-                <w:sz w:val="15"/>
-              </w:rPr>
-              <w:t xml:space="preserve">    case 0: return cfg.mode == MODE_AUTO ? "AUTO" : "MANUAL";</w:t>
-            </w:r>
-          </w:p>
-          <w:p>
-            <w:pPr>
-              <w:spacing w:before="0" w:after="0" w:line="240" w:lineRule="auto"/>
-            </w:pPr>
-            <w:r>
-              <w:rPr>
-                <w:rFonts w:ascii="Consolas" w:hAnsi="Consolas"/>
-                <w:color w:val="000000"/>
-                <w:sz w:val="15"/>
-              </w:rPr>
-              <w:t xml:space="preserve">    case 1: return String(cfg.soilDry);</w:t>
-            </w:r>
-          </w:p>
-          <w:p>
-            <w:pPr>
-              <w:spacing w:before="0" w:after="0" w:line="240" w:lineRule="auto"/>
-            </w:pPr>
-            <w:r>
-              <w:rPr>
-                <w:rFonts w:ascii="Consolas" w:hAnsi="Consolas"/>
-                <w:color w:val="000000"/>
-                <w:sz w:val="15"/>
-              </w:rPr>
-              <w:t xml:space="preserve">    case 2: return String(cfg.soilWet);</w:t>
-            </w:r>
-          </w:p>
-          <w:p>
-            <w:pPr>
-              <w:spacing w:before="0" w:after="0" w:line="240" w:lineRule="auto"/>
-            </w:pPr>
-            <w:r>
-              <w:rPr>
-                <w:rFonts w:ascii="Consolas" w:hAnsi="Consolas"/>
-                <w:color w:val="000000"/>
-                <w:sz w:val="15"/>
-              </w:rPr>
-              <w:t xml:space="preserve">    case 3: return String(cfg.pumpMaxRun);</w:t>
-            </w:r>
-          </w:p>
-          <w:p>
-            <w:pPr>
-              <w:spacing w:before="0" w:after="0" w:line="240" w:lineRule="auto"/>
-            </w:pPr>
-            <w:r>
-              <w:rPr>
-                <w:rFonts w:ascii="Consolas" w:hAnsi="Consolas"/>
-                <w:color w:val="000000"/>
-                <w:sz w:val="15"/>
-              </w:rPr>
-              <w:t xml:space="preserve">    case 4: return String(cfg.pumpCooldown);</w:t>
-            </w:r>
-          </w:p>
-          <w:p>
-            <w:pPr>
-              <w:spacing w:before="0" w:after="0" w:line="240" w:lineRule="auto"/>
-            </w:pPr>
-            <w:r>
-              <w:rPr>
-                <w:rFonts w:ascii="Consolas" w:hAnsi="Consolas"/>
-                <w:color w:val="000000"/>
-                <w:sz w:val="15"/>
-              </w:rPr>
-              <w:t xml:space="preserve">    case 5: return cfg.nightOnly ? "YES" : "NO";</w:t>
-            </w:r>
-          </w:p>
-          <w:p>
-            <w:pPr>
-              <w:spacing w:before="0" w:after="0" w:line="240" w:lineRule="auto"/>
-            </w:pPr>
-            <w:r>
-              <w:rPr>
-                <w:rFonts w:ascii="Consolas" w:hAnsi="Consolas"/>
-                <w:color w:val="000000"/>
-                <w:sz w:val="15"/>
-              </w:rPr>
-              <w:t xml:space="preserve">    default:return "";</w:t>
-            </w:r>
-          </w:p>
-          <w:p>
-            <w:pPr>
-              <w:spacing w:before="0" w:after="0" w:line="240" w:lineRule="auto"/>
-            </w:pPr>
-            <w:r>
-              <w:rPr>
-                <w:rFonts w:ascii="Consolas" w:hAnsi="Consolas"/>
-                <w:color w:val="000000"/>
-                <w:sz w:val="15"/>
-              </w:rPr>
-              <w:t xml:space="preserve">  }</w:t>
-            </w:r>
-          </w:p>
-          <w:p>
-            <w:pPr>
-              <w:spacing w:before="0" w:after="0" w:line="240" w:lineRule="auto"/>
-            </w:pPr>
-            <w:r>
-              <w:rPr>
-                <w:rFonts w:ascii="Consolas" w:hAnsi="Consolas"/>
-                <w:color w:val="000000"/>
-                <w:sz w:val="15"/>
-              </w:rPr>
-              <w:t>}</w:t>
-            </w:r>
-          </w:p>
-          <w:p>
-            <w:pPr>
-              <w:spacing w:before="0" w:after="0" w:line="240" w:lineRule="auto"/>
-            </w:pPr>
-            <w:r>
-              <w:rPr>
-                <w:rFonts w:ascii="Consolas" w:hAnsi="Consolas"/>
-                <w:color w:val="000000"/>
-                <w:sz w:val="15"/>
-              </w:rPr>
-              <w:t>void editValue(int i, int dir) {          // dir = +1 / -1</w:t>
-            </w:r>
-          </w:p>
-          <w:p>
-            <w:pPr>
-              <w:spacing w:before="0" w:after="0" w:line="240" w:lineRule="auto"/>
-            </w:pPr>
-            <w:r>
-              <w:rPr>
-                <w:rFonts w:ascii="Consolas" w:hAnsi="Consolas"/>
-                <w:color w:val="000000"/>
-                <w:sz w:val="15"/>
-              </w:rPr>
-              <w:t xml:space="preserve">  switch (i) {</w:t>
-            </w:r>
-          </w:p>
-          <w:p>
-            <w:pPr>
-              <w:spacing w:before="0" w:after="0" w:line="240" w:lineRule="auto"/>
-            </w:pPr>
-            <w:r>
-              <w:rPr>
-                <w:rFonts w:ascii="Consolas" w:hAnsi="Consolas"/>
-                <w:color w:val="000000"/>
-                <w:sz w:val="15"/>
-              </w:rPr>
-              <w:t xml:space="preserve">    case 0: cfg.mode = (cfg.mode == MODE_AUTO) ? MODE_MANUAL : MODE_AUTO; break;</w:t>
-            </w:r>
-          </w:p>
-          <w:p>
-            <w:pPr>
-              <w:spacing w:before="0" w:after="0" w:line="240" w:lineRule="auto"/>
-            </w:pPr>
-            <w:r>
-              <w:rPr>
-                <w:rFonts w:ascii="Consolas" w:hAnsi="Consolas"/>
-                <w:color w:val="000000"/>
-                <w:sz w:val="15"/>
-              </w:rPr>
-              <w:t xml:space="preserve">    case 1: cfg.soilDry      = clampi(cfg.soilDry + dir, 5, cfg.soilWet - 5); break;</w:t>
-            </w:r>
-          </w:p>
-          <w:p>
-            <w:pPr>
-              <w:spacing w:before="0" w:after="0" w:line="240" w:lineRule="auto"/>
-            </w:pPr>
-            <w:r>
-              <w:rPr>
-                <w:rFonts w:ascii="Consolas" w:hAnsi="Consolas"/>
-                <w:color w:val="000000"/>
-                <w:sz w:val="15"/>
-              </w:rPr>
-              <w:t xml:space="preserve">    case 2: cfg.soilWet      = clampi(cfg.soilWet + dir, cfg.soilDry + 5, 95); break;</w:t>
-            </w:r>
-          </w:p>
-          <w:p>
-            <w:pPr>
-              <w:spacing w:before="0" w:after="0" w:line="240" w:lineRule="auto"/>
-            </w:pPr>
-            <w:r>
-              <w:rPr>
-                <w:rFonts w:ascii="Consolas" w:hAnsi="Consolas"/>
-                <w:color w:val="000000"/>
-                <w:sz w:val="15"/>
-              </w:rPr>
-              <w:t xml:space="preserve">    case 3: cfg.pumpMaxRun   = clampi(cfg.pumpMaxRun + dir * 5, 5, 600); break;</w:t>
-            </w:r>
-          </w:p>
-          <w:p>
-            <w:pPr>
-              <w:spacing w:before="0" w:after="0" w:line="240" w:lineRule="auto"/>
-            </w:pPr>
-            <w:r>
-              <w:rPr>
-                <w:rFonts w:ascii="Consolas" w:hAnsi="Consolas"/>
-                <w:color w:val="000000"/>
-                <w:sz w:val="15"/>
-              </w:rPr>
-              <w:t xml:space="preserve">    case 4: cfg.pumpCooldown = clampi(cfg.pumpCooldown + dir * 5, 0, 3600); break;</w:t>
-            </w:r>
-          </w:p>
-          <w:p>
-            <w:pPr>
-              <w:spacing w:before="0" w:after="0" w:line="240" w:lineRule="auto"/>
-            </w:pPr>
-            <w:r>
-              <w:rPr>
-                <w:rFonts w:ascii="Consolas" w:hAnsi="Consolas"/>
-                <w:color w:val="000000"/>
-                <w:sz w:val="15"/>
-              </w:rPr>
-              <w:t xml:space="preserve">    case 5: cfg.nightOnly    = !cfg.nightOnly; break;</w:t>
-            </w:r>
-          </w:p>
-          <w:p>
-            <w:pPr>
-              <w:spacing w:before="0" w:after="0" w:line="240" w:lineRule="auto"/>
-            </w:pPr>
-            <w:r>
-              <w:rPr>
-                <w:rFonts w:ascii="Consolas" w:hAnsi="Consolas"/>
-                <w:color w:val="000000"/>
-                <w:sz w:val="15"/>
-              </w:rPr>
-              <w:t xml:space="preserve">  }</w:t>
-            </w:r>
-          </w:p>
-          <w:p>
-            <w:pPr>
-              <w:spacing w:before="0" w:after="0" w:line="240" w:lineRule="auto"/>
-            </w:pPr>
-            <w:r>
-              <w:rPr>
-                <w:rFonts w:ascii="Consolas" w:hAnsi="Consolas"/>
-                <w:color w:val="000000"/>
-                <w:sz w:val="15"/>
-              </w:rPr>
-              <w:t>}</w:t>
+              <w:t xml:space="preserve">  server.on("/api/pump", HTTP_POST, []() {</w:t>
+            </w:r>
+          </w:p>
+          <w:p>
+            <w:pPr>
+              <w:spacing w:before="0" w:after="0" w:line="240" w:lineRule="auto"/>
+            </w:pPr>
+            <w:r>
+              <w:rPr>
+                <w:rFonts w:ascii="Consolas" w:hAnsi="Consolas"/>
+                <w:color w:val="000000"/>
+                <w:sz w:val="15"/>
+              </w:rPr>
+              <w:t xml:space="preserve">    sendCORSHeaders();</w:t>
+            </w:r>
+          </w:p>
+          <w:p>
+            <w:pPr>
+              <w:spacing w:before="0" w:after="0" w:line="240" w:lineRule="auto"/>
+            </w:pPr>
+            <w:r>
+              <w:rPr>
+                <w:rFonts w:ascii="Consolas" w:hAnsi="Consolas"/>
+                <w:color w:val="000000"/>
+                <w:sz w:val="15"/>
+              </w:rPr>
+              <w:t xml:space="preserve">    if (server.hasArg("plain") == false) {</w:t>
+            </w:r>
+          </w:p>
+          <w:p>
+            <w:pPr>
+              <w:spacing w:before="0" w:after="0" w:line="240" w:lineRule="auto"/>
+            </w:pPr>
+            <w:r>
+              <w:rPr>
+                <w:rFonts w:ascii="Consolas" w:hAnsi="Consolas"/>
+                <w:color w:val="000000"/>
+                <w:sz w:val="15"/>
+              </w:rPr>
+              <w:t xml:space="preserve">      server.send(400, "application/json", "{\"success\":false,\"error\":\"Body required\"}");</w:t>
+            </w:r>
+          </w:p>
+          <w:p>
+            <w:pPr>
+              <w:spacing w:before="0" w:after="0" w:line="240" w:lineRule="auto"/>
+            </w:pPr>
+            <w:r>
+              <w:rPr>
+                <w:rFonts w:ascii="Consolas" w:hAnsi="Consolas"/>
+                <w:color w:val="000000"/>
+                <w:sz w:val="15"/>
+              </w:rPr>
+              <w:t xml:space="preserve">      return;</w:t>
+            </w:r>
+          </w:p>
+          <w:p>
+            <w:pPr>
+              <w:spacing w:before="0" w:after="0" w:line="240" w:lineRule="auto"/>
+            </w:pPr>
+            <w:r>
+              <w:rPr>
+                <w:rFonts w:ascii="Consolas" w:hAnsi="Consolas"/>
+                <w:color w:val="000000"/>
+                <w:sz w:val="15"/>
+              </w:rPr>
+              <w:t xml:space="preserve">    }</w:t>
             </w:r>
           </w:p>
           <w:p>
@@ -5732,124 +6169,72 @@
                 <w:color w:val="000000"/>
                 <w:sz w:val="15"/>
               </w:rPr>
-              <w:t>void renderHome() {</w:t>
-            </w:r>
-          </w:p>
-          <w:p>
-            <w:pPr>
-              <w:spacing w:before="0" w:after="0" w:line="240" w:lineRule="auto"/>
-            </w:pPr>
-            <w:r>
-              <w:rPr>
-                <w:rFonts w:ascii="Consolas" w:hAnsi="Consolas"/>
-                <w:color w:val="000000"/>
-                <w:sz w:val="15"/>
-              </w:rPr>
-              <w:t xml:space="preserve">  char l0[21], l1[21], l2[21], l3[21];</w:t>
-            </w:r>
-          </w:p>
-          <w:p>
-            <w:pPr>
-              <w:spacing w:before="0" w:after="0" w:line="240" w:lineRule="auto"/>
-            </w:pPr>
-            <w:r>
-              <w:rPr>
-                <w:rFonts w:ascii="Consolas" w:hAnsi="Consolas"/>
-                <w:color w:val="000000"/>
-                <w:sz w:val="15"/>
-              </w:rPr>
-              <w:t xml:space="preserve">  snprintf(l0, sizeof(l0), "Soil:%3d%%  Pump:%-3s", soilOk ? soilPct : 0, pumpOn ? "ON" : "OFF");</w:t>
-            </w:r>
-          </w:p>
-          <w:p>
-            <w:pPr>
-              <w:spacing w:before="0" w:after="0" w:line="240" w:lineRule="auto"/>
-            </w:pPr>
-            <w:r>
-              <w:rPr>
-                <w:rFonts w:ascii="Consolas" w:hAnsi="Consolas"/>
-                <w:color w:val="000000"/>
-                <w:sz w:val="15"/>
-              </w:rPr>
-              <w:t xml:space="preserve">  if (dhtOk) snprintf(l1, sizeof(l1), "T:%4.1fC  H:%3.0f%%", tempC, humid);</w:t>
-            </w:r>
-          </w:p>
-          <w:p>
-            <w:pPr>
-              <w:spacing w:before="0" w:after="0" w:line="240" w:lineRule="auto"/>
-            </w:pPr>
-            <w:r>
-              <w:rPr>
-                <w:rFonts w:ascii="Consolas" w:hAnsi="Consolas"/>
-                <w:color w:val="000000"/>
-                <w:sz w:val="15"/>
-              </w:rPr>
-              <w:t xml:space="preserve">  else       snprintf(l1, sizeof(l1), "T: --.-C  H: --%%");</w:t>
-            </w:r>
-          </w:p>
-          <w:p>
-            <w:pPr>
-              <w:spacing w:before="0" w:after="0" w:line="240" w:lineRule="auto"/>
-            </w:pPr>
-            <w:r>
-              <w:rPr>
-                <w:rFonts w:ascii="Consolas" w:hAnsi="Consolas"/>
-                <w:color w:val="000000"/>
-                <w:sz w:val="15"/>
-              </w:rPr>
-              <w:t xml:space="preserve">  snprintf(l2, sizeof(l2), "Light:%4d lux", lightLux);</w:t>
-            </w:r>
-          </w:p>
-          <w:p>
-            <w:pPr>
-              <w:spacing w:before="0" w:after="0" w:line="240" w:lineRule="auto"/>
-            </w:pPr>
-            <w:r>
-              <w:rPr>
-                <w:rFonts w:ascii="Consolas" w:hAnsi="Consolas"/>
-                <w:color w:val="000000"/>
-                <w:sz w:val="15"/>
-              </w:rPr>
-              <w:t xml:space="preserve">  snprintf(l3, sizeof(l3), "%-6s Dry:%2d Wet:%2d",</w:t>
-            </w:r>
-          </w:p>
-          <w:p>
-            <w:pPr>
-              <w:spacing w:before="0" w:after="0" w:line="240" w:lineRule="auto"/>
-            </w:pPr>
-            <w:r>
-              <w:rPr>
-                <w:rFonts w:ascii="Consolas" w:hAnsi="Consolas"/>
-                <w:color w:val="000000"/>
-                <w:sz w:val="15"/>
-              </w:rPr>
-              <w:t xml:space="preserve">           cfg.mode == MODE_AUTO ? "AUTO" : "MANUAL", cfg.soilDry, cfg.soilWet);</w:t>
-            </w:r>
-          </w:p>
-          <w:p>
-            <w:pPr>
-              <w:spacing w:before="0" w:after="0" w:line="240" w:lineRule="auto"/>
-            </w:pPr>
-            <w:r>
-              <w:rPr>
-                <w:rFonts w:ascii="Consolas" w:hAnsi="Consolas"/>
-                <w:color w:val="000000"/>
-                <w:sz w:val="15"/>
-              </w:rPr>
-              <w:t xml:space="preserve">  printPadded(0, l0); printPadded(1, l1); printPadded(2, l2); printPadded(3, l3);</w:t>
-            </w:r>
-          </w:p>
-          <w:p>
-            <w:pPr>
-              <w:spacing w:before="0" w:after="0" w:line="240" w:lineRule="auto"/>
-            </w:pPr>
-            <w:r>
-              <w:rPr>
-                <w:rFonts w:ascii="Consolas" w:hAnsi="Consolas"/>
-                <w:color w:val="000000"/>
-                <w:sz w:val="15"/>
-              </w:rPr>
-              <w:t>}</w:t>
+              <w:t xml:space="preserve">    StaticJsonDocument&lt;200&gt; doc;</w:t>
+            </w:r>
+          </w:p>
+          <w:p>
+            <w:pPr>
+              <w:spacing w:before="0" w:after="0" w:line="240" w:lineRule="auto"/>
+            </w:pPr>
+            <w:r>
+              <w:rPr>
+                <w:rFonts w:ascii="Consolas" w:hAnsi="Consolas"/>
+                <w:color w:val="000000"/>
+                <w:sz w:val="15"/>
+              </w:rPr>
+              <w:t xml:space="preserve">    DeserializationError error = deserializeJson(doc, server.arg("plain"));</w:t>
+            </w:r>
+          </w:p>
+          <w:p>
+            <w:pPr>
+              <w:spacing w:before="0" w:after="0" w:line="240" w:lineRule="auto"/>
+            </w:pPr>
+            <w:r>
+              <w:rPr>
+                <w:rFonts w:ascii="Consolas" w:hAnsi="Consolas"/>
+                <w:color w:val="000000"/>
+                <w:sz w:val="15"/>
+              </w:rPr>
+              <w:t xml:space="preserve">    if (error) {</w:t>
+            </w:r>
+          </w:p>
+          <w:p>
+            <w:pPr>
+              <w:spacing w:before="0" w:after="0" w:line="240" w:lineRule="auto"/>
+            </w:pPr>
+            <w:r>
+              <w:rPr>
+                <w:rFonts w:ascii="Consolas" w:hAnsi="Consolas"/>
+                <w:color w:val="000000"/>
+                <w:sz w:val="15"/>
+              </w:rPr>
+              <w:t xml:space="preserve">      server.send(400, "application/json", "{\"success\":false,\"error\":\"Invalid JSON\"}");</w:t>
+            </w:r>
+          </w:p>
+          <w:p>
+            <w:pPr>
+              <w:spacing w:before="0" w:after="0" w:line="240" w:lineRule="auto"/>
+            </w:pPr>
+            <w:r>
+              <w:rPr>
+                <w:rFonts w:ascii="Consolas" w:hAnsi="Consolas"/>
+                <w:color w:val="000000"/>
+                <w:sz w:val="15"/>
+              </w:rPr>
+              <w:t xml:space="preserve">      return;</w:t>
+            </w:r>
+          </w:p>
+          <w:p>
+            <w:pPr>
+              <w:spacing w:before="0" w:after="0" w:line="240" w:lineRule="auto"/>
+            </w:pPr>
+            <w:r>
+              <w:rPr>
+                <w:rFonts w:ascii="Consolas" w:hAnsi="Consolas"/>
+                <w:color w:val="000000"/>
+                <w:sz w:val="15"/>
+              </w:rPr>
+              <w:t xml:space="preserve">    }</w:t>
             </w:r>
           </w:p>
           <w:p>
@@ -5875,150 +6260,46 @@
                 <w:color w:val="000000"/>
                 <w:sz w:val="15"/>
               </w:rPr>
-              <w:t>void renderMenu() {</w:t>
-            </w:r>
-          </w:p>
-          <w:p>
-            <w:pPr>
-              <w:spacing w:before="0" w:after="0" w:line="240" w:lineRule="auto"/>
-            </w:pPr>
-            <w:r>
-              <w:rPr>
-                <w:rFonts w:ascii="Consolas" w:hAnsi="Consolas"/>
-                <w:color w:val="000000"/>
-                <w:sz w:val="15"/>
-              </w:rPr>
-              <w:t xml:space="preserve">  printPadded(0, "== SETTINGS ==");</w:t>
-            </w:r>
-          </w:p>
-          <w:p>
-            <w:pPr>
-              <w:spacing w:before="0" w:after="0" w:line="240" w:lineRule="auto"/>
-            </w:pPr>
-            <w:r>
-              <w:rPr>
-                <w:rFonts w:ascii="Consolas" w:hAnsi="Consolas"/>
-                <w:color w:val="000000"/>
-                <w:sz w:val="15"/>
-              </w:rPr>
-              <w:t xml:space="preserve">  // show selected item + neighbours</w:t>
-            </w:r>
-          </w:p>
-          <w:p>
-            <w:pPr>
-              <w:spacing w:before="0" w:after="0" w:line="240" w:lineRule="auto"/>
-            </w:pPr>
-            <w:r>
-              <w:rPr>
-                <w:rFonts w:ascii="Consolas" w:hAnsi="Consolas"/>
-                <w:color w:val="000000"/>
-                <w:sz w:val="15"/>
-              </w:rPr>
-              <w:t xml:space="preserve">  for (int row = 1; row &lt;= 3; row++) {</w:t>
-            </w:r>
-          </w:p>
-          <w:p>
-            <w:pPr>
-              <w:spacing w:before="0" w:after="0" w:line="240" w:lineRule="auto"/>
-            </w:pPr>
-            <w:r>
-              <w:rPr>
-                <w:rFonts w:ascii="Consolas" w:hAnsi="Consolas"/>
-                <w:color w:val="000000"/>
-                <w:sz w:val="15"/>
-              </w:rPr>
-              <w:t xml:space="preserve">    int i = menuIdx - 1 + (row - 1);</w:t>
-            </w:r>
-          </w:p>
-          <w:p>
-            <w:pPr>
-              <w:spacing w:before="0" w:after="0" w:line="240" w:lineRule="auto"/>
-            </w:pPr>
-            <w:r>
-              <w:rPr>
-                <w:rFonts w:ascii="Consolas" w:hAnsi="Consolas"/>
-                <w:color w:val="000000"/>
-                <w:sz w:val="15"/>
-              </w:rPr>
-              <w:t xml:space="preserve">    if (i &lt; 0 || i &gt;= MENU_COUNT) { printPadded(row, ""); continue; }</w:t>
-            </w:r>
-          </w:p>
-          <w:p>
-            <w:pPr>
-              <w:spacing w:before="0" w:after="0" w:line="240" w:lineRule="auto"/>
-            </w:pPr>
-            <w:r>
-              <w:rPr>
-                <w:rFonts w:ascii="Consolas" w:hAnsi="Consolas"/>
-                <w:color w:val="000000"/>
-                <w:sz w:val="15"/>
-              </w:rPr>
-              <w:t xml:space="preserve">    String s = String(i == menuIdx ? "&gt;" : " ") + menuName(i);</w:t>
-            </w:r>
-          </w:p>
-          <w:p>
-            <w:pPr>
-              <w:spacing w:before="0" w:after="0" w:line="240" w:lineRule="auto"/>
-            </w:pPr>
-            <w:r>
-              <w:rPr>
-                <w:rFonts w:ascii="Consolas" w:hAnsi="Consolas"/>
-                <w:color w:val="000000"/>
-                <w:sz w:val="15"/>
-              </w:rPr>
-              <w:t xml:space="preserve">    String v = menuValue(i);</w:t>
-            </w:r>
-          </w:p>
-          <w:p>
-            <w:pPr>
-              <w:spacing w:before="0" w:after="0" w:line="240" w:lineRule="auto"/>
-            </w:pPr>
-            <w:r>
-              <w:rPr>
-                <w:rFonts w:ascii="Consolas" w:hAnsi="Consolas"/>
-                <w:color w:val="000000"/>
-                <w:sz w:val="15"/>
-              </w:rPr>
-              <w:t xml:space="preserve">    if (v.length()) { while ((s.length() + v.length()) &lt; 20) s += ' '; s += v; }</w:t>
-            </w:r>
-          </w:p>
-          <w:p>
-            <w:pPr>
-              <w:spacing w:before="0" w:after="0" w:line="240" w:lineRule="auto"/>
-            </w:pPr>
-            <w:r>
-              <w:rPr>
-                <w:rFonts w:ascii="Consolas" w:hAnsi="Consolas"/>
-                <w:color w:val="000000"/>
-                <w:sz w:val="15"/>
-              </w:rPr>
-              <w:t xml:space="preserve">    printPadded(row, s);</w:t>
-            </w:r>
-          </w:p>
-          <w:p>
-            <w:pPr>
-              <w:spacing w:before="0" w:after="0" w:line="240" w:lineRule="auto"/>
-            </w:pPr>
-            <w:r>
-              <w:rPr>
-                <w:rFonts w:ascii="Consolas" w:hAnsi="Consolas"/>
-                <w:color w:val="000000"/>
-                <w:sz w:val="15"/>
-              </w:rPr>
-              <w:t xml:space="preserve">  }</w:t>
-            </w:r>
-          </w:p>
-          <w:p>
-            <w:pPr>
-              <w:spacing w:before="0" w:after="0" w:line="240" w:lineRule="auto"/>
-            </w:pPr>
-            <w:r>
-              <w:rPr>
-                <w:rFonts w:ascii="Consolas" w:hAnsi="Consolas"/>
-                <w:color w:val="000000"/>
-                <w:sz w:val="15"/>
-              </w:rPr>
-              <w:t>}</w:t>
+              <w:t xml:space="preserve">    if (!doc.containsKey("state")) {</w:t>
+            </w:r>
+          </w:p>
+          <w:p>
+            <w:pPr>
+              <w:spacing w:before="0" w:after="0" w:line="240" w:lineRule="auto"/>
+            </w:pPr>
+            <w:r>
+              <w:rPr>
+                <w:rFonts w:ascii="Consolas" w:hAnsi="Consolas"/>
+                <w:color w:val="000000"/>
+                <w:sz w:val="15"/>
+              </w:rPr>
+              <w:t xml:space="preserve">      server.send(400, "application/json", "{\"success\":false,\"error\":\"Missing 'state' boolean\"}");</w:t>
+            </w:r>
+          </w:p>
+          <w:p>
+            <w:pPr>
+              <w:spacing w:before="0" w:after="0" w:line="240" w:lineRule="auto"/>
+            </w:pPr>
+            <w:r>
+              <w:rPr>
+                <w:rFonts w:ascii="Consolas" w:hAnsi="Consolas"/>
+                <w:color w:val="000000"/>
+                <w:sz w:val="15"/>
+              </w:rPr>
+              <w:t xml:space="preserve">      return;</w:t>
+            </w:r>
+          </w:p>
+          <w:p>
+            <w:pPr>
+              <w:spacing w:before="0" w:after="0" w:line="240" w:lineRule="auto"/>
+            </w:pPr>
+            <w:r>
+              <w:rPr>
+                <w:rFonts w:ascii="Consolas" w:hAnsi="Consolas"/>
+                <w:color w:val="000000"/>
+                <w:sz w:val="15"/>
+              </w:rPr>
+              <w:t xml:space="preserve">    }</w:t>
             </w:r>
           </w:p>
           <w:p>
@@ -6044,72 +6325,7 @@
                 <w:color w:val="000000"/>
                 <w:sz w:val="15"/>
               </w:rPr>
-              <w:t>void renderEdit() {</w:t>
-            </w:r>
-          </w:p>
-          <w:p>
-            <w:pPr>
-              <w:spacing w:before="0" w:after="0" w:line="240" w:lineRule="auto"/>
-            </w:pPr>
-            <w:r>
-              <w:rPr>
-                <w:rFonts w:ascii="Consolas" w:hAnsi="Consolas"/>
-                <w:color w:val="000000"/>
-                <w:sz w:val="15"/>
-              </w:rPr>
-              <w:t xml:space="preserve">  printPadded(0, "== EDIT ==");</w:t>
-            </w:r>
-          </w:p>
-          <w:p>
-            <w:pPr>
-              <w:spacing w:before="0" w:after="0" w:line="240" w:lineRule="auto"/>
-            </w:pPr>
-            <w:r>
-              <w:rPr>
-                <w:rFonts w:ascii="Consolas" w:hAnsi="Consolas"/>
-                <w:color w:val="000000"/>
-                <w:sz w:val="15"/>
-              </w:rPr>
-              <w:t xml:space="preserve">  printPadded(1, String(menuName(menuIdx)));</w:t>
-            </w:r>
-          </w:p>
-          <w:p>
-            <w:pPr>
-              <w:spacing w:before="0" w:after="0" w:line="240" w:lineRule="auto"/>
-            </w:pPr>
-            <w:r>
-              <w:rPr>
-                <w:rFonts w:ascii="Consolas" w:hAnsi="Consolas"/>
-                <w:color w:val="000000"/>
-                <w:sz w:val="15"/>
-              </w:rPr>
-              <w:t xml:space="preserve">  printPadded(2, String("Value: ") + menuValue(menuIdx));</w:t>
-            </w:r>
-          </w:p>
-          <w:p>
-            <w:pPr>
-              <w:spacing w:before="0" w:after="0" w:line="240" w:lineRule="auto"/>
-            </w:pPr>
-            <w:r>
-              <w:rPr>
-                <w:rFonts w:ascii="Consolas" w:hAnsi="Consolas"/>
-                <w:color w:val="000000"/>
-                <w:sz w:val="15"/>
-              </w:rPr>
-              <w:t xml:space="preserve">  printPadded(3, "MENU- SET+  MAN=ok");</w:t>
-            </w:r>
-          </w:p>
-          <w:p>
-            <w:pPr>
-              <w:spacing w:before="0" w:after="0" w:line="240" w:lineRule="auto"/>
-            </w:pPr>
-            <w:r>
-              <w:rPr>
-                <w:rFonts w:ascii="Consolas" w:hAnsi="Consolas"/>
-                <w:color w:val="000000"/>
-                <w:sz w:val="15"/>
-              </w:rPr>
-              <w:t>}</w:t>
+              <w:t xml:space="preserve">    bool requestedState = doc["state"];</w:t>
             </w:r>
           </w:p>
           <w:p>
@@ -6135,59 +6351,20 @@
                 <w:color w:val="000000"/>
                 <w:sz w:val="15"/>
               </w:rPr>
-              <w:t>void renderUI() {</w:t>
-            </w:r>
-          </w:p>
-          <w:p>
-            <w:pPr>
-              <w:spacing w:before="0" w:after="0" w:line="240" w:lineRule="auto"/>
-            </w:pPr>
-            <w:r>
-              <w:rPr>
-                <w:rFonts w:ascii="Consolas" w:hAnsi="Consolas"/>
-                <w:color w:val="000000"/>
-                <w:sz w:val="15"/>
-              </w:rPr>
-              <w:t xml:space="preserve">  if (uiState == UI_HOME) renderHome();</w:t>
-            </w:r>
-          </w:p>
-          <w:p>
-            <w:pPr>
-              <w:spacing w:before="0" w:after="0" w:line="240" w:lineRule="auto"/>
-            </w:pPr>
-            <w:r>
-              <w:rPr>
-                <w:rFonts w:ascii="Consolas" w:hAnsi="Consolas"/>
-                <w:color w:val="000000"/>
-                <w:sz w:val="15"/>
-              </w:rPr>
-              <w:t xml:space="preserve">  else if (uiState == UI_MENU) renderMenu();</w:t>
-            </w:r>
-          </w:p>
-          <w:p>
-            <w:pPr>
-              <w:spacing w:before="0" w:after="0" w:line="240" w:lineRule="auto"/>
-            </w:pPr>
-            <w:r>
-              <w:rPr>
-                <w:rFonts w:ascii="Consolas" w:hAnsi="Consolas"/>
-                <w:color w:val="000000"/>
-                <w:sz w:val="15"/>
-              </w:rPr>
-              <w:t xml:space="preserve">  else renderEdit();</w:t>
-            </w:r>
-          </w:p>
-          <w:p>
-            <w:pPr>
-              <w:spacing w:before="0" w:after="0" w:line="240" w:lineRule="auto"/>
-            </w:pPr>
-            <w:r>
-              <w:rPr>
-                <w:rFonts w:ascii="Consolas" w:hAnsi="Consolas"/>
-                <w:color w:val="000000"/>
-                <w:sz w:val="15"/>
-              </w:rPr>
-              <w:t>}</w:t>
+              <w:t xml:space="preserve">    // Switch to manual mode if controlling pump via API</w:t>
+            </w:r>
+          </w:p>
+          <w:p>
+            <w:pPr>
+              <w:spacing w:before="0" w:after="0" w:line="240" w:lineRule="auto"/>
+            </w:pPr>
+            <w:r>
+              <w:rPr>
+                <w:rFonts w:ascii="Consolas" w:hAnsi="Consolas"/>
+                <w:color w:val="000000"/>
+                <w:sz w:val="15"/>
+              </w:rPr>
+              <w:t xml:space="preserve">    isAutoMode = false;</w:t>
             </w:r>
           </w:p>
           <w:p>
@@ -6213,72 +6390,7 @@
                 <w:color w:val="000000"/>
                 <w:sz w:val="15"/>
               </w:rPr>
-              <w:t>/*==============================  BUTTON HANDLING  ============================*/</w:t>
-            </w:r>
-          </w:p>
-          <w:p>
-            <w:pPr>
-              <w:spacing w:before="0" w:after="0" w:line="240" w:lineRule="auto"/>
-            </w:pPr>
-            <w:r>
-              <w:rPr>
-                <w:rFonts w:ascii="Consolas" w:hAnsi="Consolas"/>
-                <w:color w:val="000000"/>
-                <w:sz w:val="15"/>
-              </w:rPr>
-              <w:t>void handleButtons() {</w:t>
-            </w:r>
-          </w:p>
-          <w:p>
-            <w:pPr>
-              <w:spacing w:before="0" w:after="0" w:line="240" w:lineRule="auto"/>
-            </w:pPr>
-            <w:r>
-              <w:rPr>
-                <w:rFonts w:ascii="Consolas" w:hAnsi="Consolas"/>
-                <w:color w:val="000000"/>
-                <w:sz w:val="15"/>
-              </w:rPr>
-              <w:t xml:space="preserve">  bool man = pressed(bMan);</w:t>
-            </w:r>
-          </w:p>
-          <w:p>
-            <w:pPr>
-              <w:spacing w:before="0" w:after="0" w:line="240" w:lineRule="auto"/>
-            </w:pPr>
-            <w:r>
-              <w:rPr>
-                <w:rFonts w:ascii="Consolas" w:hAnsi="Consolas"/>
-                <w:color w:val="000000"/>
-                <w:sz w:val="15"/>
-              </w:rPr>
-              <w:t xml:space="preserve">  bool men = pressed(bMen);</w:t>
-            </w:r>
-          </w:p>
-          <w:p>
-            <w:pPr>
-              <w:spacing w:before="0" w:after="0" w:line="240" w:lineRule="auto"/>
-            </w:pPr>
-            <w:r>
-              <w:rPr>
-                <w:rFonts w:ascii="Consolas" w:hAnsi="Consolas"/>
-                <w:color w:val="000000"/>
-                <w:sz w:val="15"/>
-              </w:rPr>
-              <w:t xml:space="preserve">  bool set = pressed(bSet);</w:t>
-            </w:r>
-          </w:p>
-          <w:p>
-            <w:pPr>
-              <w:spacing w:before="0" w:after="0" w:line="240" w:lineRule="auto"/>
-            </w:pPr>
-            <w:r>
-              <w:rPr>
-                <w:rFonts w:ascii="Consolas" w:hAnsi="Consolas"/>
-                <w:color w:val="000000"/>
-                <w:sz w:val="15"/>
-              </w:rPr>
-              <w:t xml:space="preserve">  if (!man &amp;&amp; !men &amp;&amp; !set) return;</w:t>
+              <w:t xml:space="preserve">    setPump(requestedState, "API Manual Request");</w:t>
             </w:r>
           </w:p>
           <w:p>
@@ -6304,46 +6416,124 @@
                 <w:color w:val="000000"/>
                 <w:sz w:val="15"/>
               </w:rPr>
-              <w:t xml:space="preserve">  if (uiState == UI_HOME) {</w:t>
-            </w:r>
-          </w:p>
-          <w:p>
-            <w:pPr>
-              <w:spacing w:before="0" w:after="0" w:line="240" w:lineRule="auto"/>
-            </w:pPr>
-            <w:r>
-              <w:rPr>
-                <w:rFonts w:ascii="Consolas" w:hAnsi="Consolas"/>
-                <w:color w:val="000000"/>
-                <w:sz w:val="15"/>
-              </w:rPr>
-              <w:t xml:space="preserve">    if (man) {                       // MANUAL: toggle pump + force manual mode</w:t>
-            </w:r>
-          </w:p>
-          <w:p>
-            <w:pPr>
-              <w:spacing w:before="0" w:after="0" w:line="240" w:lineRule="auto"/>
-            </w:pPr>
-            <w:r>
-              <w:rPr>
-                <w:rFonts w:ascii="Consolas" w:hAnsi="Consolas"/>
-                <w:color w:val="000000"/>
-                <w:sz w:val="15"/>
-              </w:rPr>
-              <w:t xml:space="preserve">      cfg.mode = MODE_MANUAL;</w:t>
-            </w:r>
-          </w:p>
-          <w:p>
-            <w:pPr>
-              <w:spacing w:before="0" w:after="0" w:line="240" w:lineRule="auto"/>
-            </w:pPr>
-            <w:r>
-              <w:rPr>
-                <w:rFonts w:ascii="Consolas" w:hAnsi="Consolas"/>
-                <w:color w:val="000000"/>
-                <w:sz w:val="15"/>
-              </w:rPr>
-              <w:t xml:space="preserve">      manualPump = !manualPump;</w:t>
+              <w:t xml:space="preserve">    // Report the ACTUAL pump state (chatter protection may have deferred the switch)</w:t>
+            </w:r>
+          </w:p>
+          <w:p>
+            <w:pPr>
+              <w:spacing w:before="0" w:after="0" w:line="240" w:lineRule="auto"/>
+            </w:pPr>
+            <w:r>
+              <w:rPr>
+                <w:rFonts w:ascii="Consolas" w:hAnsi="Consolas"/>
+                <w:color w:val="000000"/>
+                <w:sz w:val="15"/>
+              </w:rPr>
+              <w:t xml:space="preserve">    String resp = String("{\"success\":true,\"pump\":") + (isPumpOn ? "true" : "false") + "}";</w:t>
+            </w:r>
+          </w:p>
+          <w:p>
+            <w:pPr>
+              <w:spacing w:before="0" w:after="0" w:line="240" w:lineRule="auto"/>
+            </w:pPr>
+            <w:r>
+              <w:rPr>
+                <w:rFonts w:ascii="Consolas" w:hAnsi="Consolas"/>
+                <w:color w:val="000000"/>
+                <w:sz w:val="15"/>
+              </w:rPr>
+              <w:t xml:space="preserve">    server.send(200, "application/json", resp);</w:t>
+            </w:r>
+          </w:p>
+          <w:p>
+            <w:pPr>
+              <w:spacing w:before="0" w:after="0" w:line="240" w:lineRule="auto"/>
+            </w:pPr>
+            <w:r>
+              <w:rPr>
+                <w:rFonts w:ascii="Consolas" w:hAnsi="Consolas"/>
+                <w:color w:val="000000"/>
+                <w:sz w:val="15"/>
+              </w:rPr>
+              <w:t xml:space="preserve">  });</w:t>
+            </w:r>
+          </w:p>
+          <w:p>
+            <w:pPr>
+              <w:spacing w:before="0" w:after="0" w:line="240" w:lineRule="auto"/>
+            </w:pPr>
+            <w:r>
+              <w:rPr>
+                <w:rFonts w:ascii="Consolas" w:hAnsi="Consolas"/>
+                <w:color w:val="000000"/>
+                <w:sz w:val="15"/>
+              </w:rPr>
+              <w:t xml:space="preserve"> </w:t>
+            </w:r>
+          </w:p>
+          <w:p>
+            <w:pPr>
+              <w:spacing w:before="0" w:after="0" w:line="240" w:lineRule="auto"/>
+            </w:pPr>
+            <w:r>
+              <w:rPr>
+                <w:rFonts w:ascii="Consolas" w:hAnsi="Consolas"/>
+                <w:color w:val="000000"/>
+                <w:sz w:val="15"/>
+              </w:rPr>
+              <w:t xml:space="preserve">  server.on("/api/mode", HTTP_POST, []() {</w:t>
+            </w:r>
+          </w:p>
+          <w:p>
+            <w:pPr>
+              <w:spacing w:before="0" w:after="0" w:line="240" w:lineRule="auto"/>
+            </w:pPr>
+            <w:r>
+              <w:rPr>
+                <w:rFonts w:ascii="Consolas" w:hAnsi="Consolas"/>
+                <w:color w:val="000000"/>
+                <w:sz w:val="15"/>
+              </w:rPr>
+              <w:t xml:space="preserve">    sendCORSHeaders();</w:t>
+            </w:r>
+          </w:p>
+          <w:p>
+            <w:pPr>
+              <w:spacing w:before="0" w:after="0" w:line="240" w:lineRule="auto"/>
+            </w:pPr>
+            <w:r>
+              <w:rPr>
+                <w:rFonts w:ascii="Consolas" w:hAnsi="Consolas"/>
+                <w:color w:val="000000"/>
+                <w:sz w:val="15"/>
+              </w:rPr>
+              <w:t xml:space="preserve">    if (server.hasArg("plain") == false) {</w:t>
+            </w:r>
+          </w:p>
+          <w:p>
+            <w:pPr>
+              <w:spacing w:before="0" w:after="0" w:line="240" w:lineRule="auto"/>
+            </w:pPr>
+            <w:r>
+              <w:rPr>
+                <w:rFonts w:ascii="Consolas" w:hAnsi="Consolas"/>
+                <w:color w:val="000000"/>
+                <w:sz w:val="15"/>
+              </w:rPr>
+              <w:t xml:space="preserve">      server.send(400, "application/json", "{\"success\":false,\"error\":\"Body required\"}");</w:t>
+            </w:r>
+          </w:p>
+          <w:p>
+            <w:pPr>
+              <w:spacing w:before="0" w:after="0" w:line="240" w:lineRule="auto"/>
+            </w:pPr>
+            <w:r>
+              <w:rPr>
+                <w:rFonts w:ascii="Consolas" w:hAnsi="Consolas"/>
+                <w:color w:val="000000"/>
+                <w:sz w:val="15"/>
+              </w:rPr>
+              <w:t xml:space="preserve">      return;</w:t>
             </w:r>
           </w:p>
           <w:p>
@@ -6369,111 +6559,72 @@
                 <w:color w:val="000000"/>
                 <w:sz w:val="15"/>
               </w:rPr>
-              <w:t xml:space="preserve">    if (men) { uiState = UI_MENU; menuIdx = 0; }      // enter settings list</w:t>
-            </w:r>
-          </w:p>
-          <w:p>
-            <w:pPr>
-              <w:spacing w:before="0" w:after="0" w:line="240" w:lineRule="auto"/>
-            </w:pPr>
-            <w:r>
-              <w:rPr>
-                <w:rFonts w:ascii="Consolas" w:hAnsi="Consolas"/>
-                <w:color w:val="000000"/>
-                <w:sz w:val="15"/>
-              </w:rPr>
-              <w:t xml:space="preserve">    if (set) { uiState = UI_MENU; menuIdx = 0; }</w:t>
-            </w:r>
-          </w:p>
-          <w:p>
-            <w:pPr>
-              <w:spacing w:before="0" w:after="0" w:line="240" w:lineRule="auto"/>
-            </w:pPr>
-            <w:r>
-              <w:rPr>
-                <w:rFonts w:ascii="Consolas" w:hAnsi="Consolas"/>
-                <w:color w:val="000000"/>
-                <w:sz w:val="15"/>
-              </w:rPr>
-              <w:t xml:space="preserve">  }</w:t>
-            </w:r>
-          </w:p>
-          <w:p>
-            <w:pPr>
-              <w:spacing w:before="0" w:after="0" w:line="240" w:lineRule="auto"/>
-            </w:pPr>
-            <w:r>
-              <w:rPr>
-                <w:rFonts w:ascii="Consolas" w:hAnsi="Consolas"/>
-                <w:color w:val="000000"/>
-                <w:sz w:val="15"/>
-              </w:rPr>
-              <w:t xml:space="preserve">  else if (uiState == UI_MENU) {</w:t>
-            </w:r>
-          </w:p>
-          <w:p>
-            <w:pPr>
-              <w:spacing w:before="0" w:after="0" w:line="240" w:lineRule="auto"/>
-            </w:pPr>
-            <w:r>
-              <w:rPr>
-                <w:rFonts w:ascii="Consolas" w:hAnsi="Consolas"/>
-                <w:color w:val="000000"/>
-                <w:sz w:val="15"/>
-              </w:rPr>
-              <w:t xml:space="preserve">    if (men) menuIdx = (menuIdx + 1) % MENU_COUNT;    // next item</w:t>
-            </w:r>
-          </w:p>
-          <w:p>
-            <w:pPr>
-              <w:spacing w:before="0" w:after="0" w:line="240" w:lineRule="auto"/>
-            </w:pPr>
-            <w:r>
-              <w:rPr>
-                <w:rFonts w:ascii="Consolas" w:hAnsi="Consolas"/>
-                <w:color w:val="000000"/>
-                <w:sz w:val="15"/>
-              </w:rPr>
-              <w:t xml:space="preserve">    if (set) {                                        // select</w:t>
-            </w:r>
-          </w:p>
-          <w:p>
-            <w:pPr>
-              <w:spacing w:before="0" w:after="0" w:line="240" w:lineRule="auto"/>
-            </w:pPr>
-            <w:r>
-              <w:rPr>
-                <w:rFonts w:ascii="Consolas" w:hAnsi="Consolas"/>
-                <w:color w:val="000000"/>
-                <w:sz w:val="15"/>
-              </w:rPr>
-              <w:t xml:space="preserve">      if (menuIdx == MENU_COUNT - 1) {                // "Save &amp; Exit"</w:t>
-            </w:r>
-          </w:p>
-          <w:p>
-            <w:pPr>
-              <w:spacing w:before="0" w:after="0" w:line="240" w:lineRule="auto"/>
-            </w:pPr>
-            <w:r>
-              <w:rPr>
-                <w:rFonts w:ascii="Consolas" w:hAnsi="Consolas"/>
-                <w:color w:val="000000"/>
-                <w:sz w:val="15"/>
-              </w:rPr>
-              <w:t xml:space="preserve">        saveSettings(); uiState = UI_HOME;</w:t>
-            </w:r>
-          </w:p>
-          <w:p>
-            <w:pPr>
-              <w:spacing w:before="0" w:after="0" w:line="240" w:lineRule="auto"/>
-            </w:pPr>
-            <w:r>
-              <w:rPr>
-                <w:rFonts w:ascii="Consolas" w:hAnsi="Consolas"/>
-                <w:color w:val="000000"/>
-                <w:sz w:val="15"/>
-              </w:rPr>
-              <w:t xml:space="preserve">      } else uiState = UI_EDIT;</w:t>
+              <w:t xml:space="preserve"> </w:t>
+            </w:r>
+          </w:p>
+          <w:p>
+            <w:pPr>
+              <w:spacing w:before="0" w:after="0" w:line="240" w:lineRule="auto"/>
+            </w:pPr>
+            <w:r>
+              <w:rPr>
+                <w:rFonts w:ascii="Consolas" w:hAnsi="Consolas"/>
+                <w:color w:val="000000"/>
+                <w:sz w:val="15"/>
+              </w:rPr>
+              <w:t xml:space="preserve">    StaticJsonDocument&lt;200&gt; doc;</w:t>
+            </w:r>
+          </w:p>
+          <w:p>
+            <w:pPr>
+              <w:spacing w:before="0" w:after="0" w:line="240" w:lineRule="auto"/>
+            </w:pPr>
+            <w:r>
+              <w:rPr>
+                <w:rFonts w:ascii="Consolas" w:hAnsi="Consolas"/>
+                <w:color w:val="000000"/>
+                <w:sz w:val="15"/>
+              </w:rPr>
+              <w:t xml:space="preserve">    DeserializationError error = deserializeJson(doc, server.arg("plain"));</w:t>
+            </w:r>
+          </w:p>
+          <w:p>
+            <w:pPr>
+              <w:spacing w:before="0" w:after="0" w:line="240" w:lineRule="auto"/>
+            </w:pPr>
+            <w:r>
+              <w:rPr>
+                <w:rFonts w:ascii="Consolas" w:hAnsi="Consolas"/>
+                <w:color w:val="000000"/>
+                <w:sz w:val="15"/>
+              </w:rPr>
+              <w:t xml:space="preserve">    if (error) {</w:t>
+            </w:r>
+          </w:p>
+          <w:p>
+            <w:pPr>
+              <w:spacing w:before="0" w:after="0" w:line="240" w:lineRule="auto"/>
+            </w:pPr>
+            <w:r>
+              <w:rPr>
+                <w:rFonts w:ascii="Consolas" w:hAnsi="Consolas"/>
+                <w:color w:val="000000"/>
+                <w:sz w:val="15"/>
+              </w:rPr>
+              <w:t xml:space="preserve">      server.send(400, "application/json", "{\"success\":false,\"error\":\"Invalid JSON\"}");</w:t>
+            </w:r>
+          </w:p>
+          <w:p>
+            <w:pPr>
+              <w:spacing w:before="0" w:after="0" w:line="240" w:lineRule="auto"/>
+            </w:pPr>
+            <w:r>
+              <w:rPr>
+                <w:rFonts w:ascii="Consolas" w:hAnsi="Consolas"/>
+                <w:color w:val="000000"/>
+                <w:sz w:val="15"/>
+              </w:rPr>
+              <w:t xml:space="preserve">      return;</w:t>
             </w:r>
           </w:p>
           <w:p>
@@ -6499,123 +6650,6 @@
                 <w:color w:val="000000"/>
                 <w:sz w:val="15"/>
               </w:rPr>
-              <w:t xml:space="preserve">    if (man) { uiState = UI_HOME; }                   // back (without saving)</w:t>
-            </w:r>
-          </w:p>
-          <w:p>
-            <w:pPr>
-              <w:spacing w:before="0" w:after="0" w:line="240" w:lineRule="auto"/>
-            </w:pPr>
-            <w:r>
-              <w:rPr>
-                <w:rFonts w:ascii="Consolas" w:hAnsi="Consolas"/>
-                <w:color w:val="000000"/>
-                <w:sz w:val="15"/>
-              </w:rPr>
-              <w:t xml:space="preserve">  }</w:t>
-            </w:r>
-          </w:p>
-          <w:p>
-            <w:pPr>
-              <w:spacing w:before="0" w:after="0" w:line="240" w:lineRule="auto"/>
-            </w:pPr>
-            <w:r>
-              <w:rPr>
-                <w:rFonts w:ascii="Consolas" w:hAnsi="Consolas"/>
-                <w:color w:val="000000"/>
-                <w:sz w:val="15"/>
-              </w:rPr>
-              <w:t xml:space="preserve">  else { /* UI_EDIT */</w:t>
-            </w:r>
-          </w:p>
-          <w:p>
-            <w:pPr>
-              <w:spacing w:before="0" w:after="0" w:line="240" w:lineRule="auto"/>
-            </w:pPr>
-            <w:r>
-              <w:rPr>
-                <w:rFonts w:ascii="Consolas" w:hAnsi="Consolas"/>
-                <w:color w:val="000000"/>
-                <w:sz w:val="15"/>
-              </w:rPr>
-              <w:t xml:space="preserve">    if (men) editValue(menuIdx, -1);</w:t>
-            </w:r>
-          </w:p>
-          <w:p>
-            <w:pPr>
-              <w:spacing w:before="0" w:after="0" w:line="240" w:lineRule="auto"/>
-            </w:pPr>
-            <w:r>
-              <w:rPr>
-                <w:rFonts w:ascii="Consolas" w:hAnsi="Consolas"/>
-                <w:color w:val="000000"/>
-                <w:sz w:val="15"/>
-              </w:rPr>
-              <w:t xml:space="preserve">    if (set) editValue(menuIdx, +1);</w:t>
-            </w:r>
-          </w:p>
-          <w:p>
-            <w:pPr>
-              <w:spacing w:before="0" w:after="0" w:line="240" w:lineRule="auto"/>
-            </w:pPr>
-            <w:r>
-              <w:rPr>
-                <w:rFonts w:ascii="Consolas" w:hAnsi="Consolas"/>
-                <w:color w:val="000000"/>
-                <w:sz w:val="15"/>
-              </w:rPr>
-              <w:t xml:space="preserve">    if (man) uiState = UI_MENU;                       // confirm -&gt; back to list</w:t>
-            </w:r>
-          </w:p>
-          <w:p>
-            <w:pPr>
-              <w:spacing w:before="0" w:after="0" w:line="240" w:lineRule="auto"/>
-            </w:pPr>
-            <w:r>
-              <w:rPr>
-                <w:rFonts w:ascii="Consolas" w:hAnsi="Consolas"/>
-                <w:color w:val="000000"/>
-                <w:sz w:val="15"/>
-              </w:rPr>
-              <w:t xml:space="preserve">  }</w:t>
-            </w:r>
-          </w:p>
-          <w:p>
-            <w:pPr>
-              <w:spacing w:before="0" w:after="0" w:line="240" w:lineRule="auto"/>
-            </w:pPr>
-            <w:r>
-              <w:rPr>
-                <w:rFonts w:ascii="Consolas" w:hAnsi="Consolas"/>
-                <w:color w:val="000000"/>
-                <w:sz w:val="15"/>
-              </w:rPr>
-              <w:t xml:space="preserve">  lcd.clear();</w:t>
-            </w:r>
-          </w:p>
-          <w:p>
-            <w:pPr>
-              <w:spacing w:before="0" w:after="0" w:line="240" w:lineRule="auto"/>
-            </w:pPr>
-            <w:r>
-              <w:rPr>
-                <w:rFonts w:ascii="Consolas" w:hAnsi="Consolas"/>
-                <w:color w:val="000000"/>
-                <w:sz w:val="15"/>
-              </w:rPr>
-              <w:t>}</w:t>
-            </w:r>
-          </w:p>
-          <w:p>
-            <w:pPr>
-              <w:spacing w:before="0" w:after="0" w:line="240" w:lineRule="auto"/>
-            </w:pPr>
-            <w:r>
-              <w:rPr>
-                <w:rFonts w:ascii="Consolas" w:hAnsi="Consolas"/>
-                <w:color w:val="000000"/>
-                <w:sz w:val="15"/>
-              </w:rPr>
               <w:t xml:space="preserve"> </w:t>
             </w:r>
           </w:p>
@@ -6629,59 +6663,111 @@
                 <w:color w:val="000000"/>
                 <w:sz w:val="15"/>
               </w:rPr>
-              <w:t>/*==============================  SETUP / LOOP  ===============================*/</w:t>
-            </w:r>
-          </w:p>
-          <w:p>
-            <w:pPr>
-              <w:spacing w:before="0" w:after="0" w:line="240" w:lineRule="auto"/>
-            </w:pPr>
-            <w:r>
-              <w:rPr>
-                <w:rFonts w:ascii="Consolas" w:hAnsi="Consolas"/>
-                <w:color w:val="000000"/>
-                <w:sz w:val="15"/>
-              </w:rPr>
-              <w:t>void setup() {</w:t>
-            </w:r>
-          </w:p>
-          <w:p>
-            <w:pPr>
-              <w:spacing w:before="0" w:after="0" w:line="240" w:lineRule="auto"/>
-            </w:pPr>
-            <w:r>
-              <w:rPr>
-                <w:rFonts w:ascii="Consolas" w:hAnsi="Consolas"/>
-                <w:color w:val="000000"/>
-                <w:sz w:val="15"/>
-              </w:rPr>
-              <w:t xml:space="preserve">  Serial.begin(115200);</w:t>
-            </w:r>
-          </w:p>
-          <w:p>
-            <w:pPr>
-              <w:spacing w:before="0" w:after="0" w:line="240" w:lineRule="auto"/>
-            </w:pPr>
-            <w:r>
-              <w:rPr>
-                <w:rFonts w:ascii="Consolas" w:hAnsi="Consolas"/>
-                <w:color w:val="000000"/>
-                <w:sz w:val="15"/>
-              </w:rPr>
-              <w:t xml:space="preserve">  delay(200);</w:t>
-            </w:r>
-          </w:p>
-          <w:p>
-            <w:pPr>
-              <w:spacing w:before="0" w:after="0" w:line="240" w:lineRule="auto"/>
-            </w:pPr>
-            <w:r>
-              <w:rPr>
-                <w:rFonts w:ascii="Consolas" w:hAnsi="Consolas"/>
-                <w:color w:val="000000"/>
-                <w:sz w:val="15"/>
-              </w:rPr>
-              <w:t xml:space="preserve">  Serial.println("\n[BOOT] Smart Irrigation System");</w:t>
+              <w:t xml:space="preserve">    String mode = doc["mode"];</w:t>
+            </w:r>
+          </w:p>
+          <w:p>
+            <w:pPr>
+              <w:spacing w:before="0" w:after="0" w:line="240" w:lineRule="auto"/>
+            </w:pPr>
+            <w:r>
+              <w:rPr>
+                <w:rFonts w:ascii="Consolas" w:hAnsi="Consolas"/>
+                <w:color w:val="000000"/>
+                <w:sz w:val="15"/>
+              </w:rPr>
+              <w:t xml:space="preserve">    if (mode == "auto") {</w:t>
+            </w:r>
+          </w:p>
+          <w:p>
+            <w:pPr>
+              <w:spacing w:before="0" w:after="0" w:line="240" w:lineRule="auto"/>
+            </w:pPr>
+            <w:r>
+              <w:rPr>
+                <w:rFonts w:ascii="Consolas" w:hAnsi="Consolas"/>
+                <w:color w:val="000000"/>
+                <w:sz w:val="15"/>
+              </w:rPr>
+              <w:t xml:space="preserve">      isAutoMode = true;</w:t>
+            </w:r>
+          </w:p>
+          <w:p>
+            <w:pPr>
+              <w:spacing w:before="0" w:after="0" w:line="240" w:lineRule="auto"/>
+            </w:pPr>
+            <w:r>
+              <w:rPr>
+                <w:rFonts w:ascii="Consolas" w:hAnsi="Consolas"/>
+                <w:color w:val="000000"/>
+                <w:sz w:val="15"/>
+              </w:rPr>
+              <w:t xml:space="preserve">    } else if (mode == "manual") {</w:t>
+            </w:r>
+          </w:p>
+          <w:p>
+            <w:pPr>
+              <w:spacing w:before="0" w:after="0" w:line="240" w:lineRule="auto"/>
+            </w:pPr>
+            <w:r>
+              <w:rPr>
+                <w:rFonts w:ascii="Consolas" w:hAnsi="Consolas"/>
+                <w:color w:val="000000"/>
+                <w:sz w:val="15"/>
+              </w:rPr>
+              <w:t xml:space="preserve">      isAutoMode = false;</w:t>
+            </w:r>
+          </w:p>
+          <w:p>
+            <w:pPr>
+              <w:spacing w:before="0" w:after="0" w:line="240" w:lineRule="auto"/>
+            </w:pPr>
+            <w:r>
+              <w:rPr>
+                <w:rFonts w:ascii="Consolas" w:hAnsi="Consolas"/>
+                <w:color w:val="000000"/>
+                <w:sz w:val="15"/>
+              </w:rPr>
+              <w:t xml:space="preserve">    } else {</w:t>
+            </w:r>
+          </w:p>
+          <w:p>
+            <w:pPr>
+              <w:spacing w:before="0" w:after="0" w:line="240" w:lineRule="auto"/>
+            </w:pPr>
+            <w:r>
+              <w:rPr>
+                <w:rFonts w:ascii="Consolas" w:hAnsi="Consolas"/>
+                <w:color w:val="000000"/>
+                <w:sz w:val="15"/>
+              </w:rPr>
+              <w:t xml:space="preserve">      server.send(400, "application/json", "{\"success\":false,\"error\":\"Invalid mode\"}");</w:t>
+            </w:r>
+          </w:p>
+          <w:p>
+            <w:pPr>
+              <w:spacing w:before="0" w:after="0" w:line="240" w:lineRule="auto"/>
+            </w:pPr>
+            <w:r>
+              <w:rPr>
+                <w:rFonts w:ascii="Consolas" w:hAnsi="Consolas"/>
+                <w:color w:val="000000"/>
+                <w:sz w:val="15"/>
+              </w:rPr>
+              <w:t xml:space="preserve">      return;</w:t>
+            </w:r>
+          </w:p>
+          <w:p>
+            <w:pPr>
+              <w:spacing w:before="0" w:after="0" w:line="240" w:lineRule="auto"/>
+            </w:pPr>
+            <w:r>
+              <w:rPr>
+                <w:rFonts w:ascii="Consolas" w:hAnsi="Consolas"/>
+                <w:color w:val="000000"/>
+                <w:sz w:val="15"/>
+              </w:rPr>
+              <w:t xml:space="preserve">    }</w:t>
             </w:r>
           </w:p>
           <w:p>
@@ -6707,85 +6793,20 @@
                 <w:color w:val="000000"/>
                 <w:sz w:val="15"/>
               </w:rPr>
-              <w:t xml:space="preserve">  pinMode(PIN_RELAY_PUMP, OUTPUT); digitalWrite(PIN_RELAY_PUMP, RLY_OFF);</w:t>
-            </w:r>
-          </w:p>
-          <w:p>
-            <w:pPr>
-              <w:spacing w:before="0" w:after="0" w:line="240" w:lineRule="auto"/>
-            </w:pPr>
-            <w:r>
-              <w:rPr>
-                <w:rFonts w:ascii="Consolas" w:hAnsi="Consolas"/>
-                <w:color w:val="000000"/>
-                <w:sz w:val="15"/>
-              </w:rPr>
-              <w:t xml:space="preserve">  pinMode(PIN_RELAY_AUX,  OUTPUT); digitalWrite(PIN_RELAY_AUX,  RLY_OFF);</w:t>
-            </w:r>
-          </w:p>
-          <w:p>
-            <w:pPr>
-              <w:spacing w:before="0" w:after="0" w:line="240" w:lineRule="auto"/>
-            </w:pPr>
-            <w:r>
-              <w:rPr>
-                <w:rFonts w:ascii="Consolas" w:hAnsi="Consolas"/>
-                <w:color w:val="000000"/>
-                <w:sz w:val="15"/>
-              </w:rPr>
-              <w:t xml:space="preserve">  pinMode(PIN_LED_GREEN,  OUTPUT);</w:t>
-            </w:r>
-          </w:p>
-          <w:p>
-            <w:pPr>
-              <w:spacing w:before="0" w:after="0" w:line="240" w:lineRule="auto"/>
-            </w:pPr>
-            <w:r>
-              <w:rPr>
-                <w:rFonts w:ascii="Consolas" w:hAnsi="Consolas"/>
-                <w:color w:val="000000"/>
-                <w:sz w:val="15"/>
-              </w:rPr>
-              <w:t xml:space="preserve">  pinMode(PIN_LED_RED,    OUTPUT);</w:t>
-            </w:r>
-          </w:p>
-          <w:p>
-            <w:pPr>
-              <w:spacing w:before="0" w:after="0" w:line="240" w:lineRule="auto"/>
-            </w:pPr>
-            <w:r>
-              <w:rPr>
-                <w:rFonts w:ascii="Consolas" w:hAnsi="Consolas"/>
-                <w:color w:val="000000"/>
-                <w:sz w:val="15"/>
-              </w:rPr>
-              <w:t xml:space="preserve">  pinMode(PIN_BTN_MANUAL, INPUT_PULLUP);</w:t>
-            </w:r>
-          </w:p>
-          <w:p>
-            <w:pPr>
-              <w:spacing w:before="0" w:after="0" w:line="240" w:lineRule="auto"/>
-            </w:pPr>
-            <w:r>
-              <w:rPr>
-                <w:rFonts w:ascii="Consolas" w:hAnsi="Consolas"/>
-                <w:color w:val="000000"/>
-                <w:sz w:val="15"/>
-              </w:rPr>
-              <w:t xml:space="preserve">  pinMode(PIN_BTN_MENU,   INPUT_PULLUP);</w:t>
-            </w:r>
-          </w:p>
-          <w:p>
-            <w:pPr>
-              <w:spacing w:before="0" w:after="0" w:line="240" w:lineRule="auto"/>
-            </w:pPr>
-            <w:r>
-              <w:rPr>
-                <w:rFonts w:ascii="Consolas" w:hAnsi="Consolas"/>
-                <w:color w:val="000000"/>
-                <w:sz w:val="15"/>
-              </w:rPr>
-              <w:t xml:space="preserve">  pinMode(PIN_BTN_SET,    INPUT_PULLUP);</w:t>
+              <w:t xml:space="preserve">    server.send(200, "application/json", "{\"success\":true}");</w:t>
+            </w:r>
+          </w:p>
+          <w:p>
+            <w:pPr>
+              <w:spacing w:before="0" w:after="0" w:line="240" w:lineRule="auto"/>
+            </w:pPr>
+            <w:r>
+              <w:rPr>
+                <w:rFonts w:ascii="Consolas" w:hAnsi="Consolas"/>
+                <w:color w:val="000000"/>
+                <w:sz w:val="15"/>
+              </w:rPr>
+              <w:t xml:space="preserve">  });</w:t>
             </w:r>
           </w:p>
           <w:p>
@@ -6811,20 +6832,72 @@
                 <w:color w:val="000000"/>
                 <w:sz w:val="15"/>
               </w:rPr>
-              <w:t xml:space="preserve">  analogReadResolution(12);</w:t>
-            </w:r>
-          </w:p>
-          <w:p>
-            <w:pPr>
-              <w:spacing w:before="0" w:after="0" w:line="240" w:lineRule="auto"/>
-            </w:pPr>
-            <w:r>
-              <w:rPr>
-                <w:rFonts w:ascii="Consolas" w:hAnsi="Consolas"/>
-                <w:color w:val="000000"/>
-                <w:sz w:val="15"/>
-              </w:rPr>
-              <w:t xml:space="preserve">  analogSetAttenuation(ADC_11db);     // full 0..3.3V input range</w:t>
+              <w:t xml:space="preserve">  server.on("/api/config", HTTP_POST, []() {</w:t>
+            </w:r>
+          </w:p>
+          <w:p>
+            <w:pPr>
+              <w:spacing w:before="0" w:after="0" w:line="240" w:lineRule="auto"/>
+            </w:pPr>
+            <w:r>
+              <w:rPr>
+                <w:rFonts w:ascii="Consolas" w:hAnsi="Consolas"/>
+                <w:color w:val="000000"/>
+                <w:sz w:val="15"/>
+              </w:rPr>
+              <w:t xml:space="preserve">    sendCORSHeaders();</w:t>
+            </w:r>
+          </w:p>
+          <w:p>
+            <w:pPr>
+              <w:spacing w:before="0" w:after="0" w:line="240" w:lineRule="auto"/>
+            </w:pPr>
+            <w:r>
+              <w:rPr>
+                <w:rFonts w:ascii="Consolas" w:hAnsi="Consolas"/>
+                <w:color w:val="000000"/>
+                <w:sz w:val="15"/>
+              </w:rPr>
+              <w:t xml:space="preserve">    if (server.hasArg("plain") == false) {</w:t>
+            </w:r>
+          </w:p>
+          <w:p>
+            <w:pPr>
+              <w:spacing w:before="0" w:after="0" w:line="240" w:lineRule="auto"/>
+            </w:pPr>
+            <w:r>
+              <w:rPr>
+                <w:rFonts w:ascii="Consolas" w:hAnsi="Consolas"/>
+                <w:color w:val="000000"/>
+                <w:sz w:val="15"/>
+              </w:rPr>
+              <w:t xml:space="preserve">      server.send(400, "application/json", "{\"success\":false,\"error\":\"Body required\"}");</w:t>
+            </w:r>
+          </w:p>
+          <w:p>
+            <w:pPr>
+              <w:spacing w:before="0" w:after="0" w:line="240" w:lineRule="auto"/>
+            </w:pPr>
+            <w:r>
+              <w:rPr>
+                <w:rFonts w:ascii="Consolas" w:hAnsi="Consolas"/>
+                <w:color w:val="000000"/>
+                <w:sz w:val="15"/>
+              </w:rPr>
+              <w:t xml:space="preserve">      return;</w:t>
+            </w:r>
+          </w:p>
+          <w:p>
+            <w:pPr>
+              <w:spacing w:before="0" w:after="0" w:line="240" w:lineRule="auto"/>
+            </w:pPr>
+            <w:r>
+              <w:rPr>
+                <w:rFonts w:ascii="Consolas" w:hAnsi="Consolas"/>
+                <w:color w:val="000000"/>
+                <w:sz w:val="15"/>
+              </w:rPr>
+              <w:t xml:space="preserve">    }</w:t>
             </w:r>
           </w:p>
           <w:p>
@@ -6850,20 +6923,72 @@
                 <w:color w:val="000000"/>
                 <w:sz w:val="15"/>
               </w:rPr>
-              <w:t xml:space="preserve">  loadSettings();</w:t>
-            </w:r>
-          </w:p>
-          <w:p>
-            <w:pPr>
-              <w:spacing w:before="0" w:after="0" w:line="240" w:lineRule="auto"/>
-            </w:pPr>
-            <w:r>
-              <w:rPr>
-                <w:rFonts w:ascii="Consolas" w:hAnsi="Consolas"/>
-                <w:color w:val="000000"/>
-                <w:sz w:val="15"/>
-              </w:rPr>
-              <w:t xml:space="preserve">  dht.begin();</w:t>
+              <w:t xml:space="preserve">    StaticJsonDocument&lt;200&gt; doc;</w:t>
+            </w:r>
+          </w:p>
+          <w:p>
+            <w:pPr>
+              <w:spacing w:before="0" w:after="0" w:line="240" w:lineRule="auto"/>
+            </w:pPr>
+            <w:r>
+              <w:rPr>
+                <w:rFonts w:ascii="Consolas" w:hAnsi="Consolas"/>
+                <w:color w:val="000000"/>
+                <w:sz w:val="15"/>
+              </w:rPr>
+              <w:t xml:space="preserve">    DeserializationError error = deserializeJson(doc, server.arg("plain"));</w:t>
+            </w:r>
+          </w:p>
+          <w:p>
+            <w:pPr>
+              <w:spacing w:before="0" w:after="0" w:line="240" w:lineRule="auto"/>
+            </w:pPr>
+            <w:r>
+              <w:rPr>
+                <w:rFonts w:ascii="Consolas" w:hAnsi="Consolas"/>
+                <w:color w:val="000000"/>
+                <w:sz w:val="15"/>
+              </w:rPr>
+              <w:t xml:space="preserve">    if (error) {</w:t>
+            </w:r>
+          </w:p>
+          <w:p>
+            <w:pPr>
+              <w:spacing w:before="0" w:after="0" w:line="240" w:lineRule="auto"/>
+            </w:pPr>
+            <w:r>
+              <w:rPr>
+                <w:rFonts w:ascii="Consolas" w:hAnsi="Consolas"/>
+                <w:color w:val="000000"/>
+                <w:sz w:val="15"/>
+              </w:rPr>
+              <w:t xml:space="preserve">      server.send(400, "application/json", "{\"success\":false,\"error\":\"Invalid JSON\"}");</w:t>
+            </w:r>
+          </w:p>
+          <w:p>
+            <w:pPr>
+              <w:spacing w:before="0" w:after="0" w:line="240" w:lineRule="auto"/>
+            </w:pPr>
+            <w:r>
+              <w:rPr>
+                <w:rFonts w:ascii="Consolas" w:hAnsi="Consolas"/>
+                <w:color w:val="000000"/>
+                <w:sz w:val="15"/>
+              </w:rPr>
+              <w:t xml:space="preserve">      return;</w:t>
+            </w:r>
+          </w:p>
+          <w:p>
+            <w:pPr>
+              <w:spacing w:before="0" w:after="0" w:line="240" w:lineRule="auto"/>
+            </w:pPr>
+            <w:r>
+              <w:rPr>
+                <w:rFonts w:ascii="Consolas" w:hAnsi="Consolas"/>
+                <w:color w:val="000000"/>
+                <w:sz w:val="15"/>
+              </w:rPr>
+              <w:t xml:space="preserve">    }</w:t>
             </w:r>
           </w:p>
           <w:p>
@@ -6889,111 +7014,33 @@
                 <w:color w:val="000000"/>
                 <w:sz w:val="15"/>
               </w:rPr>
-              <w:t xml:space="preserve">  Wire.begin(PIN_SDA, PIN_SCL);</w:t>
-            </w:r>
-          </w:p>
-          <w:p>
-            <w:pPr>
-              <w:spacing w:before="0" w:after="0" w:line="240" w:lineRule="auto"/>
-            </w:pPr>
-            <w:r>
-              <w:rPr>
-                <w:rFonts w:ascii="Consolas" w:hAnsi="Consolas"/>
-                <w:color w:val="000000"/>
-                <w:sz w:val="15"/>
-              </w:rPr>
-              <w:t xml:space="preserve">  lcd.init();</w:t>
-            </w:r>
-          </w:p>
-          <w:p>
-            <w:pPr>
-              <w:spacing w:before="0" w:after="0" w:line="240" w:lineRule="auto"/>
-            </w:pPr>
-            <w:r>
-              <w:rPr>
-                <w:rFonts w:ascii="Consolas" w:hAnsi="Consolas"/>
-                <w:color w:val="000000"/>
-                <w:sz w:val="15"/>
-              </w:rPr>
-              <w:t xml:space="preserve">  lcd.backlight();</w:t>
-            </w:r>
-          </w:p>
-          <w:p>
-            <w:pPr>
-              <w:spacing w:before="0" w:after="0" w:line="240" w:lineRule="auto"/>
-            </w:pPr>
-            <w:r>
-              <w:rPr>
-                <w:rFonts w:ascii="Consolas" w:hAnsi="Consolas"/>
-                <w:color w:val="000000"/>
-                <w:sz w:val="15"/>
-              </w:rPr>
-              <w:t xml:space="preserve">  lcd.clear();</w:t>
-            </w:r>
-          </w:p>
-          <w:p>
-            <w:pPr>
-              <w:spacing w:before="0" w:after="0" w:line="240" w:lineRule="auto"/>
-            </w:pPr>
-            <w:r>
-              <w:rPr>
-                <w:rFonts w:ascii="Consolas" w:hAnsi="Consolas"/>
-                <w:color w:val="000000"/>
-                <w:sz w:val="15"/>
-              </w:rPr>
-              <w:t xml:space="preserve">  printPadded(0, "SMART IRRIGATION");</w:t>
-            </w:r>
-          </w:p>
-          <w:p>
-            <w:pPr>
-              <w:spacing w:before="0" w:after="0" w:line="240" w:lineRule="auto"/>
-            </w:pPr>
-            <w:r>
-              <w:rPr>
-                <w:rFonts w:ascii="Consolas" w:hAnsi="Consolas"/>
-                <w:color w:val="000000"/>
-                <w:sz w:val="15"/>
-              </w:rPr>
-              <w:t xml:space="preserve">  printPadded(1, "  SYSTEM  v1.0");</w:t>
-            </w:r>
-          </w:p>
-          <w:p>
-            <w:pPr>
-              <w:spacing w:before="0" w:after="0" w:line="240" w:lineRule="auto"/>
-            </w:pPr>
-            <w:r>
-              <w:rPr>
-                <w:rFonts w:ascii="Consolas" w:hAnsi="Consolas"/>
-                <w:color w:val="000000"/>
-                <w:sz w:val="15"/>
-              </w:rPr>
-              <w:t xml:space="preserve">  printPadded(2, "starting...");</w:t>
-            </w:r>
-          </w:p>
-          <w:p>
-            <w:pPr>
-              <w:spacing w:before="0" w:after="0" w:line="240" w:lineRule="auto"/>
-            </w:pPr>
-            <w:r>
-              <w:rPr>
-                <w:rFonts w:ascii="Consolas" w:hAnsi="Consolas"/>
-                <w:color w:val="000000"/>
-                <w:sz w:val="15"/>
-              </w:rPr>
-              <w:t xml:space="preserve">  delay(1500);</w:t>
-            </w:r>
-          </w:p>
-          <w:p>
-            <w:pPr>
-              <w:spacing w:before="0" w:after="0" w:line="240" w:lineRule="auto"/>
-            </w:pPr>
-            <w:r>
-              <w:rPr>
-                <w:rFonts w:ascii="Consolas" w:hAnsi="Consolas"/>
-                <w:color w:val="000000"/>
-                <w:sz w:val="15"/>
-              </w:rPr>
-              <w:t xml:space="preserve">  lcd.clear();</w:t>
+              <w:t xml:space="preserve">    if (doc.containsKey("startThreshold")) configStartThreshold = doc["startThreshold"];</w:t>
+            </w:r>
+          </w:p>
+          <w:p>
+            <w:pPr>
+              <w:spacing w:before="0" w:after="0" w:line="240" w:lineRule="auto"/>
+            </w:pPr>
+            <w:r>
+              <w:rPr>
+                <w:rFonts w:ascii="Consolas" w:hAnsi="Consolas"/>
+                <w:color w:val="000000"/>
+                <w:sz w:val="15"/>
+              </w:rPr>
+              <w:t xml:space="preserve">    if (doc.containsKey("stopThreshold"))  configStopThreshold  = doc["stopThreshold"];</w:t>
+            </w:r>
+          </w:p>
+          <w:p>
+            <w:pPr>
+              <w:spacing w:before="0" w:after="0" w:line="240" w:lineRule="auto"/>
+            </w:pPr>
+            <w:r>
+              <w:rPr>
+                <w:rFonts w:ascii="Consolas" w:hAnsi="Consolas"/>
+                <w:color w:val="000000"/>
+                <w:sz w:val="15"/>
+              </w:rPr>
+              <w:t xml:space="preserve">    if (doc.containsKey("maxRuntimeMs"))    configMaxPumpRuntime = doc["maxRuntimeMs"].as&lt;unsigned long&gt;();</w:t>
             </w:r>
           </w:p>
           <w:p>
@@ -7019,33 +7066,111 @@
                 <w:color w:val="000000"/>
                 <w:sz w:val="15"/>
               </w:rPr>
-              <w:t xml:space="preserve">  // prime sensors</w:t>
-            </w:r>
-          </w:p>
-          <w:p>
-            <w:pPr>
-              <w:spacing w:before="0" w:after="0" w:line="240" w:lineRule="auto"/>
-            </w:pPr>
-            <w:r>
-              <w:rPr>
-                <w:rFonts w:ascii="Consolas" w:hAnsi="Consolas"/>
-                <w:color w:val="000000"/>
-                <w:sz w:val="15"/>
-              </w:rPr>
-              <w:t xml:space="preserve">  readSoil(); readLight(); readDht();</w:t>
-            </w:r>
-          </w:p>
-          <w:p>
-            <w:pPr>
-              <w:spacing w:before="0" w:after="0" w:line="240" w:lineRule="auto"/>
-            </w:pPr>
-            <w:r>
-              <w:rPr>
-                <w:rFonts w:ascii="Consolas" w:hAnsi="Consolas"/>
-                <w:color w:val="000000"/>
-                <w:sz w:val="15"/>
-              </w:rPr>
-              <w:t>}</w:t>
+              <w:t xml:space="preserve">    // Validate boundaries (clamp to sane ranges, then enforce hysteresis gap)</w:t>
+            </w:r>
+          </w:p>
+          <w:p>
+            <w:pPr>
+              <w:spacing w:before="0" w:after="0" w:line="240" w:lineRule="auto"/>
+            </w:pPr>
+            <w:r>
+              <w:rPr>
+                <w:rFonts w:ascii="Consolas" w:hAnsi="Consolas"/>
+                <w:color w:val="000000"/>
+                <w:sz w:val="15"/>
+              </w:rPr>
+              <w:t xml:space="preserve">    configStartThreshold = constrain(configStartThreshold, 0, 100);</w:t>
+            </w:r>
+          </w:p>
+          <w:p>
+            <w:pPr>
+              <w:spacing w:before="0" w:after="0" w:line="240" w:lineRule="auto"/>
+            </w:pPr>
+            <w:r>
+              <w:rPr>
+                <w:rFonts w:ascii="Consolas" w:hAnsi="Consolas"/>
+                <w:color w:val="000000"/>
+                <w:sz w:val="15"/>
+              </w:rPr>
+              <w:t xml:space="preserve">    configStopThreshold  = constrain(configStopThreshold, 0, 100);</w:t>
+            </w:r>
+          </w:p>
+          <w:p>
+            <w:pPr>
+              <w:spacing w:before="0" w:after="0" w:line="240" w:lineRule="auto"/>
+            </w:pPr>
+            <w:r>
+              <w:rPr>
+                <w:rFonts w:ascii="Consolas" w:hAnsi="Consolas"/>
+                <w:color w:val="000000"/>
+                <w:sz w:val="15"/>
+              </w:rPr>
+              <w:t xml:space="preserve">    if (configMaxPumpRuntime &lt; RUNTIME_MIN) configMaxPumpRuntime = RUNTIME_MIN;</w:t>
+            </w:r>
+          </w:p>
+          <w:p>
+            <w:pPr>
+              <w:spacing w:before="0" w:after="0" w:line="240" w:lineRule="auto"/>
+            </w:pPr>
+            <w:r>
+              <w:rPr>
+                <w:rFonts w:ascii="Consolas" w:hAnsi="Consolas"/>
+                <w:color w:val="000000"/>
+                <w:sz w:val="15"/>
+              </w:rPr>
+              <w:t xml:space="preserve">    if (configMaxPumpRuntime &gt; RUNTIME_MAX) configMaxPumpRuntime = RUNTIME_MAX;</w:t>
+            </w:r>
+          </w:p>
+          <w:p>
+            <w:pPr>
+              <w:spacing w:before="0" w:after="0" w:line="240" w:lineRule="auto"/>
+            </w:pPr>
+            <w:r>
+              <w:rPr>
+                <w:rFonts w:ascii="Consolas" w:hAnsi="Consolas"/>
+                <w:color w:val="000000"/>
+                <w:sz w:val="15"/>
+              </w:rPr>
+              <w:t xml:space="preserve">    if (configStartThreshold &gt;= configStopThreshold) {</w:t>
+            </w:r>
+          </w:p>
+          <w:p>
+            <w:pPr>
+              <w:spacing w:before="0" w:after="0" w:line="240" w:lineRule="auto"/>
+            </w:pPr>
+            <w:r>
+              <w:rPr>
+                <w:rFonts w:ascii="Consolas" w:hAnsi="Consolas"/>
+                <w:color w:val="000000"/>
+                <w:sz w:val="15"/>
+              </w:rPr>
+              <w:t xml:space="preserve">      configStartThreshold = configStopThreshold - 5; // Enforce minimum hysteresis</w:t>
+            </w:r>
+          </w:p>
+          <w:p>
+            <w:pPr>
+              <w:spacing w:before="0" w:after="0" w:line="240" w:lineRule="auto"/>
+            </w:pPr>
+            <w:r>
+              <w:rPr>
+                <w:rFonts w:ascii="Consolas" w:hAnsi="Consolas"/>
+                <w:color w:val="000000"/>
+                <w:sz w:val="15"/>
+              </w:rPr>
+              <w:t xml:space="preserve">      if (configStartThreshold &lt; 0) configStartThreshold = 0;</w:t>
+            </w:r>
+          </w:p>
+          <w:p>
+            <w:pPr>
+              <w:spacing w:before="0" w:after="0" w:line="240" w:lineRule="auto"/>
+            </w:pPr>
+            <w:r>
+              <w:rPr>
+                <w:rFonts w:ascii="Consolas" w:hAnsi="Consolas"/>
+                <w:color w:val="000000"/>
+                <w:sz w:val="15"/>
+              </w:rPr>
+              <w:t xml:space="preserve">    }</w:t>
             </w:r>
           </w:p>
           <w:p>
@@ -7071,20 +7196,20 @@
                 <w:color w:val="000000"/>
                 <w:sz w:val="15"/>
               </w:rPr>
-              <w:t>void loop() {</w:t>
-            </w:r>
-          </w:p>
-          <w:p>
-            <w:pPr>
-              <w:spacing w:before="0" w:after="0" w:line="240" w:lineRule="auto"/>
-            </w:pPr>
-            <w:r>
-              <w:rPr>
-                <w:rFonts w:ascii="Consolas" w:hAnsi="Consolas"/>
-                <w:color w:val="000000"/>
-                <w:sz w:val="15"/>
-              </w:rPr>
-              <w:t xml:space="preserve">  uint32_t now = millis();</w:t>
+              <w:t xml:space="preserve">    server.send(200, "application/json", "{\"success\":true}");</w:t>
+            </w:r>
+          </w:p>
+          <w:p>
+            <w:pPr>
+              <w:spacing w:before="0" w:after="0" w:line="240" w:lineRule="auto"/>
+            </w:pPr>
+            <w:r>
+              <w:rPr>
+                <w:rFonts w:ascii="Consolas" w:hAnsi="Consolas"/>
+                <w:color w:val="000000"/>
+                <w:sz w:val="15"/>
+              </w:rPr>
+              <w:t xml:space="preserve">  });</w:t>
             </w:r>
           </w:p>
           <w:p>
@@ -7110,176 +7235,7 @@
                 <w:color w:val="000000"/>
                 <w:sz w:val="15"/>
               </w:rPr>
-              <w:t xml:space="preserve">  if (now - tSoil &gt;= SOIL_PERIOD) { tSoil = now; readSoil(); readLight(); }</w:t>
-            </w:r>
-          </w:p>
-          <w:p>
-            <w:pPr>
-              <w:spacing w:before="0" w:after="0" w:line="240" w:lineRule="auto"/>
-            </w:pPr>
-            <w:r>
-              <w:rPr>
-                <w:rFonts w:ascii="Consolas" w:hAnsi="Consolas"/>
-                <w:color w:val="000000"/>
-                <w:sz w:val="15"/>
-              </w:rPr>
-              <w:t xml:space="preserve">  if (now - tDht  &gt;= DHT_PERIOD)  { tDht  = now; readDht(); }</w:t>
-            </w:r>
-          </w:p>
-          <w:p>
-            <w:pPr>
-              <w:spacing w:before="0" w:after="0" w:line="240" w:lineRule="auto"/>
-            </w:pPr>
-            <w:r>
-              <w:rPr>
-                <w:rFonts w:ascii="Consolas" w:hAnsi="Consolas"/>
-                <w:color w:val="000000"/>
-                <w:sz w:val="15"/>
-              </w:rPr>
-              <w:t xml:space="preserve"> </w:t>
-            </w:r>
-          </w:p>
-          <w:p>
-            <w:pPr>
-              <w:spacing w:before="0" w:after="0" w:line="240" w:lineRule="auto"/>
-            </w:pPr>
-            <w:r>
-              <w:rPr>
-                <w:rFonts w:ascii="Consolas" w:hAnsi="Consolas"/>
-                <w:color w:val="000000"/>
-                <w:sz w:val="15"/>
-              </w:rPr>
-              <w:t xml:space="preserve">  handleButtons();</w:t>
-            </w:r>
-          </w:p>
-          <w:p>
-            <w:pPr>
-              <w:spacing w:before="0" w:after="0" w:line="240" w:lineRule="auto"/>
-            </w:pPr>
-            <w:r>
-              <w:rPr>
-                <w:rFonts w:ascii="Consolas" w:hAnsi="Consolas"/>
-                <w:color w:val="000000"/>
-                <w:sz w:val="15"/>
-              </w:rPr>
-              <w:t xml:space="preserve">  updateControl();</w:t>
-            </w:r>
-          </w:p>
-          <w:p>
-            <w:pPr>
-              <w:spacing w:before="0" w:after="0" w:line="240" w:lineRule="auto"/>
-            </w:pPr>
-            <w:r>
-              <w:rPr>
-                <w:rFonts w:ascii="Consolas" w:hAnsi="Consolas"/>
-                <w:color w:val="000000"/>
-                <w:sz w:val="15"/>
-              </w:rPr>
-              <w:t xml:space="preserve">  updateLeds();</w:t>
-            </w:r>
-          </w:p>
-          <w:p>
-            <w:pPr>
-              <w:spacing w:before="0" w:after="0" w:line="240" w:lineRule="auto"/>
-            </w:pPr>
-            <w:r>
-              <w:rPr>
-                <w:rFonts w:ascii="Consolas" w:hAnsi="Consolas"/>
-                <w:color w:val="000000"/>
-                <w:sz w:val="15"/>
-              </w:rPr>
-              <w:t xml:space="preserve"> </w:t>
-            </w:r>
-          </w:p>
-          <w:p>
-            <w:pPr>
-              <w:spacing w:before="0" w:after="0" w:line="240" w:lineRule="auto"/>
-            </w:pPr>
-            <w:r>
-              <w:rPr>
-                <w:rFonts w:ascii="Consolas" w:hAnsi="Consolas"/>
-                <w:color w:val="000000"/>
-                <w:sz w:val="15"/>
-              </w:rPr>
-              <w:t xml:space="preserve">  if (now - tUi &gt;= UI_PERIOD) {</w:t>
-            </w:r>
-          </w:p>
-          <w:p>
-            <w:pPr>
-              <w:spacing w:before="0" w:after="0" w:line="240" w:lineRule="auto"/>
-            </w:pPr>
-            <w:r>
-              <w:rPr>
-                <w:rFonts w:ascii="Consolas" w:hAnsi="Consolas"/>
-                <w:color w:val="000000"/>
-                <w:sz w:val="15"/>
-              </w:rPr>
-              <w:t xml:space="preserve">    tUi = now;</w:t>
-            </w:r>
-          </w:p>
-          <w:p>
-            <w:pPr>
-              <w:spacing w:before="0" w:after="0" w:line="240" w:lineRule="auto"/>
-            </w:pPr>
-            <w:r>
-              <w:rPr>
-                <w:rFonts w:ascii="Consolas" w:hAnsi="Consolas"/>
-                <w:color w:val="000000"/>
-                <w:sz w:val="15"/>
-              </w:rPr>
-              <w:t xml:space="preserve">    renderUI();</w:t>
-            </w:r>
-          </w:p>
-          <w:p>
-            <w:pPr>
-              <w:spacing w:before="0" w:after="0" w:line="240" w:lineRule="auto"/>
-            </w:pPr>
-            <w:r>
-              <w:rPr>
-                <w:rFonts w:ascii="Consolas" w:hAnsi="Consolas"/>
-                <w:color w:val="000000"/>
-                <w:sz w:val="15"/>
-              </w:rPr>
-              <w:t xml:space="preserve">    Serial.printf("soil=%d%%(raw%d) T=%.1f H=%.0f light=%d%% pump=%d mode=%s\n",</w:t>
-            </w:r>
-          </w:p>
-          <w:p>
-            <w:pPr>
-              <w:spacing w:before="0" w:after="0" w:line="240" w:lineRule="auto"/>
-            </w:pPr>
-            <w:r>
-              <w:rPr>
-                <w:rFonts w:ascii="Consolas" w:hAnsi="Consolas"/>
-                <w:color w:val="000000"/>
-                <w:sz w:val="15"/>
-              </w:rPr>
-              <w:t xml:space="preserve">                  soilPct, soilRaw, tempC, humid, lightPct, pumpOn,</w:t>
-            </w:r>
-          </w:p>
-          <w:p>
-            <w:pPr>
-              <w:spacing w:before="0" w:after="0" w:line="240" w:lineRule="auto"/>
-            </w:pPr>
-            <w:r>
-              <w:rPr>
-                <w:rFonts w:ascii="Consolas" w:hAnsi="Consolas"/>
-                <w:color w:val="000000"/>
-                <w:sz w:val="15"/>
-              </w:rPr>
-              <w:t xml:space="preserve">                  cfg.mode == MODE_AUTO ? "AUTO" : "MAN");</w:t>
-            </w:r>
-          </w:p>
-          <w:p>
-            <w:pPr>
-              <w:spacing w:before="0" w:after="0" w:line="240" w:lineRule="auto"/>
-            </w:pPr>
-            <w:r>
-              <w:rPr>
-                <w:rFonts w:ascii="Consolas" w:hAnsi="Consolas"/>
-                <w:color w:val="000000"/>
-                <w:sz w:val="15"/>
-              </w:rPr>
-              <w:t xml:space="preserve">  }</w:t>
+              <w:t xml:space="preserve">  server.begin();</w:t>
             </w:r>
           </w:p>
           <w:p>
@@ -7330,7 +7286,7 @@
           <w:i w:val="0"/>
           <w:color w:val="000000"/>
         </w:rPr>
-        <w:t>The firmware implements the full Project 29 control scheme: automatic hysteresis-based irrigation with manual override, on-device configuration through an LCD menu, persistent settings, safety limits and sensor-fault handling. It compiles for the ESP32 Dev Module using the standard Arduino toolchain and maps directly to the components in the circuit diagram, completing the software stage of the project.</w:t>
+        <w:t>The firmware implements the full Project 29 control scheme: automatic hysteresis-based irrigation with manual override, a REST/JSON API with an installable web app for configuration and monitoring, safety limits (max run-time, chatter guard, sensor-fault handling) and input clamping. It compiles for the NodeMCU (ESP8266) using the standard Arduino toolchain and maps directly to the components in the circuit diagram, completing the software stage of the project.</w:t>
       </w:r>
     </w:p>
     <w:sectPr>
